--- a/Q2_Lectures/Hofstad_FHCC_Sermon_25.docx
+++ b/Q2_Lectures/Hofstad_FHCC_Sermon_25.docx
@@ -31,7 +31,7 @@
           <w:sz w:val="32"/>
           <w:szCs w:val="32"/>
         </w:rPr>
-        <w:t>OPERATIONAL PURITY: Genetic Reconnaissance, The Laws of Separation, and the Hazard of Improper Breeding</w:t>
+        <w:t>OPERATIONAL COHESION: The Covenant of Marriage and the Unity of the Vanguard</w:t>
       </w:r>
     </w:p>
     <w:p>
@@ -113,300 +113,294 @@
     </w:p>
     <w:p>
       <w:pPr>
-        <w:pBdr>
-          <w:top w:val="nil"/>
-          <w:left w:val="nil"/>
-          <w:bottom w:val="nil"/>
-          <w:right w:val="nil"/>
-          <w:between w:val="nil"/>
-        </w:pBdr>
-        <w:spacing w:line="275" w:lineRule="auto"/>
+        <w:rPr>
+          <w:rFonts w:ascii="Inter" w:hAnsi="Inter"/>
+          <w:b/>
+          <w:bCs/>
+        </w:rPr>
+      </w:pPr>
+      <w:r>
         <w:rPr>
           <w:rFonts w:ascii="Inter" w:eastAsia="Google Sans" w:hAnsi="Inter" w:cs="Google Sans"/>
           <w:b/>
           <w:bCs/>
         </w:rPr>
-      </w:pPr>
-      <w:r>
-        <w:rPr>
-          <w:rFonts w:ascii="Inter" w:eastAsia="Google Sans" w:hAnsi="Inter" w:cs="Google Sans"/>
+        <w:t>Readings drawn from the Institute for Scripture Research (ISR) Scriptures, Homeric Records, and Historical Texts</w:t>
+      </w:r>
+    </w:p>
+    <w:p>
+      <w:pPr>
+        <w:rPr>
+          <w:rFonts w:ascii="Inter" w:hAnsi="Inter"/>
+        </w:rPr>
+      </w:pPr>
+    </w:p>
+    <w:p>
+      <w:pPr>
+        <w:rPr>
+          <w:rFonts w:ascii="Inter" w:hAnsi="Inter"/>
+        </w:rPr>
+      </w:pPr>
+      <w:r>
+        <w:rPr>
+          <w:rFonts w:ascii="Inter" w:hAnsi="Inter"/>
+        </w:rPr>
+        <w:t>To the Fleet and Command Staff,</w:t>
+      </w:r>
+    </w:p>
+    <w:p>
+      <w:pPr>
+        <w:rPr>
+          <w:rFonts w:ascii="Inter" w:hAnsi="Inter"/>
+        </w:rPr>
+      </w:pPr>
+    </w:p>
+    <w:p>
+      <w:pPr>
+        <w:rPr>
+          <w:rFonts w:ascii="Inter" w:hAnsi="Inter"/>
+        </w:rPr>
+      </w:pPr>
+      <w:r>
+        <w:rPr>
+          <w:rFonts w:ascii="Inter" w:hAnsi="Inter"/>
+        </w:rPr>
+        <w:t>The Vanguard is not a monolithic entity; it is a unified strike force composed of diverse backgrounds, histories, and faiths. We do not just tolerate this diversity; we weaponize it. We celebrate the unity of our allied religions by stripping away the corrupted doctrines of empire-builders and returning to the most ancient, foundational bedrock of human survival: the covenant of marriage.</w:t>
+      </w:r>
+    </w:p>
+    <w:p>
+      <w:pPr>
+        <w:rPr>
+          <w:rFonts w:ascii="Inter" w:hAnsi="Inter"/>
+        </w:rPr>
+      </w:pPr>
+    </w:p>
+    <w:p>
+      <w:pPr>
+        <w:rPr>
+          <w:rFonts w:ascii="Inter" w:hAnsi="Inter"/>
+        </w:rPr>
+      </w:pPr>
+      <w:r>
+        <w:rPr>
+          <w:rFonts w:ascii="Inter" w:hAnsi="Inter"/>
+        </w:rPr>
+        <w:t>This week, we are addressing the absolute operational necessity of staying together. We are looking at the original design of the marital alliance across the ancient texts, and we are drawing a hard line against those who attempt to rewrite divine law for their own political gain.</w:t>
+      </w:r>
+    </w:p>
+    <w:p>
+      <w:pPr>
+        <w:rPr>
+          <w:rFonts w:ascii="Inter" w:hAnsi="Inter"/>
+        </w:rPr>
+      </w:pPr>
+    </w:p>
+    <w:p>
+      <w:pPr>
+        <w:rPr>
+          <w:rFonts w:ascii="Inter" w:hAnsi="Inter"/>
+        </w:rPr>
+      </w:pPr>
+    </w:p>
+    <w:p>
+      <w:pPr>
+        <w:rPr>
+          <w:rFonts w:ascii="Inter" w:hAnsi="Inter"/>
+        </w:rPr>
+      </w:pPr>
+    </w:p>
+    <w:p>
+      <w:pPr>
+        <w:rPr>
+          <w:rFonts w:ascii="Inter" w:hAnsi="Inter"/>
+        </w:rPr>
+      </w:pPr>
+    </w:p>
+    <w:p>
+      <w:pPr>
+        <w:rPr>
+          <w:rFonts w:ascii="Inter" w:hAnsi="Inter"/>
+        </w:rPr>
+      </w:pPr>
+    </w:p>
+    <w:p>
+      <w:pPr>
+        <w:rPr>
+          <w:rFonts w:ascii="Inter" w:hAnsi="Inter"/>
+        </w:rPr>
+      </w:pPr>
+    </w:p>
+    <w:p>
+      <w:pPr>
+        <w:rPr>
+          <w:rFonts w:ascii="Inter" w:hAnsi="Inter"/>
+        </w:rPr>
+      </w:pPr>
+    </w:p>
+    <w:p>
+      <w:pPr>
+        <w:rPr>
+          <w:rFonts w:ascii="Inter" w:hAnsi="Inter"/>
+        </w:rPr>
+      </w:pPr>
+    </w:p>
+    <w:p>
+      <w:pPr>
+        <w:rPr>
+          <w:rFonts w:ascii="Inter" w:hAnsi="Inter"/>
+        </w:rPr>
+      </w:pPr>
+    </w:p>
+    <w:p>
+      <w:pPr>
+        <w:rPr>
+          <w:rFonts w:ascii="Inter" w:hAnsi="Inter"/>
+        </w:rPr>
+      </w:pPr>
+    </w:p>
+    <w:p>
+      <w:pPr>
+        <w:rPr>
+          <w:rFonts w:ascii="Inter" w:hAnsi="Inter"/>
+        </w:rPr>
+      </w:pPr>
+    </w:p>
+    <w:p>
+      <w:pPr>
+        <w:rPr>
+          <w:rFonts w:ascii="Inter" w:hAnsi="Inter"/>
+        </w:rPr>
+      </w:pPr>
+    </w:p>
+    <w:p>
+      <w:pPr>
+        <w:rPr>
+          <w:rFonts w:ascii="Inter" w:hAnsi="Inter"/>
+        </w:rPr>
+      </w:pPr>
+    </w:p>
+    <w:p>
+      <w:pPr>
+        <w:rPr>
+          <w:rFonts w:ascii="Inter" w:hAnsi="Inter"/>
+        </w:rPr>
+      </w:pPr>
+    </w:p>
+    <w:p>
+      <w:pPr>
+        <w:rPr>
+          <w:rFonts w:ascii="Inter" w:hAnsi="Inter"/>
+        </w:rPr>
+      </w:pPr>
+    </w:p>
+    <w:p>
+      <w:pPr>
+        <w:rPr>
+          <w:rFonts w:ascii="Inter" w:hAnsi="Inter"/>
+        </w:rPr>
+      </w:pPr>
+    </w:p>
+    <w:p>
+      <w:pPr>
+        <w:rPr>
+          <w:rFonts w:ascii="Inter" w:hAnsi="Inter"/>
+        </w:rPr>
+      </w:pPr>
+    </w:p>
+    <w:p>
+      <w:pPr>
+        <w:rPr>
+          <w:rFonts w:ascii="Inter" w:hAnsi="Inter"/>
+        </w:rPr>
+      </w:pPr>
+    </w:p>
+    <w:p>
+      <w:pPr>
+        <w:rPr>
+          <w:rFonts w:ascii="Inter" w:hAnsi="Inter"/>
+        </w:rPr>
+      </w:pPr>
+    </w:p>
+    <w:p>
+      <w:pPr>
+        <w:rPr>
+          <w:rFonts w:ascii="Inter" w:hAnsi="Inter"/>
+        </w:rPr>
+      </w:pPr>
+    </w:p>
+    <w:p>
+      <w:pPr>
+        <w:rPr>
+          <w:rFonts w:ascii="Inter" w:hAnsi="Inter"/>
+        </w:rPr>
+      </w:pPr>
+    </w:p>
+    <w:p>
+      <w:pPr>
+        <w:rPr>
+          <w:rFonts w:ascii="Inter" w:hAnsi="Inter"/>
+        </w:rPr>
+      </w:pPr>
+    </w:p>
+    <w:p>
+      <w:pPr>
+        <w:rPr>
+          <w:rFonts w:ascii="Inter" w:hAnsi="Inter"/>
+        </w:rPr>
+      </w:pPr>
+    </w:p>
+    <w:p>
+      <w:pPr>
+        <w:rPr>
+          <w:rFonts w:ascii="Inter" w:hAnsi="Inter"/>
+        </w:rPr>
+      </w:pPr>
+    </w:p>
+    <w:p>
+      <w:pPr>
+        <w:rPr>
+          <w:rFonts w:ascii="Inter" w:hAnsi="Inter"/>
+        </w:rPr>
+      </w:pPr>
+    </w:p>
+    <w:p>
+      <w:pPr>
+        <w:rPr>
+          <w:rFonts w:ascii="Inter" w:hAnsi="Inter"/>
+        </w:rPr>
+      </w:pPr>
+    </w:p>
+    <w:p>
+      <w:pPr>
+        <w:rPr>
+          <w:rFonts w:ascii="Inter" w:hAnsi="Inter"/>
+        </w:rPr>
+      </w:pPr>
+    </w:p>
+    <w:p>
+      <w:pPr>
+        <w:rPr>
+          <w:rFonts w:ascii="Inter" w:hAnsi="Inter"/>
+        </w:rPr>
+      </w:pPr>
+    </w:p>
+    <w:p>
+      <w:pPr>
+        <w:rPr>
+          <w:rFonts w:ascii="Inter" w:hAnsi="Inter"/>
           <w:b/>
           <w:bCs/>
         </w:rPr>
-        <w:t>Readings drawn from the Institute for Scripture Research (ISR) Scriptures</w:t>
-      </w:r>
-    </w:p>
-    <w:p>
-      <w:pPr>
+      </w:pPr>
+      <w:r>
         <w:rPr>
           <w:rFonts w:ascii="Inter" w:hAnsi="Inter"/>
           <w:b/>
           <w:bCs/>
         </w:rPr>
-      </w:pPr>
-    </w:p>
-    <w:p>
-      <w:pPr>
-        <w:rPr>
-          <w:rFonts w:ascii="Inter" w:hAnsi="Inter"/>
-        </w:rPr>
-      </w:pPr>
-      <w:r>
-        <w:rPr>
-          <w:rFonts w:ascii="Inter" w:hAnsi="Inter"/>
-        </w:rPr>
-        <w:t>To the Fleet and Command Staff,</w:t>
-      </w:r>
-    </w:p>
-    <w:p>
-      <w:pPr>
-        <w:rPr>
-          <w:rFonts w:ascii="Inter" w:hAnsi="Inter"/>
-        </w:rPr>
-      </w:pPr>
-    </w:p>
-    <w:p>
-      <w:pPr>
-        <w:rPr>
-          <w:rFonts w:ascii="Inter" w:hAnsi="Inter"/>
-        </w:rPr>
-      </w:pPr>
-      <w:r>
-        <w:rPr>
-          <w:rFonts w:ascii="Inter" w:hAnsi="Inter"/>
-        </w:rPr>
-        <w:t>Last week, we established the operational necessity of building the brigade and securing the future of the Vanguard. But mass production without quality control is a recipe for a catastrophic structural failure. You do not reinforce a steel hull with compromised alloys.</w:t>
-      </w:r>
-    </w:p>
-    <w:p>
-      <w:pPr>
-        <w:rPr>
-          <w:rFonts w:ascii="Inter" w:hAnsi="Inter"/>
-        </w:rPr>
-      </w:pPr>
-      <w:r>
-        <w:rPr>
-          <w:rFonts w:ascii="Inter" w:hAnsi="Inter"/>
-        </w:rPr>
-        <w:t>This week, we are issuing the directives on operational purity and the strict, unyielding laws against improper breeding. We are addressing the necessity of genetic reconnaissance, the absolute prohibition of incestuous unions, and the destructive fallout of weaponizing sex for immoral purposes.</w:t>
-      </w:r>
-    </w:p>
-    <w:p>
-      <w:pPr>
-        <w:rPr>
-          <w:rFonts w:ascii="Inter" w:hAnsi="Inter"/>
-        </w:rPr>
-      </w:pPr>
-    </w:p>
-    <w:p>
-      <w:pPr>
-        <w:rPr>
-          <w:rFonts w:ascii="Inter" w:hAnsi="Inter"/>
-        </w:rPr>
-      </w:pPr>
-    </w:p>
-    <w:p>
-      <w:pPr>
-        <w:rPr>
-          <w:rFonts w:ascii="Inter" w:hAnsi="Inter"/>
-        </w:rPr>
-      </w:pPr>
-    </w:p>
-    <w:p>
-      <w:pPr>
-        <w:rPr>
-          <w:rFonts w:ascii="Inter" w:hAnsi="Inter"/>
-        </w:rPr>
-      </w:pPr>
-    </w:p>
-    <w:p>
-      <w:pPr>
-        <w:rPr>
-          <w:rFonts w:ascii="Inter" w:hAnsi="Inter"/>
-        </w:rPr>
-      </w:pPr>
-    </w:p>
-    <w:p>
-      <w:pPr>
-        <w:rPr>
-          <w:rFonts w:ascii="Inter" w:hAnsi="Inter"/>
-        </w:rPr>
-      </w:pPr>
-    </w:p>
-    <w:p>
-      <w:pPr>
-        <w:rPr>
-          <w:rFonts w:ascii="Inter" w:hAnsi="Inter"/>
-        </w:rPr>
-      </w:pPr>
-    </w:p>
-    <w:p>
-      <w:pPr>
-        <w:rPr>
-          <w:rFonts w:ascii="Inter" w:hAnsi="Inter"/>
-        </w:rPr>
-      </w:pPr>
-    </w:p>
-    <w:p>
-      <w:pPr>
-        <w:rPr>
-          <w:rFonts w:ascii="Inter" w:hAnsi="Inter"/>
-        </w:rPr>
-      </w:pPr>
-    </w:p>
-    <w:p>
-      <w:pPr>
-        <w:rPr>
-          <w:rFonts w:ascii="Inter" w:hAnsi="Inter"/>
-        </w:rPr>
-      </w:pPr>
-    </w:p>
-    <w:p>
-      <w:pPr>
-        <w:rPr>
-          <w:rFonts w:ascii="Inter" w:hAnsi="Inter"/>
-        </w:rPr>
-      </w:pPr>
-    </w:p>
-    <w:p>
-      <w:pPr>
-        <w:rPr>
-          <w:rFonts w:ascii="Inter" w:hAnsi="Inter"/>
-        </w:rPr>
-      </w:pPr>
-    </w:p>
-    <w:p>
-      <w:pPr>
-        <w:rPr>
-          <w:rFonts w:ascii="Inter" w:hAnsi="Inter"/>
-        </w:rPr>
-      </w:pPr>
-    </w:p>
-    <w:p>
-      <w:pPr>
-        <w:rPr>
-          <w:rFonts w:ascii="Inter" w:hAnsi="Inter"/>
-        </w:rPr>
-      </w:pPr>
-    </w:p>
-    <w:p>
-      <w:pPr>
-        <w:rPr>
-          <w:rFonts w:ascii="Inter" w:hAnsi="Inter"/>
-        </w:rPr>
-      </w:pPr>
-    </w:p>
-    <w:p>
-      <w:pPr>
-        <w:rPr>
-          <w:rFonts w:ascii="Inter" w:hAnsi="Inter"/>
-        </w:rPr>
-      </w:pPr>
-    </w:p>
-    <w:p>
-      <w:pPr>
-        <w:rPr>
-          <w:rFonts w:ascii="Inter" w:hAnsi="Inter"/>
-        </w:rPr>
-      </w:pPr>
-    </w:p>
-    <w:p>
-      <w:pPr>
-        <w:rPr>
-          <w:rFonts w:ascii="Inter" w:hAnsi="Inter"/>
-        </w:rPr>
-      </w:pPr>
-    </w:p>
-    <w:p>
-      <w:pPr>
-        <w:rPr>
-          <w:rFonts w:ascii="Inter" w:hAnsi="Inter"/>
-        </w:rPr>
-      </w:pPr>
-    </w:p>
-    <w:p>
-      <w:pPr>
-        <w:rPr>
-          <w:rFonts w:ascii="Inter" w:hAnsi="Inter"/>
-        </w:rPr>
-      </w:pPr>
-    </w:p>
-    <w:p>
-      <w:pPr>
-        <w:rPr>
-          <w:rFonts w:ascii="Inter" w:hAnsi="Inter"/>
-        </w:rPr>
-      </w:pPr>
-    </w:p>
-    <w:p>
-      <w:pPr>
-        <w:rPr>
-          <w:rFonts w:ascii="Inter" w:hAnsi="Inter"/>
-        </w:rPr>
-      </w:pPr>
-    </w:p>
-    <w:p>
-      <w:pPr>
-        <w:rPr>
-          <w:rFonts w:ascii="Inter" w:hAnsi="Inter"/>
-        </w:rPr>
-      </w:pPr>
-    </w:p>
-    <w:p>
-      <w:pPr>
-        <w:rPr>
-          <w:rFonts w:ascii="Inter" w:hAnsi="Inter"/>
-        </w:rPr>
-      </w:pPr>
-    </w:p>
-    <w:p>
-      <w:pPr>
-        <w:rPr>
-          <w:rFonts w:ascii="Inter" w:hAnsi="Inter"/>
-        </w:rPr>
-      </w:pPr>
-    </w:p>
-    <w:p>
-      <w:pPr>
-        <w:rPr>
-          <w:rFonts w:ascii="Inter" w:hAnsi="Inter"/>
-        </w:rPr>
-      </w:pPr>
-    </w:p>
-    <w:p>
-      <w:pPr>
-        <w:rPr>
-          <w:rFonts w:ascii="Inter" w:hAnsi="Inter"/>
-        </w:rPr>
-      </w:pPr>
-    </w:p>
-    <w:p>
-      <w:pPr>
-        <w:rPr>
-          <w:rFonts w:ascii="Inter" w:hAnsi="Inter"/>
-        </w:rPr>
-      </w:pPr>
-    </w:p>
-    <w:p>
-      <w:pPr>
-        <w:rPr>
-          <w:rFonts w:ascii="Inter" w:hAnsi="Inter"/>
-        </w:rPr>
-      </w:pPr>
-    </w:p>
-    <w:p>
-      <w:pPr>
-        <w:rPr>
-          <w:rFonts w:ascii="Inter" w:hAnsi="Inter"/>
-        </w:rPr>
-      </w:pPr>
-    </w:p>
-    <w:p>
-      <w:pPr>
-        <w:rPr>
-          <w:rFonts w:ascii="Inter" w:hAnsi="Inter"/>
-        </w:rPr>
-      </w:pPr>
+        <w:lastRenderedPageBreak/>
+        <w:t>PART I: The Ancient Alliance and the ISR Mandate</w:t>
+      </w:r>
     </w:p>
     <w:p>
       <w:pPr>
@@ -416,326 +410,353 @@
           <w:bCs/>
         </w:rPr>
       </w:pPr>
+    </w:p>
+    <w:p>
+      <w:pPr>
+        <w:rPr>
+          <w:rFonts w:ascii="Inter" w:hAnsi="Inter"/>
+        </w:rPr>
+      </w:pPr>
+      <w:r>
+        <w:rPr>
+          <w:rFonts w:ascii="Inter" w:hAnsi="Inter"/>
+        </w:rPr>
+        <w:t>Marriage was not designed as a temporary emotional contract; it was engineered as the ultimate survival mechanism. The earliest concrete evidence of marriage in human history traces back to ancient Mesopotamia around 2350 B.C. It was forged to create unbreakable tribal alliances, secure resources, and build a foundation capable of withstanding external threats.</w:t>
+      </w:r>
+    </w:p>
+    <w:p>
+      <w:pPr>
+        <w:rPr>
+          <w:rFonts w:ascii="Inter" w:hAnsi="Inter"/>
+        </w:rPr>
+      </w:pPr>
+    </w:p>
+    <w:p>
+      <w:pPr>
+        <w:rPr>
+          <w:rFonts w:ascii="Inter" w:hAnsi="Inter"/>
+        </w:rPr>
+      </w:pPr>
+      <w:r>
+        <w:rPr>
+          <w:rFonts w:ascii="Inter" w:hAnsi="Inter"/>
+        </w:rPr>
+        <w:t xml:space="preserve">The </w:t>
+      </w:r>
+      <w:r>
+        <w:rPr>
+          <w:rFonts w:ascii="Inter" w:hAnsi="Inter"/>
+          <w:i/>
+          <w:iCs/>
+        </w:rPr>
+        <w:t>ISR Scriptures</w:t>
+      </w:r>
+      <w:r>
+        <w:rPr>
+          <w:rFonts w:ascii="Inter" w:hAnsi="Inter"/>
+        </w:rPr>
+        <w:t xml:space="preserve"> establish this as the primary design of the Creator. The command is explicit: </w:t>
+      </w:r>
+      <w:r>
+        <w:rPr>
+          <w:rFonts w:ascii="Inter" w:hAnsi="Inter"/>
+          <w:i/>
+          <w:iCs/>
+        </w:rPr>
+        <w:t>"Therefore a man shall leave his father and mother and cleave to his wife, and they shall become one flesh"</w:t>
+      </w:r>
+      <w:r>
+        <w:rPr>
+          <w:rFonts w:ascii="Inter" w:hAnsi="Inter"/>
+        </w:rPr>
+        <w:t xml:space="preserve"> </w:t>
+      </w:r>
       <w:r>
         <w:rPr>
           <w:rFonts w:ascii="Inter" w:hAnsi="Inter"/>
           <w:b/>
           <w:bCs/>
         </w:rPr>
-        <w:lastRenderedPageBreak/>
-        <w:t>PART I: Genetic Reconnaissance and the Shapeshifter Threat</w:t>
-      </w:r>
-    </w:p>
-    <w:p>
-      <w:pPr>
+        <w:t>(Genesis 2:24)</w:t>
+      </w:r>
+      <w:r>
+        <w:rPr>
+          <w:rFonts w:ascii="Inter" w:hAnsi="Inter"/>
+        </w:rPr>
+        <w:t>.</w:t>
+      </w:r>
+    </w:p>
+    <w:p>
+      <w:pPr>
+        <w:rPr>
+          <w:rFonts w:ascii="Inter" w:hAnsi="Inter"/>
+        </w:rPr>
+      </w:pPr>
+    </w:p>
+    <w:p>
+      <w:pPr>
+        <w:rPr>
+          <w:rFonts w:ascii="Inter" w:hAnsi="Inter"/>
+        </w:rPr>
+      </w:pPr>
+      <w:r>
+        <w:rPr>
+          <w:rFonts w:ascii="Inter" w:hAnsi="Inter"/>
+        </w:rPr>
+        <w:t xml:space="preserve">When you marry, you fuse two separate logistical lines into a single, fortified unit. The Supreme Commander Yahushua (Jesus) reinforced this operational permanence: </w:t>
+      </w:r>
+      <w:r>
+        <w:rPr>
+          <w:rFonts w:ascii="Inter" w:hAnsi="Inter"/>
+          <w:i/>
+          <w:iCs/>
+        </w:rPr>
+        <w:t>"Therefore, what Elohim has joined together, let man not separate"</w:t>
+      </w:r>
+      <w:r>
+        <w:rPr>
+          <w:rFonts w:ascii="Inter" w:hAnsi="Inter"/>
+        </w:rPr>
+        <w:t xml:space="preserve"> </w:t>
+      </w:r>
+      <w:r>
         <w:rPr>
           <w:rFonts w:ascii="Inter" w:hAnsi="Inter"/>
           <w:b/>
           <w:bCs/>
         </w:rPr>
-      </w:pPr>
-    </w:p>
-    <w:p>
-      <w:pPr>
-        <w:rPr>
-          <w:rFonts w:ascii="Inter" w:hAnsi="Inter"/>
-        </w:rPr>
-      </w:pPr>
-      <w:r>
-        <w:rPr>
-          <w:rFonts w:ascii="Inter" w:hAnsi="Inter"/>
-        </w:rPr>
-        <w:t xml:space="preserve">Before two operatives </w:t>
-      </w:r>
-      <w:proofErr w:type="gramStart"/>
-      <w:r>
-        <w:rPr>
-          <w:rFonts w:ascii="Inter" w:hAnsi="Inter"/>
-        </w:rPr>
-        <w:t>authorize</w:t>
-      </w:r>
-      <w:proofErr w:type="gramEnd"/>
-      <w:r>
-        <w:rPr>
-          <w:rFonts w:ascii="Inter" w:hAnsi="Inter"/>
-        </w:rPr>
-        <w:t xml:space="preserve"> a permanent merger to build a family unit, thorough intelligence gathering is a mandatory requirement. You must know exactly who you are bringing into the camp.</w:t>
-      </w:r>
-    </w:p>
-    <w:p>
-      <w:pPr>
-        <w:rPr>
-          <w:rFonts w:ascii="Inter" w:hAnsi="Inter"/>
-        </w:rPr>
-      </w:pPr>
-    </w:p>
-    <w:p>
-      <w:pPr>
-        <w:rPr>
-          <w:rFonts w:ascii="Inter" w:hAnsi="Inter"/>
-        </w:rPr>
-      </w:pPr>
-      <w:r>
-        <w:rPr>
-          <w:rFonts w:ascii="Inter" w:hAnsi="Inter"/>
-        </w:rPr>
-        <w:t>The theater of operations is filled with deception. You will encounter individuals who obscure their lineage, hide their backgrounds, or act as shapeshifters—presenting a false identity to bypass your perimeter defenses. You must execute strict reconnaissance to verify their origins.</w:t>
-      </w:r>
-    </w:p>
-    <w:p>
-      <w:pPr>
-        <w:rPr>
-          <w:rFonts w:ascii="Inter" w:hAnsi="Inter"/>
-        </w:rPr>
-      </w:pPr>
-    </w:p>
-    <w:p>
-      <w:pPr>
-        <w:rPr>
-          <w:rFonts w:ascii="Inter" w:hAnsi="Inter"/>
-        </w:rPr>
-      </w:pPr>
-      <w:r>
-        <w:rPr>
-          <w:rFonts w:ascii="Inter" w:hAnsi="Inter"/>
-        </w:rPr>
-        <w:t>It is a critical error to bypass this protocol and align with someone who mirrors your own family structure too closely. The Vanguard requires diversity of strength, not the recycling of the same genetic material. If you fail to verify the lineage of your counterpart, you risk stepping into the hazard of inbreeding. A lack of situational awareness is never an acceptable defense for compromising the genetic and spiritual integrity of your bloodline.</w:t>
-      </w:r>
-    </w:p>
-    <w:p>
-      <w:pPr>
-        <w:rPr>
-          <w:rFonts w:ascii="Inter" w:hAnsi="Inter"/>
-        </w:rPr>
-      </w:pPr>
-    </w:p>
-    <w:p>
-      <w:pPr>
-        <w:rPr>
-          <w:rFonts w:ascii="Inter" w:hAnsi="Inter"/>
-        </w:rPr>
-      </w:pPr>
-    </w:p>
-    <w:p>
-      <w:pPr>
-        <w:rPr>
-          <w:rFonts w:ascii="Inter" w:hAnsi="Inter"/>
-        </w:rPr>
-      </w:pPr>
-    </w:p>
-    <w:p>
-      <w:pPr>
-        <w:rPr>
-          <w:rFonts w:ascii="Inter" w:hAnsi="Inter"/>
-        </w:rPr>
-      </w:pPr>
-    </w:p>
-    <w:p>
-      <w:pPr>
-        <w:rPr>
-          <w:rFonts w:ascii="Inter" w:hAnsi="Inter"/>
-        </w:rPr>
-      </w:pPr>
-    </w:p>
-    <w:p>
-      <w:pPr>
-        <w:rPr>
-          <w:rFonts w:ascii="Inter" w:hAnsi="Inter"/>
-        </w:rPr>
-      </w:pPr>
-    </w:p>
-    <w:p>
-      <w:pPr>
-        <w:rPr>
-          <w:rFonts w:ascii="Inter" w:hAnsi="Inter"/>
-        </w:rPr>
-      </w:pPr>
-    </w:p>
-    <w:p>
-      <w:pPr>
-        <w:rPr>
-          <w:rFonts w:ascii="Inter" w:hAnsi="Inter"/>
-        </w:rPr>
-      </w:pPr>
-    </w:p>
-    <w:p>
-      <w:pPr>
-        <w:rPr>
-          <w:rFonts w:ascii="Inter" w:hAnsi="Inter"/>
-        </w:rPr>
-      </w:pPr>
-    </w:p>
-    <w:p>
-      <w:pPr>
-        <w:rPr>
-          <w:rFonts w:ascii="Inter" w:hAnsi="Inter"/>
-        </w:rPr>
-      </w:pPr>
-    </w:p>
-    <w:p>
-      <w:pPr>
-        <w:rPr>
-          <w:rFonts w:ascii="Inter" w:hAnsi="Inter"/>
-        </w:rPr>
-      </w:pPr>
-    </w:p>
-    <w:p>
-      <w:pPr>
-        <w:rPr>
-          <w:rFonts w:ascii="Inter" w:hAnsi="Inter"/>
-        </w:rPr>
-      </w:pPr>
-    </w:p>
-    <w:p>
-      <w:pPr>
-        <w:rPr>
-          <w:rFonts w:ascii="Inter" w:hAnsi="Inter"/>
-        </w:rPr>
-      </w:pPr>
-    </w:p>
-    <w:p>
-      <w:pPr>
-        <w:rPr>
-          <w:rFonts w:ascii="Inter" w:hAnsi="Inter"/>
-        </w:rPr>
-      </w:pPr>
-    </w:p>
-    <w:p>
-      <w:pPr>
-        <w:rPr>
-          <w:rFonts w:ascii="Inter" w:hAnsi="Inter"/>
-        </w:rPr>
-      </w:pPr>
-    </w:p>
-    <w:p>
-      <w:pPr>
-        <w:rPr>
-          <w:rFonts w:ascii="Inter" w:hAnsi="Inter"/>
-        </w:rPr>
-      </w:pPr>
-    </w:p>
-    <w:p>
-      <w:pPr>
-        <w:rPr>
-          <w:rFonts w:ascii="Inter" w:hAnsi="Inter"/>
-        </w:rPr>
-      </w:pPr>
-    </w:p>
-    <w:p>
-      <w:pPr>
-        <w:rPr>
-          <w:rFonts w:ascii="Inter" w:hAnsi="Inter"/>
-        </w:rPr>
-      </w:pPr>
-    </w:p>
-    <w:p>
-      <w:pPr>
-        <w:rPr>
-          <w:rFonts w:ascii="Inter" w:hAnsi="Inter"/>
-        </w:rPr>
-      </w:pPr>
-    </w:p>
-    <w:p>
-      <w:pPr>
-        <w:rPr>
-          <w:rFonts w:ascii="Inter" w:hAnsi="Inter"/>
-        </w:rPr>
-      </w:pPr>
-    </w:p>
-    <w:p>
-      <w:pPr>
-        <w:rPr>
-          <w:rFonts w:ascii="Inter" w:hAnsi="Inter"/>
-        </w:rPr>
-      </w:pPr>
-    </w:p>
-    <w:p>
-      <w:pPr>
-        <w:rPr>
-          <w:rFonts w:ascii="Inter" w:hAnsi="Inter"/>
-        </w:rPr>
-      </w:pPr>
-    </w:p>
-    <w:p>
-      <w:pPr>
-        <w:rPr>
-          <w:rFonts w:ascii="Inter" w:hAnsi="Inter"/>
-        </w:rPr>
-      </w:pPr>
-    </w:p>
-    <w:p>
-      <w:pPr>
-        <w:rPr>
-          <w:rFonts w:ascii="Inter" w:hAnsi="Inter"/>
-        </w:rPr>
-      </w:pPr>
-    </w:p>
-    <w:p>
-      <w:pPr>
-        <w:rPr>
-          <w:rFonts w:ascii="Inter" w:hAnsi="Inter"/>
-        </w:rPr>
-      </w:pPr>
-    </w:p>
-    <w:p>
-      <w:pPr>
-        <w:rPr>
-          <w:rFonts w:ascii="Inter" w:hAnsi="Inter"/>
-        </w:rPr>
-      </w:pPr>
-    </w:p>
-    <w:p>
-      <w:pPr>
-        <w:rPr>
-          <w:rFonts w:ascii="Inter" w:hAnsi="Inter"/>
-        </w:rPr>
-      </w:pPr>
-    </w:p>
-    <w:p>
-      <w:pPr>
-        <w:rPr>
-          <w:rFonts w:ascii="Inter" w:hAnsi="Inter"/>
-        </w:rPr>
-      </w:pPr>
-    </w:p>
-    <w:p>
-      <w:pPr>
-        <w:rPr>
-          <w:rFonts w:ascii="Inter" w:hAnsi="Inter"/>
-        </w:rPr>
-      </w:pPr>
-    </w:p>
-    <w:p>
-      <w:pPr>
-        <w:rPr>
-          <w:rFonts w:ascii="Inter" w:hAnsi="Inter"/>
-        </w:rPr>
-      </w:pPr>
-    </w:p>
-    <w:p>
-      <w:pPr>
-        <w:rPr>
-          <w:rFonts w:ascii="Inter" w:hAnsi="Inter"/>
-        </w:rPr>
-      </w:pPr>
-    </w:p>
-    <w:p>
-      <w:pPr>
+        <w:t>(Matthew 19:6)</w:t>
+      </w:r>
+      <w:r>
+        <w:rPr>
+          <w:rFonts w:ascii="Inter" w:hAnsi="Inter"/>
+        </w:rPr>
+        <w:t xml:space="preserve">. The Apostle Paul issued the direct order that a husband and wife must not abandon the post or separate from one another </w:t>
+      </w:r>
+      <w:r>
         <w:rPr>
           <w:rFonts w:ascii="Inter" w:hAnsi="Inter"/>
           <w:b/>
           <w:bCs/>
         </w:rPr>
-      </w:pPr>
+        <w:t>(1 Corinthians 7:10-11)</w:t>
+      </w:r>
+      <w:r>
+        <w:rPr>
+          <w:rFonts w:ascii="Inter" w:hAnsi="Inter"/>
+        </w:rPr>
+        <w:t xml:space="preserve">. The structure is built to last, to the extent that ancient military law dictated a newlywed man was exempt from deployment for one full year, solely to stay home and build the foundation of his household </w:t>
+      </w:r>
       <w:r>
         <w:rPr>
           <w:rFonts w:ascii="Inter" w:hAnsi="Inter"/>
           <w:b/>
           <w:bCs/>
         </w:rPr>
-        <w:lastRenderedPageBreak/>
-        <w:t>PART II: The Tactical Disaster of Improper Breeding</w:t>
-      </w:r>
+        <w:t>(Deuteronomy 24:5)</w:t>
+      </w:r>
+      <w:r>
+        <w:rPr>
+          <w:rFonts w:ascii="Inter" w:hAnsi="Inter"/>
+        </w:rPr>
+        <w:t>.</w:t>
+      </w:r>
+    </w:p>
+    <w:p>
+      <w:pPr>
+        <w:rPr>
+          <w:rFonts w:ascii="Inter" w:hAnsi="Inter"/>
+        </w:rPr>
+      </w:pPr>
+    </w:p>
+    <w:p>
+      <w:pPr>
+        <w:rPr>
+          <w:rFonts w:ascii="Inter" w:hAnsi="Inter"/>
+        </w:rPr>
+      </w:pPr>
+    </w:p>
+    <w:p>
+      <w:pPr>
+        <w:rPr>
+          <w:rFonts w:ascii="Inter" w:hAnsi="Inter"/>
+        </w:rPr>
+      </w:pPr>
+    </w:p>
+    <w:p>
+      <w:pPr>
+        <w:rPr>
+          <w:rFonts w:ascii="Inter" w:hAnsi="Inter"/>
+        </w:rPr>
+      </w:pPr>
+    </w:p>
+    <w:p>
+      <w:pPr>
+        <w:rPr>
+          <w:rFonts w:ascii="Inter" w:hAnsi="Inter"/>
+        </w:rPr>
+      </w:pPr>
+    </w:p>
+    <w:p>
+      <w:pPr>
+        <w:rPr>
+          <w:rFonts w:ascii="Inter" w:hAnsi="Inter"/>
+        </w:rPr>
+      </w:pPr>
+    </w:p>
+    <w:p>
+      <w:pPr>
+        <w:rPr>
+          <w:rFonts w:ascii="Inter" w:hAnsi="Inter"/>
+        </w:rPr>
+      </w:pPr>
+    </w:p>
+    <w:p>
+      <w:pPr>
+        <w:rPr>
+          <w:rFonts w:ascii="Inter" w:hAnsi="Inter"/>
+        </w:rPr>
+      </w:pPr>
+    </w:p>
+    <w:p>
+      <w:pPr>
+        <w:rPr>
+          <w:rFonts w:ascii="Inter" w:hAnsi="Inter"/>
+        </w:rPr>
+      </w:pPr>
+    </w:p>
+    <w:p>
+      <w:pPr>
+        <w:rPr>
+          <w:rFonts w:ascii="Inter" w:hAnsi="Inter"/>
+        </w:rPr>
+      </w:pPr>
+    </w:p>
+    <w:p>
+      <w:pPr>
+        <w:rPr>
+          <w:rFonts w:ascii="Inter" w:hAnsi="Inter"/>
+        </w:rPr>
+      </w:pPr>
+    </w:p>
+    <w:p>
+      <w:pPr>
+        <w:rPr>
+          <w:rFonts w:ascii="Inter" w:hAnsi="Inter"/>
+        </w:rPr>
+      </w:pPr>
+    </w:p>
+    <w:p>
+      <w:pPr>
+        <w:rPr>
+          <w:rFonts w:ascii="Inter" w:hAnsi="Inter"/>
+        </w:rPr>
+      </w:pPr>
+    </w:p>
+    <w:p>
+      <w:pPr>
+        <w:rPr>
+          <w:rFonts w:ascii="Inter" w:hAnsi="Inter"/>
+        </w:rPr>
+      </w:pPr>
+    </w:p>
+    <w:p>
+      <w:pPr>
+        <w:rPr>
+          <w:rFonts w:ascii="Inter" w:hAnsi="Inter"/>
+        </w:rPr>
+      </w:pPr>
+    </w:p>
+    <w:p>
+      <w:pPr>
+        <w:rPr>
+          <w:rFonts w:ascii="Inter" w:hAnsi="Inter"/>
+        </w:rPr>
+      </w:pPr>
+    </w:p>
+    <w:p>
+      <w:pPr>
+        <w:rPr>
+          <w:rFonts w:ascii="Inter" w:hAnsi="Inter"/>
+        </w:rPr>
+      </w:pPr>
+    </w:p>
+    <w:p>
+      <w:pPr>
+        <w:rPr>
+          <w:rFonts w:ascii="Inter" w:hAnsi="Inter"/>
+        </w:rPr>
+      </w:pPr>
+    </w:p>
+    <w:p>
+      <w:pPr>
+        <w:rPr>
+          <w:rFonts w:ascii="Inter" w:hAnsi="Inter"/>
+        </w:rPr>
+      </w:pPr>
+    </w:p>
+    <w:p>
+      <w:pPr>
+        <w:rPr>
+          <w:rFonts w:ascii="Inter" w:hAnsi="Inter"/>
+        </w:rPr>
+      </w:pPr>
+    </w:p>
+    <w:p>
+      <w:pPr>
+        <w:rPr>
+          <w:rFonts w:ascii="Inter" w:hAnsi="Inter"/>
+        </w:rPr>
+      </w:pPr>
+    </w:p>
+    <w:p>
+      <w:pPr>
+        <w:rPr>
+          <w:rFonts w:ascii="Inter" w:hAnsi="Inter"/>
+        </w:rPr>
+      </w:pPr>
+    </w:p>
+    <w:p>
+      <w:pPr>
+        <w:rPr>
+          <w:rFonts w:ascii="Inter" w:hAnsi="Inter"/>
+        </w:rPr>
+      </w:pPr>
+    </w:p>
+    <w:p>
+      <w:pPr>
+        <w:rPr>
+          <w:rFonts w:ascii="Inter" w:hAnsi="Inter"/>
+        </w:rPr>
+      </w:pPr>
+    </w:p>
+    <w:p>
+      <w:pPr>
+        <w:rPr>
+          <w:rFonts w:ascii="Inter" w:hAnsi="Inter"/>
+        </w:rPr>
+      </w:pPr>
+    </w:p>
+    <w:p>
+      <w:pPr>
+        <w:rPr>
+          <w:rFonts w:ascii="Inter" w:hAnsi="Inter"/>
+        </w:rPr>
+      </w:pPr>
+    </w:p>
+    <w:p>
+      <w:pPr>
+        <w:rPr>
+          <w:rFonts w:ascii="Inter" w:hAnsi="Inter"/>
+        </w:rPr>
+      </w:pPr>
+    </w:p>
+    <w:p>
+      <w:pPr>
+        <w:rPr>
+          <w:rFonts w:ascii="Inter" w:hAnsi="Inter"/>
+        </w:rPr>
+      </w:pPr>
     </w:p>
     <w:p>
       <w:pPr>
@@ -745,18 +766,46 @@
           <w:bCs/>
         </w:rPr>
       </w:pPr>
-    </w:p>
-    <w:p>
-      <w:pPr>
-        <w:rPr>
-          <w:rFonts w:ascii="Inter" w:hAnsi="Inter"/>
-        </w:rPr>
-      </w:pPr>
-      <w:r>
-        <w:rPr>
-          <w:rFonts w:ascii="Inter" w:hAnsi="Inter"/>
-        </w:rPr>
-        <w:t xml:space="preserve">The </w:t>
+      <w:r>
+        <w:rPr>
+          <w:rFonts w:ascii="Inter" w:hAnsi="Inter"/>
+          <w:b/>
+          <w:bCs/>
+        </w:rPr>
+        <w:lastRenderedPageBreak/>
+        <w:t xml:space="preserve">PART II: The Homeric Standard of </w:t>
+      </w:r>
+      <w:proofErr w:type="spellStart"/>
+      <w:r>
+        <w:rPr>
+          <w:rFonts w:ascii="Inter" w:hAnsi="Inter"/>
+          <w:b/>
+          <w:bCs/>
+        </w:rPr>
+        <w:t>Likemindedness</w:t>
+      </w:r>
+      <w:proofErr w:type="spellEnd"/>
+    </w:p>
+    <w:p>
+      <w:pPr>
+        <w:rPr>
+          <w:rFonts w:ascii="Inter" w:hAnsi="Inter"/>
+          <w:b/>
+          <w:bCs/>
+        </w:rPr>
+      </w:pPr>
+    </w:p>
+    <w:p>
+      <w:pPr>
+        <w:rPr>
+          <w:rFonts w:ascii="Inter" w:hAnsi="Inter"/>
+        </w:rPr>
+      </w:pPr>
+      <w:r>
+        <w:rPr>
+          <w:rFonts w:ascii="Inter" w:hAnsi="Inter"/>
+        </w:rPr>
+        <w:t xml:space="preserve">We see this exact same survival architecture in the Genesis-era historical records of Homer. In the </w:t>
       </w:r>
       <w:r>
         <w:rPr>
@@ -764,67 +813,391 @@
           <w:i/>
           <w:iCs/>
         </w:rPr>
-        <w:t>ISR Scriptures</w:t>
-      </w:r>
-      <w:r>
-        <w:rPr>
-          <w:rFonts w:ascii="Inter" w:hAnsi="Inter"/>
-        </w:rPr>
-        <w:t xml:space="preserve"> provide explicit historical after-action reports on the chaos caused by improper breeding and the violation of marital boundaries.</w:t>
-      </w:r>
-    </w:p>
-    <w:p>
-      <w:pPr>
-        <w:rPr>
-          <w:rFonts w:ascii="Inter" w:hAnsi="Inter"/>
-        </w:rPr>
-      </w:pPr>
-    </w:p>
-    <w:p>
-      <w:pPr>
-        <w:rPr>
-          <w:rFonts w:ascii="Inter" w:hAnsi="Inter"/>
-        </w:rPr>
-      </w:pPr>
-      <w:r>
-        <w:rPr>
-          <w:rFonts w:ascii="Inter" w:hAnsi="Inter"/>
-        </w:rPr>
-        <w:t xml:space="preserve">Look at the operational record of Jacob (Israel) in </w:t>
-      </w:r>
-      <w:r>
+        <w:t>Iliad</w:t>
+      </w:r>
+      <w:r>
+        <w:rPr>
+          <w:rFonts w:ascii="Inter" w:hAnsi="Inter"/>
+        </w:rPr>
+        <w:t xml:space="preserve"> and the </w:t>
+      </w:r>
+      <w:r>
+        <w:rPr>
+          <w:rFonts w:ascii="Inter" w:hAnsi="Inter"/>
+          <w:i/>
+          <w:iCs/>
+        </w:rPr>
+        <w:t>Odyssey</w:t>
+      </w:r>
+      <w:r>
+        <w:rPr>
+          <w:rFonts w:ascii="Inter" w:hAnsi="Inter"/>
+        </w:rPr>
+        <w:t>, staying together is not just a romantic ideal; it is a daily act of heroic endurance.</w:t>
+      </w:r>
+    </w:p>
+    <w:p>
+      <w:pPr>
+        <w:rPr>
+          <w:rFonts w:ascii="Inter" w:hAnsi="Inter"/>
+        </w:rPr>
+      </w:pPr>
+    </w:p>
+    <w:p>
+      <w:pPr>
+        <w:rPr>
+          <w:rFonts w:ascii="Inter" w:hAnsi="Inter"/>
+          <w:i/>
+          <w:iCs/>
+        </w:rPr>
+      </w:pPr>
+      <w:r>
+        <w:rPr>
+          <w:rFonts w:ascii="Inter" w:hAnsi="Inter"/>
+        </w:rPr>
+        <w:t xml:space="preserve">The Homeric standard for a successful marriage is </w:t>
+      </w:r>
+      <w:proofErr w:type="spellStart"/>
+      <w:r>
+        <w:rPr>
+          <w:rFonts w:ascii="Inter" w:hAnsi="Inter"/>
+          <w:i/>
+          <w:iCs/>
+        </w:rPr>
+        <w:t>homophrosune</w:t>
+      </w:r>
+      <w:proofErr w:type="spellEnd"/>
+      <w:r>
+        <w:rPr>
+          <w:rFonts w:ascii="Inter" w:hAnsi="Inter"/>
+        </w:rPr>
+        <w:t xml:space="preserve">—absolute </w:t>
+      </w:r>
+      <w:proofErr w:type="spellStart"/>
+      <w:r>
+        <w:rPr>
+          <w:rFonts w:ascii="Inter" w:hAnsi="Inter"/>
+        </w:rPr>
+        <w:t>likemindedness</w:t>
+      </w:r>
+      <w:proofErr w:type="spellEnd"/>
+      <w:r>
+        <w:rPr>
+          <w:rFonts w:ascii="Inter" w:hAnsi="Inter"/>
+        </w:rPr>
+        <w:t xml:space="preserve"> and strategic alignment. Odysseus declares that there is nothing more formidable than a husband and wife keeping house as one, </w:t>
+      </w:r>
+      <w:r>
+        <w:rPr>
+          <w:rFonts w:ascii="Inter" w:hAnsi="Inter"/>
+          <w:i/>
+          <w:iCs/>
+        </w:rPr>
+        <w:t>"confounding their enemies and delighting their friends."</w:t>
+      </w:r>
+    </w:p>
+    <w:p>
+      <w:pPr>
+        <w:rPr>
+          <w:rFonts w:ascii="Inter" w:hAnsi="Inter"/>
+        </w:rPr>
+      </w:pPr>
+    </w:p>
+    <w:p>
+      <w:pPr>
+        <w:rPr>
+          <w:rFonts w:ascii="Inter" w:hAnsi="Inter"/>
+        </w:rPr>
+      </w:pPr>
+      <w:r>
+        <w:rPr>
+          <w:rFonts w:ascii="Inter" w:hAnsi="Inter"/>
+        </w:rPr>
+        <w:t>When you face a twenty-year siege, when the enemy surrounds your perimeter, you survive because your partner holds the line. Penelope’s steadfast fidelity is the ultimate symbol of this resilience. Their marital bed was literally carved into the trunk of a living, rooted olive tree. It could not be moved. It could not be uprooted. That is the standard of the Vanguard. You build your alliance into the bedrock, and you do not move.</w:t>
+      </w:r>
+    </w:p>
+    <w:p>
+      <w:pPr>
+        <w:rPr>
+          <w:rFonts w:ascii="Inter" w:hAnsi="Inter"/>
+        </w:rPr>
+      </w:pPr>
+    </w:p>
+    <w:p>
+      <w:pPr>
+        <w:rPr>
+          <w:rFonts w:ascii="Inter" w:hAnsi="Inter"/>
+        </w:rPr>
+      </w:pPr>
+    </w:p>
+    <w:p>
+      <w:pPr>
+        <w:rPr>
+          <w:rFonts w:ascii="Inter" w:hAnsi="Inter"/>
+        </w:rPr>
+      </w:pPr>
+    </w:p>
+    <w:p>
+      <w:pPr>
+        <w:rPr>
+          <w:rFonts w:ascii="Inter" w:hAnsi="Inter"/>
+        </w:rPr>
+      </w:pPr>
+    </w:p>
+    <w:p>
+      <w:pPr>
+        <w:rPr>
+          <w:rFonts w:ascii="Inter" w:hAnsi="Inter"/>
+        </w:rPr>
+      </w:pPr>
+    </w:p>
+    <w:p>
+      <w:pPr>
+        <w:rPr>
+          <w:rFonts w:ascii="Inter" w:hAnsi="Inter"/>
+        </w:rPr>
+      </w:pPr>
+    </w:p>
+    <w:p>
+      <w:pPr>
+        <w:rPr>
+          <w:rFonts w:ascii="Inter" w:hAnsi="Inter"/>
+        </w:rPr>
+      </w:pPr>
+    </w:p>
+    <w:p>
+      <w:pPr>
+        <w:rPr>
+          <w:rFonts w:ascii="Inter" w:hAnsi="Inter"/>
+        </w:rPr>
+      </w:pPr>
+    </w:p>
+    <w:p>
+      <w:pPr>
+        <w:rPr>
+          <w:rFonts w:ascii="Inter" w:hAnsi="Inter"/>
+        </w:rPr>
+      </w:pPr>
+    </w:p>
+    <w:p>
+      <w:pPr>
+        <w:rPr>
+          <w:rFonts w:ascii="Inter" w:hAnsi="Inter"/>
+        </w:rPr>
+      </w:pPr>
+    </w:p>
+    <w:p>
+      <w:pPr>
+        <w:rPr>
+          <w:rFonts w:ascii="Inter" w:hAnsi="Inter"/>
+        </w:rPr>
+      </w:pPr>
+    </w:p>
+    <w:p>
+      <w:pPr>
+        <w:rPr>
+          <w:rFonts w:ascii="Inter" w:hAnsi="Inter"/>
+        </w:rPr>
+      </w:pPr>
+    </w:p>
+    <w:p>
+      <w:pPr>
+        <w:rPr>
+          <w:rFonts w:ascii="Inter" w:hAnsi="Inter"/>
+        </w:rPr>
+      </w:pPr>
+    </w:p>
+    <w:p>
+      <w:pPr>
+        <w:rPr>
+          <w:rFonts w:ascii="Inter" w:hAnsi="Inter"/>
+        </w:rPr>
+      </w:pPr>
+    </w:p>
+    <w:p>
+      <w:pPr>
+        <w:rPr>
+          <w:rFonts w:ascii="Inter" w:hAnsi="Inter"/>
+        </w:rPr>
+      </w:pPr>
+    </w:p>
+    <w:p>
+      <w:pPr>
+        <w:rPr>
+          <w:rFonts w:ascii="Inter" w:hAnsi="Inter"/>
+        </w:rPr>
+      </w:pPr>
+    </w:p>
+    <w:p>
+      <w:pPr>
+        <w:rPr>
+          <w:rFonts w:ascii="Inter" w:hAnsi="Inter"/>
+        </w:rPr>
+      </w:pPr>
+    </w:p>
+    <w:p>
+      <w:pPr>
+        <w:rPr>
+          <w:rFonts w:ascii="Inter" w:hAnsi="Inter"/>
+        </w:rPr>
+      </w:pPr>
+    </w:p>
+    <w:p>
+      <w:pPr>
+        <w:rPr>
+          <w:rFonts w:ascii="Inter" w:hAnsi="Inter"/>
+        </w:rPr>
+      </w:pPr>
+    </w:p>
+    <w:p>
+      <w:pPr>
+        <w:rPr>
+          <w:rFonts w:ascii="Inter" w:hAnsi="Inter"/>
+        </w:rPr>
+      </w:pPr>
+    </w:p>
+    <w:p>
+      <w:pPr>
+        <w:rPr>
+          <w:rFonts w:ascii="Inter" w:hAnsi="Inter"/>
+        </w:rPr>
+      </w:pPr>
+    </w:p>
+    <w:p>
+      <w:pPr>
+        <w:rPr>
+          <w:rFonts w:ascii="Inter" w:hAnsi="Inter"/>
+        </w:rPr>
+      </w:pPr>
+    </w:p>
+    <w:p>
+      <w:pPr>
+        <w:rPr>
+          <w:rFonts w:ascii="Inter" w:hAnsi="Inter"/>
+        </w:rPr>
+      </w:pPr>
+    </w:p>
+    <w:p>
+      <w:pPr>
+        <w:rPr>
+          <w:rFonts w:ascii="Inter" w:hAnsi="Inter"/>
+        </w:rPr>
+      </w:pPr>
+    </w:p>
+    <w:p>
+      <w:pPr>
+        <w:rPr>
+          <w:rFonts w:ascii="Inter" w:hAnsi="Inter"/>
+        </w:rPr>
+      </w:pPr>
+    </w:p>
+    <w:p>
+      <w:pPr>
+        <w:rPr>
+          <w:rFonts w:ascii="Inter" w:hAnsi="Inter"/>
+        </w:rPr>
+      </w:pPr>
+    </w:p>
+    <w:p>
+      <w:pPr>
+        <w:rPr>
+          <w:rFonts w:ascii="Inter" w:hAnsi="Inter"/>
+        </w:rPr>
+      </w:pPr>
+    </w:p>
+    <w:p>
+      <w:pPr>
+        <w:rPr>
+          <w:rFonts w:ascii="Inter" w:hAnsi="Inter"/>
+        </w:rPr>
+      </w:pPr>
+    </w:p>
+    <w:p>
+      <w:pPr>
+        <w:rPr>
+          <w:rFonts w:ascii="Inter" w:hAnsi="Inter"/>
+        </w:rPr>
+      </w:pPr>
+    </w:p>
+    <w:p>
+      <w:pPr>
+        <w:rPr>
+          <w:rFonts w:ascii="Inter" w:hAnsi="Inter"/>
+        </w:rPr>
+      </w:pPr>
+    </w:p>
+    <w:p>
+      <w:pPr>
+        <w:rPr>
+          <w:rFonts w:ascii="Inter" w:hAnsi="Inter"/>
+        </w:rPr>
+      </w:pPr>
+    </w:p>
+    <w:p>
+      <w:pPr>
+        <w:rPr>
+          <w:rFonts w:ascii="Inter" w:hAnsi="Inter"/>
+        </w:rPr>
+      </w:pPr>
+    </w:p>
+    <w:p>
+      <w:pPr>
         <w:rPr>
           <w:rFonts w:ascii="Inter" w:hAnsi="Inter"/>
           <w:b/>
           <w:bCs/>
         </w:rPr>
-        <w:t>Genesis 29</w:t>
-      </w:r>
-      <w:r>
-        <w:rPr>
-          <w:rFonts w:ascii="Inter" w:hAnsi="Inter"/>
-        </w:rPr>
-        <w:t>. He failed to maintain control of the engagement and was deceived by Laban, a master manipulator. Jacob desired the younger sister, Rachel, but was tricked into merging with the older sister, Leah, first. By pursuing both, he introduced deep, generational strife and polygamous conflict into the very foundation of his camp. The ensuing sister rivalry and internal warfare crippled the cohesion of his family structure.</w:t>
-      </w:r>
-    </w:p>
-    <w:p>
-      <w:pPr>
-        <w:rPr>
-          <w:rFonts w:ascii="Inter" w:hAnsi="Inter"/>
-        </w:rPr>
-      </w:pPr>
-    </w:p>
-    <w:p>
-      <w:pPr>
-        <w:rPr>
-          <w:rFonts w:ascii="Inter" w:hAnsi="Inter"/>
-        </w:rPr>
-      </w:pPr>
-      <w:r>
-        <w:rPr>
-          <w:rFonts w:ascii="Inter" w:hAnsi="Inter"/>
-        </w:rPr>
-        <w:t xml:space="preserve">The Commander demands absolute separation of distinct elements to maintain purity. This is reflected in the physical laws given to the Vanguard: </w:t>
+      </w:pPr>
+      <w:r>
+        <w:rPr>
+          <w:rFonts w:ascii="Inter" w:hAnsi="Inter"/>
+          <w:b/>
+          <w:bCs/>
+        </w:rPr>
+        <w:lastRenderedPageBreak/>
+        <w:t>PART III: The True Quranic Mandate vs. Imperial Corruption</w:t>
+      </w:r>
+    </w:p>
+    <w:p>
+      <w:pPr>
+        <w:rPr>
+          <w:rFonts w:ascii="Inter" w:hAnsi="Inter"/>
+          <w:b/>
+          <w:bCs/>
+        </w:rPr>
+      </w:pPr>
+    </w:p>
+    <w:p>
+      <w:pPr>
+        <w:rPr>
+          <w:rFonts w:ascii="Inter" w:hAnsi="Inter"/>
+        </w:rPr>
+      </w:pPr>
+      <w:r>
+        <w:rPr>
+          <w:rFonts w:ascii="Inter" w:hAnsi="Inter"/>
+        </w:rPr>
+        <w:t>As we celebrate the unity of our faiths, we must also recognize and protect the integrity of the ancient texts from those who seek to manipulate them.</w:t>
+      </w:r>
+    </w:p>
+    <w:p>
+      <w:pPr>
+        <w:rPr>
+          <w:rFonts w:ascii="Inter" w:hAnsi="Inter"/>
+        </w:rPr>
+      </w:pPr>
+    </w:p>
+    <w:p>
+      <w:pPr>
+        <w:rPr>
+          <w:rFonts w:ascii="Inter" w:hAnsi="Inter"/>
+        </w:rPr>
+      </w:pPr>
+      <w:r>
+        <w:rPr>
+          <w:rFonts w:ascii="Inter" w:hAnsi="Inter"/>
+        </w:rPr>
+        <w:t>When we examine the original, pre-Napoleonic history of the Quran, we see strict, groundbreaking reforms designed to protect the family structure. The original texts banned the oppressive inheritance of wives, prohibited forced marriages, demanded absolute mutual consent, and required that the nuptial gift (</w:t>
       </w:r>
       <w:r>
         <w:rPr>
@@ -832,310 +1205,681 @@
           <w:i/>
           <w:iCs/>
         </w:rPr>
-        <w:t>"Do not let your livestock mate with another kind. Do not sow your field with mixed seed. And do not put a garment woven of two sorts of thread upon you"</w:t>
-      </w:r>
-      <w:r>
-        <w:rPr>
-          <w:rFonts w:ascii="Inter" w:hAnsi="Inter"/>
-        </w:rPr>
-        <w:t xml:space="preserve"> </w:t>
-      </w:r>
-      <w:r>
+        <w:t>mahr</w:t>
+      </w:r>
+      <w:r>
+        <w:rPr>
+          <w:rFonts w:ascii="Inter" w:hAnsi="Inter"/>
+        </w:rPr>
+        <w:t>) be given directly to the bride to ensure her protection and autonomy.</w:t>
+      </w:r>
+    </w:p>
+    <w:p>
+      <w:pPr>
+        <w:rPr>
+          <w:rFonts w:ascii="Inter" w:hAnsi="Inter"/>
+        </w:rPr>
+      </w:pPr>
+    </w:p>
+    <w:p>
+      <w:pPr>
+        <w:rPr>
+          <w:rFonts w:ascii="Inter" w:hAnsi="Inter"/>
+          <w:i/>
+          <w:iCs/>
+        </w:rPr>
+      </w:pPr>
+      <w:r>
+        <w:rPr>
+          <w:rFonts w:ascii="Inter" w:hAnsi="Inter"/>
+        </w:rPr>
+        <w:t xml:space="preserve">But history is filled with arrogant men who attempt to hijack religion to build their own empires. Napoleon Bonaparte, reflecting on his bloody campaigns in the East, famously boasted in his memoirs: </w:t>
+      </w:r>
+      <w:r>
+        <w:rPr>
+          <w:rFonts w:ascii="Inter" w:hAnsi="Inter"/>
+          <w:i/>
+          <w:iCs/>
+        </w:rPr>
+        <w:t>"I saw myself founding a religion, marching into Asia, riding an elephant, a turban on my head and in my hand the new Koran that I would have composed to suit my needs."</w:t>
+      </w:r>
+    </w:p>
+    <w:p>
+      <w:pPr>
+        <w:rPr>
+          <w:rFonts w:ascii="Inter" w:hAnsi="Inter"/>
+        </w:rPr>
+      </w:pPr>
+    </w:p>
+    <w:p>
+      <w:pPr>
+        <w:rPr>
+          <w:rFonts w:ascii="Inter" w:hAnsi="Inter"/>
+        </w:rPr>
+      </w:pPr>
+      <w:r>
+        <w:rPr>
+          <w:rFonts w:ascii="Inter" w:hAnsi="Inter"/>
+        </w:rPr>
+        <w:t xml:space="preserve">We know exactly what happens when tyrants and pirates attempt to rewrite the rules of engagement to suit their needs. The United States Marine Corps was forged in the fire of North Africa, marching 600 miles across the desert to Derna to slaughter the forces that kidnapped the crew of the </w:t>
+      </w:r>
+      <w:r>
+        <w:rPr>
+          <w:rFonts w:ascii="Inter" w:hAnsi="Inter"/>
+          <w:i/>
+          <w:iCs/>
+        </w:rPr>
+        <w:t>USS Philadelphia</w:t>
+      </w:r>
+      <w:r>
+        <w:rPr>
+          <w:rFonts w:ascii="Inter" w:hAnsi="Inter"/>
+        </w:rPr>
+        <w:t>. We do not glorify the commanders who attack our ships, and we absolutely do not accept their corrupted, self-serving rewrites of divine law.</w:t>
+      </w:r>
+    </w:p>
+    <w:p>
+      <w:pPr>
+        <w:rPr>
+          <w:rFonts w:ascii="Inter" w:hAnsi="Inter"/>
+        </w:rPr>
+      </w:pPr>
+    </w:p>
+    <w:p>
+      <w:pPr>
+        <w:rPr>
+          <w:rFonts w:ascii="Inter" w:hAnsi="Inter"/>
+        </w:rPr>
+      </w:pPr>
+      <w:r>
+        <w:rPr>
+          <w:rFonts w:ascii="Inter" w:hAnsi="Inter"/>
+        </w:rPr>
+        <w:t>We reject the imperial manipulation of religion. We honor the original, untainted demand for mutual respect, consent, and the protection of the marital covenant found across all our allied faiths.</w:t>
+      </w:r>
+    </w:p>
+    <w:p>
+      <w:pPr>
+        <w:rPr>
+          <w:rFonts w:ascii="Inter" w:hAnsi="Inter"/>
+        </w:rPr>
+      </w:pPr>
+    </w:p>
+    <w:p>
+      <w:pPr>
+        <w:rPr>
+          <w:rFonts w:ascii="Inter" w:hAnsi="Inter"/>
+        </w:rPr>
+      </w:pPr>
+    </w:p>
+    <w:p>
+      <w:pPr>
+        <w:rPr>
+          <w:rFonts w:ascii="Inter" w:hAnsi="Inter"/>
+        </w:rPr>
+      </w:pPr>
+    </w:p>
+    <w:p>
+      <w:pPr>
+        <w:rPr>
+          <w:rFonts w:ascii="Inter" w:hAnsi="Inter"/>
+        </w:rPr>
+      </w:pPr>
+    </w:p>
+    <w:p>
+      <w:pPr>
+        <w:rPr>
+          <w:rFonts w:ascii="Inter" w:hAnsi="Inter"/>
+        </w:rPr>
+      </w:pPr>
+    </w:p>
+    <w:p>
+      <w:pPr>
+        <w:rPr>
+          <w:rFonts w:ascii="Inter" w:hAnsi="Inter"/>
+        </w:rPr>
+      </w:pPr>
+    </w:p>
+    <w:p>
+      <w:pPr>
+        <w:rPr>
+          <w:rFonts w:ascii="Inter" w:hAnsi="Inter"/>
+        </w:rPr>
+      </w:pPr>
+    </w:p>
+    <w:p>
+      <w:pPr>
+        <w:rPr>
+          <w:rFonts w:ascii="Inter" w:hAnsi="Inter"/>
+        </w:rPr>
+      </w:pPr>
+    </w:p>
+    <w:p>
+      <w:pPr>
+        <w:rPr>
+          <w:rFonts w:ascii="Inter" w:hAnsi="Inter"/>
+        </w:rPr>
+      </w:pPr>
+    </w:p>
+    <w:p>
+      <w:pPr>
+        <w:rPr>
+          <w:rFonts w:ascii="Inter" w:hAnsi="Inter"/>
+        </w:rPr>
+      </w:pPr>
+    </w:p>
+    <w:p>
+      <w:pPr>
+        <w:rPr>
+          <w:rFonts w:ascii="Inter" w:hAnsi="Inter"/>
+        </w:rPr>
+      </w:pPr>
+    </w:p>
+    <w:p>
+      <w:pPr>
+        <w:rPr>
+          <w:rFonts w:ascii="Inter" w:hAnsi="Inter"/>
+        </w:rPr>
+      </w:pPr>
+    </w:p>
+    <w:p>
+      <w:pPr>
+        <w:rPr>
+          <w:rFonts w:ascii="Inter" w:hAnsi="Inter"/>
+        </w:rPr>
+      </w:pPr>
+    </w:p>
+    <w:p>
+      <w:pPr>
+        <w:rPr>
+          <w:rFonts w:ascii="Inter" w:hAnsi="Inter"/>
+        </w:rPr>
+      </w:pPr>
+    </w:p>
+    <w:p>
+      <w:pPr>
+        <w:rPr>
+          <w:rFonts w:ascii="Inter" w:hAnsi="Inter"/>
+        </w:rPr>
+      </w:pPr>
+    </w:p>
+    <w:p>
+      <w:pPr>
+        <w:rPr>
+          <w:rFonts w:ascii="Inter" w:hAnsi="Inter"/>
+        </w:rPr>
+      </w:pPr>
+    </w:p>
+    <w:p>
+      <w:pPr>
+        <w:rPr>
+          <w:rFonts w:ascii="Inter" w:hAnsi="Inter"/>
+        </w:rPr>
+      </w:pPr>
+    </w:p>
+    <w:p>
+      <w:pPr>
+        <w:rPr>
+          <w:rFonts w:ascii="Inter" w:hAnsi="Inter"/>
+        </w:rPr>
+      </w:pPr>
+    </w:p>
+    <w:p>
+      <w:pPr>
+        <w:rPr>
+          <w:rFonts w:ascii="Inter" w:hAnsi="Inter"/>
+        </w:rPr>
+      </w:pPr>
+    </w:p>
+    <w:p>
+      <w:pPr>
+        <w:rPr>
+          <w:rFonts w:ascii="Inter" w:hAnsi="Inter"/>
+        </w:rPr>
+      </w:pPr>
+    </w:p>
+    <w:p>
+      <w:pPr>
+        <w:rPr>
+          <w:rFonts w:ascii="Inter" w:hAnsi="Inter"/>
+        </w:rPr>
+      </w:pPr>
+    </w:p>
+    <w:p>
+      <w:pPr>
         <w:rPr>
           <w:rFonts w:ascii="Inter" w:hAnsi="Inter"/>
           <w:b/>
           <w:bCs/>
         </w:rPr>
-        <w:t>(Leviticus 19:19; Deuteronomy 22:9)</w:t>
-      </w:r>
-      <w:r>
-        <w:rPr>
-          <w:rFonts w:ascii="Inter" w:hAnsi="Inter"/>
-        </w:rPr>
-        <w:t>.</w:t>
-      </w:r>
-    </w:p>
-    <w:p>
-      <w:pPr>
-        <w:rPr>
-          <w:rFonts w:ascii="Inter" w:hAnsi="Inter"/>
-        </w:rPr>
-      </w:pPr>
-    </w:p>
-    <w:p>
-      <w:pPr>
-        <w:rPr>
-          <w:rFonts w:ascii="Inter" w:hAnsi="Inter"/>
-        </w:rPr>
-      </w:pPr>
-      <w:r>
-        <w:rPr>
-          <w:rFonts w:ascii="Inter" w:hAnsi="Inter"/>
-        </w:rPr>
-        <w:t>These agricultural and material regulations are physical metaphors for a higher spiritual and genetic law: do not mix what the Creator has explicitly ordered to remain separate.</w:t>
-      </w:r>
-    </w:p>
-    <w:p>
-      <w:pPr>
-        <w:rPr>
-          <w:rFonts w:ascii="Inter" w:hAnsi="Inter"/>
-        </w:rPr>
-      </w:pPr>
-    </w:p>
-    <w:p>
-      <w:pPr>
-        <w:rPr>
-          <w:rFonts w:ascii="Inter" w:hAnsi="Inter"/>
-        </w:rPr>
-      </w:pPr>
-    </w:p>
-    <w:p>
-      <w:pPr>
-        <w:rPr>
-          <w:rFonts w:ascii="Inter" w:hAnsi="Inter"/>
-        </w:rPr>
-      </w:pPr>
-    </w:p>
-    <w:p>
-      <w:pPr>
-        <w:rPr>
-          <w:rFonts w:ascii="Inter" w:hAnsi="Inter"/>
-        </w:rPr>
-      </w:pPr>
-    </w:p>
-    <w:p>
-      <w:pPr>
-        <w:rPr>
-          <w:rFonts w:ascii="Inter" w:hAnsi="Inter"/>
-        </w:rPr>
-      </w:pPr>
-    </w:p>
-    <w:p>
-      <w:pPr>
-        <w:rPr>
-          <w:rFonts w:ascii="Inter" w:hAnsi="Inter"/>
-        </w:rPr>
-      </w:pPr>
-    </w:p>
-    <w:p>
-      <w:pPr>
-        <w:rPr>
-          <w:rFonts w:ascii="Inter" w:hAnsi="Inter"/>
-        </w:rPr>
-      </w:pPr>
-    </w:p>
-    <w:p>
-      <w:pPr>
-        <w:rPr>
-          <w:rFonts w:ascii="Inter" w:hAnsi="Inter"/>
-        </w:rPr>
-      </w:pPr>
-    </w:p>
-    <w:p>
-      <w:pPr>
-        <w:rPr>
-          <w:rFonts w:ascii="Inter" w:hAnsi="Inter"/>
-        </w:rPr>
-      </w:pPr>
-    </w:p>
-    <w:p>
-      <w:pPr>
-        <w:rPr>
-          <w:rFonts w:ascii="Inter" w:hAnsi="Inter"/>
-        </w:rPr>
-      </w:pPr>
-    </w:p>
-    <w:p>
-      <w:pPr>
-        <w:rPr>
-          <w:rFonts w:ascii="Inter" w:hAnsi="Inter"/>
-        </w:rPr>
-      </w:pPr>
-    </w:p>
-    <w:p>
-      <w:pPr>
-        <w:rPr>
-          <w:rFonts w:ascii="Inter" w:hAnsi="Inter"/>
-        </w:rPr>
-      </w:pPr>
-    </w:p>
-    <w:p>
-      <w:pPr>
-        <w:rPr>
-          <w:rFonts w:ascii="Inter" w:hAnsi="Inter"/>
-        </w:rPr>
-      </w:pPr>
-    </w:p>
-    <w:p>
-      <w:pPr>
-        <w:rPr>
-          <w:rFonts w:ascii="Inter" w:hAnsi="Inter"/>
-        </w:rPr>
-      </w:pPr>
-    </w:p>
-    <w:p>
-      <w:pPr>
-        <w:rPr>
-          <w:rFonts w:ascii="Inter" w:hAnsi="Inter"/>
-        </w:rPr>
-      </w:pPr>
-    </w:p>
-    <w:p>
-      <w:pPr>
-        <w:rPr>
-          <w:rFonts w:ascii="Inter" w:hAnsi="Inter"/>
-        </w:rPr>
-      </w:pPr>
-    </w:p>
-    <w:p>
-      <w:pPr>
-        <w:rPr>
-          <w:rFonts w:ascii="Inter" w:hAnsi="Inter"/>
-        </w:rPr>
-      </w:pPr>
-    </w:p>
-    <w:p>
-      <w:pPr>
-        <w:rPr>
-          <w:rFonts w:ascii="Inter" w:hAnsi="Inter"/>
-        </w:rPr>
-      </w:pPr>
-    </w:p>
-    <w:p>
-      <w:pPr>
-        <w:rPr>
-          <w:rFonts w:ascii="Inter" w:hAnsi="Inter"/>
-        </w:rPr>
-      </w:pPr>
-    </w:p>
-    <w:p>
-      <w:pPr>
-        <w:rPr>
-          <w:rFonts w:ascii="Inter" w:hAnsi="Inter"/>
-        </w:rPr>
-      </w:pPr>
-    </w:p>
-    <w:p>
-      <w:pPr>
-        <w:rPr>
-          <w:rFonts w:ascii="Inter" w:hAnsi="Inter"/>
-        </w:rPr>
-      </w:pPr>
-    </w:p>
-    <w:p>
-      <w:pPr>
-        <w:rPr>
-          <w:rFonts w:ascii="Inter" w:hAnsi="Inter"/>
-        </w:rPr>
-      </w:pPr>
-    </w:p>
-    <w:p>
-      <w:pPr>
-        <w:rPr>
-          <w:rFonts w:ascii="Inter" w:hAnsi="Inter"/>
-        </w:rPr>
-      </w:pPr>
-    </w:p>
-    <w:p>
-      <w:pPr>
-        <w:rPr>
-          <w:rFonts w:ascii="Inter" w:hAnsi="Inter"/>
-        </w:rPr>
-      </w:pPr>
-    </w:p>
-    <w:p>
-      <w:pPr>
-        <w:rPr>
-          <w:rFonts w:ascii="Inter" w:hAnsi="Inter"/>
-        </w:rPr>
-      </w:pPr>
-    </w:p>
-    <w:p>
-      <w:pPr>
-        <w:rPr>
-          <w:rFonts w:ascii="Inter" w:hAnsi="Inter"/>
-        </w:rPr>
-      </w:pPr>
-    </w:p>
-    <w:p>
-      <w:pPr>
-        <w:rPr>
-          <w:rFonts w:ascii="Inter" w:hAnsi="Inter"/>
-        </w:rPr>
-      </w:pPr>
-    </w:p>
-    <w:p>
-      <w:pPr>
-        <w:rPr>
-          <w:rFonts w:ascii="Inter" w:hAnsi="Inter"/>
-        </w:rPr>
-      </w:pPr>
-    </w:p>
-    <w:p>
-      <w:pPr>
-        <w:rPr>
-          <w:rFonts w:ascii="Inter" w:hAnsi="Inter"/>
-        </w:rPr>
-      </w:pPr>
-    </w:p>
-    <w:p>
-      <w:pPr>
+      </w:pPr>
+      <w:r>
         <w:rPr>
           <w:rFonts w:ascii="Inter" w:hAnsi="Inter"/>
           <w:b/>
           <w:bCs/>
         </w:rPr>
-      </w:pPr>
-      <w:r>
+        <w:lastRenderedPageBreak/>
+        <w:t>PART IV: Hold the Line</w:t>
+      </w:r>
+    </w:p>
+    <w:p>
+      <w:pPr>
         <w:rPr>
           <w:rFonts w:ascii="Inter" w:hAnsi="Inter"/>
           <w:b/>
           <w:bCs/>
         </w:rPr>
-        <w:lastRenderedPageBreak/>
-        <w:t>PART III: The Penalty for Structural Incest</w:t>
-      </w:r>
-    </w:p>
-    <w:p>
-      <w:pPr>
+      </w:pPr>
+    </w:p>
+    <w:p>
+      <w:pPr>
+        <w:rPr>
+          <w:rFonts w:ascii="Inter" w:hAnsi="Inter"/>
+        </w:rPr>
+      </w:pPr>
+      <w:r>
+        <w:rPr>
+          <w:rFonts w:ascii="Inter" w:hAnsi="Inter"/>
+        </w:rPr>
+        <w:t xml:space="preserve">Your marriage is the most critical structure you will ever build. It is the allegory used in the </w:t>
+      </w:r>
+      <w:r>
+        <w:rPr>
+          <w:rFonts w:ascii="Inter" w:hAnsi="Inter"/>
+          <w:i/>
+          <w:iCs/>
+        </w:rPr>
+        <w:t>ISR Scriptures</w:t>
+      </w:r>
+      <w:r>
+        <w:rPr>
+          <w:rFonts w:ascii="Inter" w:hAnsi="Inter"/>
+        </w:rPr>
+        <w:t xml:space="preserve"> to describe the relationship between the Creator and His people—a bond of sacrificial love, where the husband nourishes and cherishes the wife, and the wife respects and supports the husband </w:t>
+      </w:r>
+      <w:r>
         <w:rPr>
           <w:rFonts w:ascii="Inter" w:hAnsi="Inter"/>
           <w:b/>
           <w:bCs/>
         </w:rPr>
-      </w:pPr>
-    </w:p>
-    <w:p>
-      <w:pPr>
-        <w:rPr>
-          <w:rFonts w:ascii="Inter" w:hAnsi="Inter"/>
-        </w:rPr>
-      </w:pPr>
-      <w:r>
-        <w:rPr>
-          <w:rFonts w:ascii="Inter" w:hAnsi="Inter"/>
-        </w:rPr>
-        <w:t>When the laws of separation are violated through incest, the scriptures treat it as a lethal breach of the community’s hull.</w:t>
-      </w:r>
-    </w:p>
-    <w:p>
-      <w:pPr>
-        <w:rPr>
-          <w:rFonts w:ascii="Inter" w:hAnsi="Inter"/>
-        </w:rPr>
-      </w:pPr>
-    </w:p>
-    <w:p>
-      <w:pPr>
-        <w:rPr>
-          <w:rFonts w:ascii="Inter" w:hAnsi="Inter"/>
-        </w:rPr>
-      </w:pPr>
-      <w:r>
-        <w:rPr>
-          <w:rFonts w:ascii="Inter" w:hAnsi="Inter"/>
-        </w:rPr>
-        <w:t xml:space="preserve">The </w:t>
+        <w:t>(Ephesians 5:25-33)</w:t>
+      </w:r>
+      <w:r>
+        <w:rPr>
+          <w:rFonts w:ascii="Inter" w:hAnsi="Inter"/>
+        </w:rPr>
+        <w:t>.</w:t>
+      </w:r>
+    </w:p>
+    <w:p>
+      <w:pPr>
+        <w:rPr>
+          <w:rFonts w:ascii="Inter" w:hAnsi="Inter"/>
+        </w:rPr>
+      </w:pPr>
+    </w:p>
+    <w:p>
+      <w:pPr>
+        <w:rPr>
+          <w:rFonts w:ascii="Inter" w:hAnsi="Inter"/>
+        </w:rPr>
+      </w:pPr>
+      <w:r>
+        <w:rPr>
+          <w:rFonts w:ascii="Inter" w:hAnsi="Inter"/>
+          <w:b/>
+          <w:bCs/>
+        </w:rPr>
+        <w:t>Command Summary:</w:t>
+      </w:r>
+      <w:r>
+        <w:rPr>
+          <w:rFonts w:ascii="Inter" w:hAnsi="Inter"/>
+        </w:rPr>
+        <w:t xml:space="preserve"> Marriage is a permanent, living alliance. Build your foundation into the bedrock. Reject the corrupted doctrines that treat relationships as temporary or exploitative. Defend your partner, achieve absolute strategic </w:t>
+      </w:r>
+      <w:proofErr w:type="spellStart"/>
+      <w:r>
+        <w:rPr>
+          <w:rFonts w:ascii="Inter" w:hAnsi="Inter"/>
+        </w:rPr>
+        <w:t>likemindedness</w:t>
+      </w:r>
+      <w:proofErr w:type="spellEnd"/>
+      <w:r>
+        <w:rPr>
+          <w:rFonts w:ascii="Inter" w:hAnsi="Inter"/>
+        </w:rPr>
+        <w:t>, and whatever you do, do not abandon the post. Stay together.</w:t>
+      </w:r>
+    </w:p>
+    <w:p>
+      <w:pPr>
+        <w:rPr>
+          <w:rFonts w:ascii="Inter" w:hAnsi="Inter"/>
+        </w:rPr>
+      </w:pPr>
+    </w:p>
+    <w:p>
+      <w:pPr>
+        <w:rPr>
+          <w:rFonts w:ascii="Inter" w:hAnsi="Inter"/>
+        </w:rPr>
+      </w:pPr>
+    </w:p>
+    <w:p>
+      <w:pPr>
+        <w:rPr>
+          <w:rFonts w:ascii="Inter" w:hAnsi="Inter"/>
+        </w:rPr>
+      </w:pPr>
+    </w:p>
+    <w:p>
+      <w:pPr>
+        <w:rPr>
+          <w:rFonts w:ascii="Inter" w:hAnsi="Inter"/>
+        </w:rPr>
+      </w:pPr>
+    </w:p>
+    <w:p>
+      <w:pPr>
+        <w:rPr>
+          <w:rFonts w:ascii="Inter" w:hAnsi="Inter"/>
+        </w:rPr>
+      </w:pPr>
+    </w:p>
+    <w:p>
+      <w:pPr>
+        <w:rPr>
+          <w:rFonts w:ascii="Inter" w:hAnsi="Inter"/>
+        </w:rPr>
+      </w:pPr>
+    </w:p>
+    <w:p>
+      <w:pPr>
+        <w:rPr>
+          <w:rFonts w:ascii="Inter" w:hAnsi="Inter"/>
+        </w:rPr>
+      </w:pPr>
+    </w:p>
+    <w:p>
+      <w:pPr>
+        <w:rPr>
+          <w:rFonts w:ascii="Inter" w:hAnsi="Inter"/>
+        </w:rPr>
+      </w:pPr>
+    </w:p>
+    <w:p>
+      <w:pPr>
+        <w:rPr>
+          <w:rFonts w:ascii="Inter" w:hAnsi="Inter"/>
+        </w:rPr>
+      </w:pPr>
+    </w:p>
+    <w:p>
+      <w:pPr>
+        <w:rPr>
+          <w:rFonts w:ascii="Inter" w:hAnsi="Inter"/>
+        </w:rPr>
+      </w:pPr>
+    </w:p>
+    <w:p>
+      <w:pPr>
+        <w:rPr>
+          <w:rFonts w:ascii="Inter" w:hAnsi="Inter"/>
+        </w:rPr>
+      </w:pPr>
+    </w:p>
+    <w:p>
+      <w:pPr>
+        <w:rPr>
+          <w:rFonts w:ascii="Inter" w:hAnsi="Inter"/>
+        </w:rPr>
+      </w:pPr>
+    </w:p>
+    <w:p>
+      <w:pPr>
+        <w:rPr>
+          <w:rFonts w:ascii="Inter" w:hAnsi="Inter"/>
+        </w:rPr>
+      </w:pPr>
+    </w:p>
+    <w:p>
+      <w:pPr>
+        <w:rPr>
+          <w:rFonts w:ascii="Inter" w:hAnsi="Inter"/>
+        </w:rPr>
+      </w:pPr>
+    </w:p>
+    <w:p>
+      <w:pPr>
+        <w:rPr>
+          <w:rFonts w:ascii="Inter" w:hAnsi="Inter"/>
+        </w:rPr>
+      </w:pPr>
+    </w:p>
+    <w:p>
+      <w:pPr>
+        <w:rPr>
+          <w:rFonts w:ascii="Inter" w:hAnsi="Inter"/>
+        </w:rPr>
+      </w:pPr>
+    </w:p>
+    <w:p>
+      <w:pPr>
+        <w:rPr>
+          <w:rFonts w:ascii="Inter" w:hAnsi="Inter"/>
+        </w:rPr>
+      </w:pPr>
+    </w:p>
+    <w:p>
+      <w:pPr>
+        <w:rPr>
+          <w:rFonts w:ascii="Inter" w:hAnsi="Inter"/>
+        </w:rPr>
+      </w:pPr>
+    </w:p>
+    <w:p>
+      <w:pPr>
+        <w:rPr>
+          <w:rFonts w:ascii="Inter" w:hAnsi="Inter"/>
+        </w:rPr>
+      </w:pPr>
+    </w:p>
+    <w:p>
+      <w:pPr>
+        <w:rPr>
+          <w:rFonts w:ascii="Inter" w:hAnsi="Inter"/>
+        </w:rPr>
+      </w:pPr>
+    </w:p>
+    <w:p>
+      <w:pPr>
+        <w:rPr>
+          <w:rFonts w:ascii="Inter" w:hAnsi="Inter"/>
+        </w:rPr>
+      </w:pPr>
+    </w:p>
+    <w:p>
+      <w:pPr>
+        <w:rPr>
+          <w:rFonts w:ascii="Inter" w:hAnsi="Inter"/>
+        </w:rPr>
+      </w:pPr>
+    </w:p>
+    <w:p>
+      <w:pPr>
+        <w:rPr>
+          <w:rFonts w:ascii="Inter" w:hAnsi="Inter"/>
+        </w:rPr>
+      </w:pPr>
+    </w:p>
+    <w:p>
+      <w:pPr>
+        <w:rPr>
+          <w:rFonts w:ascii="Inter" w:hAnsi="Inter"/>
+        </w:rPr>
+      </w:pPr>
+    </w:p>
+    <w:p>
+      <w:pPr>
+        <w:rPr>
+          <w:rFonts w:ascii="Inter" w:hAnsi="Inter"/>
+        </w:rPr>
+      </w:pPr>
+    </w:p>
+    <w:p>
+      <w:pPr>
+        <w:rPr>
+          <w:rFonts w:ascii="Inter" w:hAnsi="Inter"/>
+        </w:rPr>
+      </w:pPr>
+    </w:p>
+    <w:p>
+      <w:pPr>
+        <w:rPr>
+          <w:rFonts w:ascii="Inter" w:hAnsi="Inter"/>
+        </w:rPr>
+      </w:pPr>
+    </w:p>
+    <w:p>
+      <w:pPr>
+        <w:rPr>
+          <w:rFonts w:ascii="Inter" w:hAnsi="Inter"/>
+        </w:rPr>
+      </w:pPr>
+    </w:p>
+    <w:p>
+      <w:pPr>
+        <w:rPr>
+          <w:rFonts w:ascii="Inter" w:hAnsi="Inter"/>
+        </w:rPr>
+      </w:pPr>
+    </w:p>
+    <w:p>
+      <w:pPr>
+        <w:rPr>
+          <w:rFonts w:ascii="Inter" w:hAnsi="Inter"/>
+        </w:rPr>
+      </w:pPr>
+    </w:p>
+    <w:p>
+      <w:pPr>
+        <w:rPr>
+          <w:rFonts w:ascii="Inter" w:hAnsi="Inter"/>
+        </w:rPr>
+      </w:pPr>
+    </w:p>
+    <w:p>
+      <w:pPr>
+        <w:rPr>
+          <w:rFonts w:ascii="Inter" w:hAnsi="Inter"/>
+        </w:rPr>
+      </w:pPr>
+    </w:p>
+    <w:p>
+      <w:pPr>
+        <w:rPr>
+          <w:rFonts w:ascii="Inter" w:hAnsi="Inter"/>
+        </w:rPr>
+      </w:pPr>
+    </w:p>
+    <w:p>
+      <w:pPr>
+        <w:rPr>
+          <w:rFonts w:ascii="Inter" w:hAnsi="Inter"/>
+        </w:rPr>
+      </w:pPr>
+    </w:p>
+    <w:p>
+      <w:pPr>
+        <w:rPr>
+          <w:rFonts w:ascii="Inter" w:hAnsi="Inter"/>
+        </w:rPr>
+      </w:pPr>
+    </w:p>
+    <w:p>
+      <w:pPr>
+        <w:rPr>
+          <w:rFonts w:ascii="Inter" w:hAnsi="Inter"/>
+        </w:rPr>
+      </w:pPr>
+    </w:p>
+    <w:p>
+      <w:pPr>
+        <w:rPr>
+          <w:rFonts w:ascii="Inter" w:hAnsi="Inter"/>
+        </w:rPr>
+      </w:pPr>
+    </w:p>
+    <w:p>
+      <w:pPr>
+        <w:rPr>
+          <w:rFonts w:ascii="Inter" w:hAnsi="Inter"/>
+          <w:b/>
+          <w:bCs/>
+        </w:rPr>
+      </w:pPr>
+      <w:r>
+        <w:rPr>
+          <w:rFonts w:ascii="Inter" w:hAnsi="Inter"/>
+          <w:b/>
+          <w:bCs/>
+        </w:rPr>
+        <w:lastRenderedPageBreak/>
+        <w:t>References</w:t>
+      </w:r>
+    </w:p>
+    <w:p>
+      <w:pPr>
+        <w:rPr>
+          <w:rFonts w:ascii="Inter" w:hAnsi="Inter"/>
+        </w:rPr>
+      </w:pPr>
+    </w:p>
+    <w:p>
+      <w:pPr>
+        <w:rPr>
+          <w:rFonts w:ascii="Inter" w:hAnsi="Inter"/>
+          <w:b/>
+          <w:bCs/>
+        </w:rPr>
+      </w:pPr>
+      <w:r>
+        <w:rPr>
+          <w:rFonts w:ascii="Inter" w:hAnsi="Inter"/>
+          <w:b/>
+          <w:bCs/>
+        </w:rPr>
+        <w:t>USS Philadelphia &amp; Napoleon Bonaparte</w:t>
+      </w:r>
+    </w:p>
+    <w:p>
+      <w:pPr>
+        <w:rPr>
+          <w:rFonts w:ascii="Inter" w:hAnsi="Inter"/>
+          <w:b/>
+          <w:bCs/>
+        </w:rPr>
+      </w:pPr>
+    </w:p>
+    <w:p>
+      <w:pPr>
+        <w:numPr>
+          <w:ilvl w:val="0"/>
+          <w:numId w:val="2"/>
+        </w:numPr>
+        <w:rPr>
+          <w:rFonts w:ascii="Inter" w:hAnsi="Inter"/>
+        </w:rPr>
+      </w:pPr>
+      <w:r>
+        <w:rPr>
+          <w:rFonts w:ascii="Inter" w:hAnsi="Inter"/>
+        </w:rPr>
+        <w:t xml:space="preserve">Americana Corner. (n.d.). </w:t>
       </w:r>
       <w:r>
         <w:rPr>
@@ -1143,45 +1887,546 @@
           <w:i/>
           <w:iCs/>
         </w:rPr>
-        <w:t>ISR Scriptures</w:t>
-      </w:r>
-      <w:r>
-        <w:rPr>
-          <w:rFonts w:ascii="Inter" w:hAnsi="Inter"/>
-        </w:rPr>
-        <w:t xml:space="preserve"> do not target the innocent offspring of these unions; the laws of the Creator are just. However, the command structure prescribes the absolute maximum penalty for the adults who intentionally initiate the breach and commit incestuous acts.</w:t>
-      </w:r>
-    </w:p>
-    <w:p>
-      <w:pPr>
-        <w:rPr>
-          <w:rFonts w:ascii="Inter" w:hAnsi="Inter"/>
-        </w:rPr>
-      </w:pPr>
+        <w:t>Barbary Wars daring act</w:t>
+      </w:r>
+      <w:r>
+        <w:rPr>
+          <w:rFonts w:ascii="Inter" w:hAnsi="Inter"/>
+        </w:rPr>
+        <w:t xml:space="preserve">. </w:t>
+      </w:r>
+      <w:hyperlink r:id="rId7" w:tgtFrame="_blank" w:history="1">
+        <w:r>
+          <w:rPr>
+            <w:rStyle w:val="Hyperlink"/>
+            <w:rFonts w:ascii="Inter" w:hAnsi="Inter"/>
+          </w:rPr>
+          <w:t>https://www.americanacorner.com/blog/barbary-wars-daring-act</w:t>
+        </w:r>
+      </w:hyperlink>
     </w:p>
     <w:p>
       <w:pPr>
         <w:numPr>
           <w:ilvl w:val="0"/>
-          <w:numId w:val="1"/>
+          <w:numId w:val="2"/>
         </w:numPr>
         <w:rPr>
           <w:rFonts w:ascii="Inter" w:hAnsi="Inter"/>
         </w:rPr>
       </w:pPr>
       <w:r>
+        <w:rPr>
+          <w:rFonts w:ascii="Inter" w:hAnsi="Inter"/>
+        </w:rPr>
+        <w:t xml:space="preserve">Cornell University Blogs. (n.d.). </w:t>
+      </w:r>
+      <w:r>
+        <w:rPr>
+          <w:rFonts w:ascii="Inter" w:hAnsi="Inter"/>
+          <w:i/>
+          <w:iCs/>
+        </w:rPr>
+        <w:t>USS Philadelphia</w:t>
+      </w:r>
+      <w:r>
+        <w:rPr>
+          <w:rFonts w:ascii="Inter" w:hAnsi="Inter"/>
+        </w:rPr>
+        <w:t xml:space="preserve">. Mideast Librarian. </w:t>
+      </w:r>
+      <w:hyperlink r:id="rId8" w:tgtFrame="_blank" w:history="1">
+        <w:r>
+          <w:rPr>
+            <w:rStyle w:val="Hyperlink"/>
+            <w:rFonts w:ascii="Inter" w:hAnsi="Inter"/>
+          </w:rPr>
+          <w:t>https://blogs.cornell.edu/mideastlibrarian/category/uss-philadelphia/</w:t>
+        </w:r>
+      </w:hyperlink>
+    </w:p>
+    <w:p>
+      <w:pPr>
+        <w:numPr>
+          <w:ilvl w:val="0"/>
+          <w:numId w:val="2"/>
+        </w:numPr>
+        <w:rPr>
+          <w:rFonts w:ascii="Inter" w:hAnsi="Inter"/>
+        </w:rPr>
+      </w:pPr>
+      <w:r>
+        <w:rPr>
+          <w:rFonts w:ascii="Inter" w:hAnsi="Inter"/>
+        </w:rPr>
+        <w:t xml:space="preserve">History.com Editors. (n.d.). </w:t>
+      </w:r>
+      <w:r>
+        <w:rPr>
+          <w:rFonts w:ascii="Inter" w:hAnsi="Inter"/>
+          <w:i/>
+          <w:iCs/>
+        </w:rPr>
+        <w:t>The most daring act of the age</w:t>
+      </w:r>
+      <w:r>
+        <w:rPr>
+          <w:rFonts w:ascii="Inter" w:hAnsi="Inter"/>
+        </w:rPr>
+        <w:t xml:space="preserve">. History.com. </w:t>
+      </w:r>
+      <w:hyperlink r:id="rId9" w:tgtFrame="_blank" w:history="1">
+        <w:r>
+          <w:rPr>
+            <w:rStyle w:val="Hyperlink"/>
+            <w:rFonts w:ascii="Inter" w:hAnsi="Inter"/>
+          </w:rPr>
+          <w:t>https://www.history.com/this-day-in-history/february-16/the-most-daring-act-of-the-age</w:t>
+        </w:r>
+      </w:hyperlink>
+    </w:p>
+    <w:p>
+      <w:pPr>
+        <w:numPr>
+          <w:ilvl w:val="0"/>
+          <w:numId w:val="2"/>
+        </w:numPr>
+        <w:rPr>
+          <w:rFonts w:ascii="Inter" w:hAnsi="Inter"/>
+        </w:rPr>
+      </w:pPr>
+      <w:proofErr w:type="spellStart"/>
+      <w:r>
+        <w:rPr>
+          <w:rFonts w:ascii="Inter" w:hAnsi="Inter"/>
+        </w:rPr>
+        <w:t>Historum</w:t>
+      </w:r>
+      <w:proofErr w:type="spellEnd"/>
+      <w:r>
+        <w:rPr>
+          <w:rFonts w:ascii="Inter" w:hAnsi="Inter"/>
+        </w:rPr>
+        <w:t xml:space="preserve">. (n.d.). </w:t>
+      </w:r>
+      <w:r>
+        <w:rPr>
+          <w:rFonts w:ascii="Inter" w:hAnsi="Inter"/>
+          <w:i/>
+          <w:iCs/>
+        </w:rPr>
+        <w:t>Napoleon Bonaparte's Oriental Empire</w:t>
+      </w:r>
+      <w:r>
+        <w:rPr>
+          <w:rFonts w:ascii="Inter" w:hAnsi="Inter"/>
+        </w:rPr>
+        <w:t xml:space="preserve">. </w:t>
+      </w:r>
+      <w:hyperlink r:id="rId10" w:tgtFrame="_blank" w:history="1">
+        <w:r>
+          <w:rPr>
+            <w:rStyle w:val="Hyperlink"/>
+            <w:rFonts w:ascii="Inter" w:hAnsi="Inter"/>
+          </w:rPr>
+          <w:t>https://historum.com/t/napoleon-bonapartes-oriental-empire.43374/</w:t>
+        </w:r>
+      </w:hyperlink>
+    </w:p>
+    <w:p>
+      <w:pPr>
+        <w:numPr>
+          <w:ilvl w:val="0"/>
+          <w:numId w:val="2"/>
+        </w:numPr>
+        <w:rPr>
+          <w:rFonts w:ascii="Inter" w:hAnsi="Inter"/>
+        </w:rPr>
+      </w:pPr>
+      <w:r>
+        <w:rPr>
+          <w:rFonts w:ascii="Inter" w:hAnsi="Inter"/>
+        </w:rPr>
+        <w:t xml:space="preserve">Naval History and Heritage Command. (n.d.). </w:t>
+      </w:r>
+      <w:r>
+        <w:rPr>
+          <w:rFonts w:ascii="Inter" w:hAnsi="Inter"/>
+          <w:i/>
+          <w:iCs/>
+        </w:rPr>
+        <w:t>Capture of the frigate USS Philadelphia</w:t>
+      </w:r>
+      <w:r>
+        <w:rPr>
+          <w:rFonts w:ascii="Inter" w:hAnsi="Inter"/>
+        </w:rPr>
+        <w:t xml:space="preserve">. U.S. Navy. </w:t>
+      </w:r>
+      <w:hyperlink r:id="rId11" w:tgtFrame="_blank" w:history="1">
+        <w:r>
+          <w:rPr>
+            <w:rStyle w:val="Hyperlink"/>
+            <w:rFonts w:ascii="Inter" w:hAnsi="Inter"/>
+          </w:rPr>
+          <w:t>https://www.history.navy.mil/research/library/online-reading-room/title-list-alphabetically/c/capture-of-the-frigate-uss-philadelphia.html</w:t>
+        </w:r>
+      </w:hyperlink>
+    </w:p>
+    <w:p>
+      <w:pPr>
+        <w:numPr>
+          <w:ilvl w:val="0"/>
+          <w:numId w:val="2"/>
+        </w:numPr>
+        <w:rPr>
+          <w:rFonts w:ascii="Inter" w:hAnsi="Inter"/>
+        </w:rPr>
+      </w:pPr>
+      <w:r>
+        <w:rPr>
+          <w:rFonts w:ascii="Inter" w:hAnsi="Inter"/>
+        </w:rPr>
+        <w:t xml:space="preserve">NHS Members Forum. (n.d.). </w:t>
+      </w:r>
+      <w:r>
+        <w:rPr>
+          <w:rFonts w:ascii="Inter" w:hAnsi="Inter"/>
+          <w:i/>
+          <w:iCs/>
+        </w:rPr>
+        <w:t>Facebook post [1728159410555172]</w:t>
+      </w:r>
+      <w:r>
+        <w:rPr>
+          <w:rFonts w:ascii="Inter" w:hAnsi="Inter"/>
+        </w:rPr>
+        <w:t xml:space="preserve">. Facebook. </w:t>
+      </w:r>
+      <w:hyperlink r:id="rId12" w:tgtFrame="_blank" w:history="1">
+        <w:r>
+          <w:rPr>
+            <w:rStyle w:val="Hyperlink"/>
+            <w:rFonts w:ascii="Inter" w:hAnsi="Inter"/>
+          </w:rPr>
+          <w:t>https://www.facebook.com/groups/nhsmembersforum/posts/1728159410555172/</w:t>
+        </w:r>
+      </w:hyperlink>
+    </w:p>
+    <w:p>
+      <w:pPr>
+        <w:numPr>
+          <w:ilvl w:val="0"/>
+          <w:numId w:val="2"/>
+        </w:numPr>
+        <w:rPr>
+          <w:rFonts w:ascii="Inter" w:hAnsi="Inter"/>
+        </w:rPr>
+      </w:pPr>
+      <w:r>
+        <w:rPr>
+          <w:rFonts w:ascii="Inter" w:hAnsi="Inter"/>
+        </w:rPr>
+        <w:t xml:space="preserve">Thayer, W. P. (n.d.). </w:t>
+      </w:r>
+      <w:r>
+        <w:rPr>
+          <w:rFonts w:ascii="Inter" w:hAnsi="Inter"/>
+          <w:i/>
+          <w:iCs/>
+        </w:rPr>
+        <w:t>Gazetteer: Topics in history</w:t>
+      </w:r>
+      <w:r>
+        <w:rPr>
+          <w:rFonts w:ascii="Inter" w:hAnsi="Inter"/>
+        </w:rPr>
+        <w:t xml:space="preserve">. University of Chicago. </w:t>
+      </w:r>
+      <w:hyperlink r:id="rId13" w:tgtFrame="_blank" w:history="1">
+        <w:r>
+          <w:rPr>
+            <w:rStyle w:val="Hyperlink"/>
+            <w:rFonts w:ascii="Inter" w:hAnsi="Inter"/>
+          </w:rPr>
+          <w:t>https://penelope.uchicago.edu/Thayer/E/Gazetteer/Places/America/United_States/_Topics/history/_Texts/MnDBIA/14*.html</w:t>
+        </w:r>
+      </w:hyperlink>
+    </w:p>
+    <w:p>
+      <w:pPr>
+        <w:numPr>
+          <w:ilvl w:val="0"/>
+          <w:numId w:val="2"/>
+        </w:numPr>
+        <w:rPr>
+          <w:rFonts w:ascii="Inter" w:hAnsi="Inter"/>
+        </w:rPr>
+      </w:pPr>
+      <w:r>
+        <w:rPr>
+          <w:rFonts w:ascii="Inter" w:hAnsi="Inter"/>
+        </w:rPr>
+        <w:t xml:space="preserve">USS Constitution Official. (n.d.). </w:t>
+      </w:r>
+      <w:r>
+        <w:rPr>
+          <w:rFonts w:ascii="Inter" w:hAnsi="Inter"/>
+          <w:i/>
+          <w:iCs/>
+        </w:rPr>
+        <w:t>In February 1804...</w:t>
+      </w:r>
+      <w:r>
+        <w:rPr>
+          <w:rFonts w:ascii="Inter" w:hAnsi="Inter"/>
+        </w:rPr>
+        <w:t xml:space="preserve">. Facebook. </w:t>
+      </w:r>
+      <w:hyperlink r:id="rId14" w:tgtFrame="_blank" w:history="1">
+        <w:r>
+          <w:rPr>
+            <w:rStyle w:val="Hyperlink"/>
+            <w:rFonts w:ascii="Inter" w:hAnsi="Inter"/>
+          </w:rPr>
+          <w:t>https://www.facebook.com/ussconstitutionofficial/posts/in-february-1804-under-commodore-edward-prebles-command-lieutenant-stephen-decat/1328218252675497/</w:t>
+        </w:r>
+      </w:hyperlink>
+    </w:p>
+    <w:p>
+      <w:pPr>
+        <w:numPr>
+          <w:ilvl w:val="0"/>
+          <w:numId w:val="2"/>
+        </w:numPr>
+        <w:rPr>
+          <w:rFonts w:ascii="Inter" w:hAnsi="Inter"/>
+        </w:rPr>
+      </w:pPr>
+      <w:r>
+        <w:rPr>
+          <w:rFonts w:ascii="Inter" w:hAnsi="Inter"/>
+        </w:rPr>
+        <w:t xml:space="preserve">U.S. Naval Institute. (2018, December). </w:t>
+      </w:r>
+      <w:r>
+        <w:rPr>
+          <w:rFonts w:ascii="Inter" w:hAnsi="Inter"/>
+          <w:i/>
+          <w:iCs/>
+        </w:rPr>
+        <w:t>Killing prisoners: What did Decatur order at Tripoli?</w:t>
+      </w:r>
+      <w:r>
+        <w:rPr>
+          <w:rFonts w:ascii="Inter" w:hAnsi="Inter"/>
+        </w:rPr>
+        <w:t xml:space="preserve"> Naval History Magazine. </w:t>
+      </w:r>
+      <w:hyperlink r:id="rId15" w:tgtFrame="_blank" w:history="1">
+        <w:r>
+          <w:rPr>
+            <w:rStyle w:val="Hyperlink"/>
+            <w:rFonts w:ascii="Inter" w:hAnsi="Inter"/>
+          </w:rPr>
+          <w:t>https://www.usni.org/magazines/naval-history-magazine/2018/december/killing-prisoners-what-did-decatur-order-tripoli</w:t>
+        </w:r>
+      </w:hyperlink>
+    </w:p>
+    <w:p>
+      <w:pPr>
+        <w:numPr>
+          <w:ilvl w:val="0"/>
+          <w:numId w:val="2"/>
+        </w:numPr>
+        <w:rPr>
+          <w:rFonts w:ascii="Inter" w:hAnsi="Inter"/>
+        </w:rPr>
+      </w:pPr>
+      <w:r>
+        <w:rPr>
+          <w:rFonts w:ascii="Inter" w:hAnsi="Inter"/>
+        </w:rPr>
+        <w:t xml:space="preserve">Wikipedia. (n.d.). </w:t>
+      </w:r>
+      <w:r>
+        <w:rPr>
+          <w:rFonts w:ascii="Inter" w:hAnsi="Inter"/>
+          <w:i/>
+          <w:iCs/>
+        </w:rPr>
+        <w:t>Barbary Wars</w:t>
+      </w:r>
+      <w:r>
+        <w:rPr>
+          <w:rFonts w:ascii="Inter" w:hAnsi="Inter"/>
+        </w:rPr>
+        <w:t xml:space="preserve">. </w:t>
+      </w:r>
+      <w:hyperlink r:id="rId16" w:tgtFrame="_blank" w:history="1">
+        <w:r>
+          <w:rPr>
+            <w:rStyle w:val="Hyperlink"/>
+            <w:rFonts w:ascii="Inter" w:hAnsi="Inter"/>
+          </w:rPr>
+          <w:t>https://en.wikipedia.org/wiki/Barbary_Wars</w:t>
+        </w:r>
+      </w:hyperlink>
+    </w:p>
+    <w:p>
+      <w:pPr>
+        <w:numPr>
+          <w:ilvl w:val="0"/>
+          <w:numId w:val="2"/>
+        </w:numPr>
+        <w:rPr>
+          <w:rFonts w:ascii="Inter" w:hAnsi="Inter"/>
+        </w:rPr>
+      </w:pPr>
+      <w:r>
+        <w:rPr>
+          <w:rFonts w:ascii="Inter" w:hAnsi="Inter"/>
+        </w:rPr>
+        <w:t xml:space="preserve">Wikipedia. (n.d.). </w:t>
+      </w:r>
+      <w:r>
+        <w:rPr>
+          <w:rFonts w:ascii="Inter" w:hAnsi="Inter"/>
+          <w:i/>
+          <w:iCs/>
+        </w:rPr>
+        <w:t>USS Philadelphia (1799)</w:t>
+      </w:r>
+      <w:r>
+        <w:rPr>
+          <w:rFonts w:ascii="Inter" w:hAnsi="Inter"/>
+        </w:rPr>
+        <w:t xml:space="preserve">. </w:t>
+      </w:r>
+      <w:hyperlink r:id="rId17" w:tgtFrame="_blank" w:history="1">
+        <w:r>
+          <w:rPr>
+            <w:rStyle w:val="Hyperlink"/>
+            <w:rFonts w:ascii="Inter" w:hAnsi="Inter"/>
+          </w:rPr>
+          <w:t>https://en.wikipedia.org/wiki/USS_Philadelphia_(1799)</w:t>
+        </w:r>
+      </w:hyperlink>
+    </w:p>
+    <w:p>
+      <w:pPr>
+        <w:numPr>
+          <w:ilvl w:val="0"/>
+          <w:numId w:val="2"/>
+        </w:numPr>
+        <w:rPr>
+          <w:rFonts w:ascii="Inter" w:hAnsi="Inter"/>
+        </w:rPr>
+      </w:pPr>
+      <w:r>
+        <w:rPr>
+          <w:rFonts w:ascii="Inter" w:hAnsi="Inter"/>
+        </w:rPr>
+        <w:t xml:space="preserve">World History Encyclopedia. (n.d.). </w:t>
+      </w:r>
+      <w:r>
+        <w:rPr>
+          <w:rFonts w:ascii="Inter" w:hAnsi="Inter"/>
+          <w:i/>
+          <w:iCs/>
+        </w:rPr>
+        <w:t>Napoleon Bonaparte</w:t>
+      </w:r>
+      <w:r>
+        <w:rPr>
+          <w:rFonts w:ascii="Inter" w:hAnsi="Inter"/>
+        </w:rPr>
+        <w:t xml:space="preserve">. </w:t>
+      </w:r>
+      <w:hyperlink r:id="rId18" w:tgtFrame="_blank" w:history="1">
+        <w:r>
+          <w:rPr>
+            <w:rStyle w:val="Hyperlink"/>
+            <w:rFonts w:ascii="Inter" w:hAnsi="Inter"/>
+          </w:rPr>
+          <w:t>https://www.worldhistory.org/Napoleon_Bonaparte/</w:t>
+        </w:r>
+      </w:hyperlink>
+    </w:p>
+    <w:p>
+      <w:pPr>
+        <w:numPr>
+          <w:ilvl w:val="0"/>
+          <w:numId w:val="2"/>
+        </w:numPr>
+        <w:rPr>
+          <w:rFonts w:ascii="Inter" w:hAnsi="Inter"/>
+        </w:rPr>
+      </w:pPr>
+      <w:r>
+        <w:rPr>
+          <w:rFonts w:ascii="Inter" w:hAnsi="Inter"/>
+        </w:rPr>
+        <w:t xml:space="preserve">[Instagram Reel DKqPR9FzijY]. (n.d.). Instagram. </w:t>
+      </w:r>
+      <w:hyperlink r:id="rId19" w:tgtFrame="_blank" w:history="1">
+        <w:r>
+          <w:rPr>
+            <w:rStyle w:val="Hyperlink"/>
+            <w:rFonts w:ascii="Inter" w:hAnsi="Inter"/>
+          </w:rPr>
+          <w:t>https://www.instagram.com/reel/DKqPR9FzijY/</w:t>
+        </w:r>
+      </w:hyperlink>
+    </w:p>
+    <w:p>
+      <w:pPr>
+        <w:rPr>
+          <w:rFonts w:ascii="Inter" w:hAnsi="Inter"/>
+        </w:rPr>
+      </w:pPr>
+    </w:p>
+    <w:p>
+      <w:pPr>
         <w:rPr>
           <w:rFonts w:ascii="Inter" w:hAnsi="Inter"/>
           <w:b/>
           <w:bCs/>
         </w:rPr>
-        <w:t>Leviticus 20:11-12:</w:t>
-      </w:r>
-      <w:r>
-        <w:rPr>
-          <w:rFonts w:ascii="Inter" w:hAnsi="Inter"/>
-        </w:rPr>
-        <w:t xml:space="preserve"> Adults who uncover the nakedness of their father's wife or their daughter-in-law </w:t>
+      </w:pPr>
+      <w:r>
+        <w:rPr>
+          <w:rFonts w:ascii="Inter" w:hAnsi="Inter"/>
+          <w:b/>
+          <w:bCs/>
+        </w:rPr>
+        <w:t>Marriage in Pre-Islamic Arabia &amp; The Quran</w:t>
+      </w:r>
+    </w:p>
+    <w:p>
+      <w:pPr>
+        <w:rPr>
+          <w:rFonts w:ascii="Inter" w:hAnsi="Inter"/>
+          <w:b/>
+          <w:bCs/>
+        </w:rPr>
+      </w:pPr>
+    </w:p>
+    <w:p>
+      <w:pPr>
+        <w:numPr>
+          <w:ilvl w:val="0"/>
+          <w:numId w:val="3"/>
+        </w:numPr>
+        <w:rPr>
+          <w:rFonts w:ascii="Inter" w:hAnsi="Inter"/>
+        </w:rPr>
+      </w:pPr>
+      <w:r>
+        <w:rPr>
+          <w:rFonts w:ascii="Inter" w:hAnsi="Inter"/>
+        </w:rPr>
+        <w:t xml:space="preserve">Al-Islam. (n.d.). </w:t>
       </w:r>
       <w:r>
         <w:rPr>
@@ -1189,32 +2434,307 @@
           <w:i/>
           <w:iCs/>
         </w:rPr>
-        <w:t>"shall certainly be put to death. Their blood is upon them."</w:t>
-      </w:r>
+        <w:t>Marriage in the Quran and the Sunnah of the Prophet</w:t>
+      </w:r>
+      <w:r>
+        <w:rPr>
+          <w:rFonts w:ascii="Inter" w:hAnsi="Inter"/>
+        </w:rPr>
+        <w:t xml:space="preserve">. </w:t>
+      </w:r>
+      <w:hyperlink r:id="rId20" w:tgtFrame="_blank" w:history="1">
+        <w:r>
+          <w:rPr>
+            <w:rStyle w:val="Hyperlink"/>
+            <w:rFonts w:ascii="Inter" w:hAnsi="Inter"/>
+          </w:rPr>
+          <w:t>https://al-islam.org/religion-al-islam-and-marriage/marriage-quran-and-sunnah-prophet-s</w:t>
+        </w:r>
+      </w:hyperlink>
     </w:p>
     <w:p>
       <w:pPr>
         <w:numPr>
           <w:ilvl w:val="0"/>
-          <w:numId w:val="1"/>
+          <w:numId w:val="3"/>
         </w:numPr>
         <w:rPr>
           <w:rFonts w:ascii="Inter" w:hAnsi="Inter"/>
         </w:rPr>
       </w:pPr>
-      <w:r>
+      <w:proofErr w:type="spellStart"/>
+      <w:r>
+        <w:rPr>
+          <w:rFonts w:ascii="Inter" w:hAnsi="Inter"/>
+        </w:rPr>
+        <w:t>IslamQA</w:t>
+      </w:r>
+      <w:proofErr w:type="spellEnd"/>
+      <w:r>
+        <w:rPr>
+          <w:rFonts w:ascii="Inter" w:hAnsi="Inter"/>
+        </w:rPr>
+        <w:t xml:space="preserve">. (n.d.). </w:t>
+      </w:r>
+      <w:r>
+        <w:rPr>
+          <w:rFonts w:ascii="Inter" w:hAnsi="Inter"/>
+          <w:i/>
+          <w:iCs/>
+        </w:rPr>
+        <w:t>Answer 154573</w:t>
+      </w:r>
+      <w:r>
+        <w:rPr>
+          <w:rFonts w:ascii="Inter" w:hAnsi="Inter"/>
+        </w:rPr>
+        <w:t xml:space="preserve">. </w:t>
+      </w:r>
+      <w:hyperlink r:id="rId21" w:tgtFrame="_blank" w:history="1">
+        <w:r>
+          <w:rPr>
+            <w:rStyle w:val="Hyperlink"/>
+            <w:rFonts w:ascii="Inter" w:hAnsi="Inter"/>
+          </w:rPr>
+          <w:t>https://islamqa.info/en/answers/154573</w:t>
+        </w:r>
+      </w:hyperlink>
+    </w:p>
+    <w:p>
+      <w:pPr>
+        <w:numPr>
+          <w:ilvl w:val="0"/>
+          <w:numId w:val="3"/>
+        </w:numPr>
+        <w:rPr>
+          <w:rFonts w:ascii="Inter" w:hAnsi="Inter"/>
+        </w:rPr>
+      </w:pPr>
+      <w:r>
+        <w:rPr>
+          <w:rFonts w:ascii="Inter" w:hAnsi="Inter"/>
+        </w:rPr>
+        <w:t xml:space="preserve">Pre-Islamic Arabia. (n.d.). Scribd. </w:t>
+      </w:r>
+      <w:hyperlink r:id="rId22" w:tgtFrame="_blank" w:history="1">
+        <w:r>
+          <w:rPr>
+            <w:rStyle w:val="Hyperlink"/>
+            <w:rFonts w:ascii="Inter" w:hAnsi="Inter"/>
+          </w:rPr>
+          <w:t>https://www.scribd.com/document/555739366/pre-islamic-arabia</w:t>
+        </w:r>
+      </w:hyperlink>
+    </w:p>
+    <w:p>
+      <w:pPr>
+        <w:numPr>
+          <w:ilvl w:val="0"/>
+          <w:numId w:val="3"/>
+        </w:numPr>
+        <w:rPr>
+          <w:rFonts w:ascii="Inter" w:hAnsi="Inter"/>
+        </w:rPr>
+      </w:pPr>
+      <w:r>
+        <w:rPr>
+          <w:rFonts w:ascii="Inter" w:hAnsi="Inter"/>
+        </w:rPr>
+        <w:t xml:space="preserve">The Collector. (n.d.). </w:t>
+      </w:r>
+      <w:r>
+        <w:rPr>
+          <w:rFonts w:ascii="Inter" w:hAnsi="Inter"/>
+          <w:i/>
+          <w:iCs/>
+        </w:rPr>
+        <w:t>Arabia before Islam: Jahiliya</w:t>
+      </w:r>
+      <w:r>
+        <w:rPr>
+          <w:rFonts w:ascii="Inter" w:hAnsi="Inter"/>
+        </w:rPr>
+        <w:t xml:space="preserve">. </w:t>
+      </w:r>
+      <w:hyperlink r:id="rId23" w:tgtFrame="_blank" w:history="1">
+        <w:r>
+          <w:rPr>
+            <w:rStyle w:val="Hyperlink"/>
+            <w:rFonts w:ascii="Inter" w:hAnsi="Inter"/>
+          </w:rPr>
+          <w:t>https://www.thecollector.com/arabia-before-islam-jahiliya/</w:t>
+        </w:r>
+      </w:hyperlink>
+    </w:p>
+    <w:p>
+      <w:pPr>
+        <w:numPr>
+          <w:ilvl w:val="0"/>
+          <w:numId w:val="3"/>
+        </w:numPr>
+        <w:rPr>
+          <w:rFonts w:ascii="Inter" w:hAnsi="Inter"/>
+        </w:rPr>
+      </w:pPr>
+      <w:r>
+        <w:rPr>
+          <w:rFonts w:ascii="Inter" w:hAnsi="Inter"/>
+        </w:rPr>
+        <w:t xml:space="preserve">Wikipedia. (n.d.). </w:t>
+      </w:r>
+      <w:r>
+        <w:rPr>
+          <w:rFonts w:ascii="Inter" w:hAnsi="Inter"/>
+          <w:i/>
+          <w:iCs/>
+        </w:rPr>
+        <w:t>Marriage in Islam</w:t>
+      </w:r>
+      <w:r>
+        <w:rPr>
+          <w:rFonts w:ascii="Inter" w:hAnsi="Inter"/>
+        </w:rPr>
+        <w:t xml:space="preserve">. </w:t>
+      </w:r>
+      <w:hyperlink r:id="rId24" w:tgtFrame="_blank" w:history="1">
+        <w:r>
+          <w:rPr>
+            <w:rStyle w:val="Hyperlink"/>
+            <w:rFonts w:ascii="Inter" w:hAnsi="Inter"/>
+          </w:rPr>
+          <w:t>https://en.wikipedia.org/wiki/Marriage_in_Islam</w:t>
+        </w:r>
+      </w:hyperlink>
+    </w:p>
+    <w:p>
+      <w:pPr>
+        <w:numPr>
+          <w:ilvl w:val="0"/>
+          <w:numId w:val="3"/>
+        </w:numPr>
+        <w:rPr>
+          <w:rFonts w:ascii="Inter" w:hAnsi="Inter"/>
+        </w:rPr>
+      </w:pPr>
+      <w:r>
+        <w:rPr>
+          <w:rFonts w:ascii="Inter" w:hAnsi="Inter"/>
+        </w:rPr>
+        <w:lastRenderedPageBreak/>
+        <w:t xml:space="preserve">Wikipedia. (n.d.). </w:t>
+      </w:r>
+      <w:r>
+        <w:rPr>
+          <w:rFonts w:ascii="Inter" w:hAnsi="Inter"/>
+          <w:i/>
+          <w:iCs/>
+        </w:rPr>
+        <w:t>Marriage in pre-Islamic Arabia</w:t>
+      </w:r>
+      <w:r>
+        <w:rPr>
+          <w:rFonts w:ascii="Inter" w:hAnsi="Inter"/>
+        </w:rPr>
+        <w:t xml:space="preserve">. </w:t>
+      </w:r>
+      <w:hyperlink r:id="rId25" w:tgtFrame="_blank" w:history="1">
+        <w:r>
+          <w:rPr>
+            <w:rStyle w:val="Hyperlink"/>
+            <w:rFonts w:ascii="Inter" w:hAnsi="Inter"/>
+          </w:rPr>
+          <w:t>https://en.wikipedia.org/wiki/Marriage_in_pre-Islamic_Arabia</w:t>
+        </w:r>
+      </w:hyperlink>
+    </w:p>
+    <w:p>
+      <w:pPr>
+        <w:numPr>
+          <w:ilvl w:val="0"/>
+          <w:numId w:val="3"/>
+        </w:numPr>
+        <w:rPr>
+          <w:rFonts w:ascii="Inter" w:hAnsi="Inter"/>
+        </w:rPr>
+      </w:pPr>
+      <w:r>
+        <w:rPr>
+          <w:rFonts w:ascii="Inter" w:hAnsi="Inter"/>
+        </w:rPr>
+        <w:t xml:space="preserve">Wikipedia. (n.d.). </w:t>
+      </w:r>
+      <w:r>
+        <w:rPr>
+          <w:rFonts w:ascii="Inter" w:hAnsi="Inter"/>
+          <w:i/>
+          <w:iCs/>
+        </w:rPr>
+        <w:t>Women in pre-Islamic Arabia</w:t>
+      </w:r>
+      <w:r>
+        <w:rPr>
+          <w:rFonts w:ascii="Inter" w:hAnsi="Inter"/>
+        </w:rPr>
+        <w:t xml:space="preserve">. </w:t>
+      </w:r>
+      <w:hyperlink r:id="rId26" w:tgtFrame="_blank" w:history="1">
+        <w:r>
+          <w:rPr>
+            <w:rStyle w:val="Hyperlink"/>
+            <w:rFonts w:ascii="Inter" w:hAnsi="Inter"/>
+          </w:rPr>
+          <w:t>https://en.wikipedia.org/wiki/Women_in_pre-Islamic_Arabia</w:t>
+        </w:r>
+      </w:hyperlink>
+    </w:p>
+    <w:p>
+      <w:pPr>
+        <w:rPr>
+          <w:rFonts w:ascii="Inter" w:hAnsi="Inter"/>
+        </w:rPr>
+      </w:pPr>
+    </w:p>
+    <w:p>
+      <w:pPr>
         <w:rPr>
           <w:rFonts w:ascii="Inter" w:hAnsi="Inter"/>
           <w:b/>
           <w:bCs/>
         </w:rPr>
-        <w:t>Leviticus 20:17:</w:t>
-      </w:r>
-      <w:r>
-        <w:rPr>
-          <w:rFonts w:ascii="Inter" w:hAnsi="Inter"/>
-        </w:rPr>
-        <w:t xml:space="preserve"> If a man takes his sister, </w:t>
+      </w:pPr>
+      <w:r>
+        <w:rPr>
+          <w:rFonts w:ascii="Inter" w:hAnsi="Inter"/>
+          <w:b/>
+          <w:bCs/>
+        </w:rPr>
+        <w:t>The Origins of Marriage in Human History</w:t>
+      </w:r>
+    </w:p>
+    <w:p>
+      <w:pPr>
+        <w:rPr>
+          <w:rFonts w:ascii="Inter" w:hAnsi="Inter"/>
+          <w:b/>
+          <w:bCs/>
+        </w:rPr>
+      </w:pPr>
+    </w:p>
+    <w:p>
+      <w:pPr>
+        <w:numPr>
+          <w:ilvl w:val="0"/>
+          <w:numId w:val="4"/>
+        </w:numPr>
+        <w:rPr>
+          <w:rFonts w:ascii="Inter" w:hAnsi="Inter"/>
+        </w:rPr>
+      </w:pPr>
+      <w:r>
+        <w:rPr>
+          <w:rFonts w:ascii="Inter" w:hAnsi="Inter"/>
+        </w:rPr>
+        <w:t xml:space="preserve">All Sapphires. (n.d.). </w:t>
       </w:r>
       <w:r>
         <w:rPr>
@@ -1222,13 +2742,39 @@
           <w:i/>
           <w:iCs/>
         </w:rPr>
-        <w:t>"it is a wicked deed,"</w:t>
-      </w:r>
-      <w:r>
-        <w:rPr>
-          <w:rFonts w:ascii="Inter" w:hAnsi="Inter"/>
-        </w:rPr>
-        <w:t xml:space="preserve"> and both </w:t>
+        <w:t>The history of marriage, wedding traditions and marriage ceremony</w:t>
+      </w:r>
+      <w:r>
+        <w:rPr>
+          <w:rFonts w:ascii="Inter" w:hAnsi="Inter"/>
+        </w:rPr>
+        <w:t xml:space="preserve">. </w:t>
+      </w:r>
+      <w:hyperlink r:id="rId27" w:tgtFrame="_blank" w:history="1">
+        <w:r>
+          <w:rPr>
+            <w:rStyle w:val="Hyperlink"/>
+            <w:rFonts w:ascii="Inter" w:hAnsi="Inter"/>
+          </w:rPr>
+          <w:t>https://allsapphires.com/extra_designs/the-history-of-marriage-wedding-traditions-and-marriage-ceremony/</w:t>
+        </w:r>
+      </w:hyperlink>
+    </w:p>
+    <w:p>
+      <w:pPr>
+        <w:numPr>
+          <w:ilvl w:val="0"/>
+          <w:numId w:val="4"/>
+        </w:numPr>
+        <w:rPr>
+          <w:rFonts w:ascii="Inter" w:hAnsi="Inter"/>
+        </w:rPr>
+      </w:pPr>
+      <w:r>
+        <w:rPr>
+          <w:rFonts w:ascii="Inter" w:hAnsi="Inter"/>
+        </w:rPr>
+        <w:t xml:space="preserve">Genes Genie. (n.d.). </w:t>
       </w:r>
       <w:r>
         <w:rPr>
@@ -1236,32 +2782,312 @@
           <w:i/>
           <w:iCs/>
         </w:rPr>
-        <w:t>"shall be cut off in the eyes of their people."</w:t>
-      </w:r>
+        <w:t>The history of marriage in brief</w:t>
+      </w:r>
+      <w:r>
+        <w:rPr>
+          <w:rFonts w:ascii="Inter" w:hAnsi="Inter"/>
+        </w:rPr>
+        <w:t xml:space="preserve">. </w:t>
+      </w:r>
+      <w:hyperlink r:id="rId28" w:tgtFrame="_blank" w:history="1">
+        <w:r>
+          <w:rPr>
+            <w:rStyle w:val="Hyperlink"/>
+            <w:rFonts w:ascii="Inter" w:hAnsi="Inter"/>
+          </w:rPr>
+          <w:t>https://www.genesgenie.org/post/the-history-of-marriage-in-brief</w:t>
+        </w:r>
+      </w:hyperlink>
     </w:p>
     <w:p>
       <w:pPr>
         <w:numPr>
           <w:ilvl w:val="0"/>
-          <w:numId w:val="1"/>
+          <w:numId w:val="4"/>
         </w:numPr>
         <w:rPr>
           <w:rFonts w:ascii="Inter" w:hAnsi="Inter"/>
         </w:rPr>
       </w:pPr>
       <w:r>
+        <w:rPr>
+          <w:rFonts w:ascii="Inter" w:hAnsi="Inter"/>
+        </w:rPr>
+        <w:t xml:space="preserve">Heckman, L. (n.d.). </w:t>
+      </w:r>
+      <w:r>
+        <w:rPr>
+          <w:rFonts w:ascii="Inter" w:hAnsi="Inter"/>
+          <w:i/>
+          <w:iCs/>
+        </w:rPr>
+        <w:t>A brief history of marriage</w:t>
+      </w:r>
+      <w:r>
+        <w:rPr>
+          <w:rFonts w:ascii="Inter" w:hAnsi="Inter"/>
+        </w:rPr>
+        <w:t xml:space="preserve">. Lois Heckman. </w:t>
+      </w:r>
+      <w:hyperlink r:id="rId29" w:tgtFrame="_blank" w:history="1">
+        <w:r>
+          <w:rPr>
+            <w:rStyle w:val="Hyperlink"/>
+            <w:rFonts w:ascii="Inter" w:hAnsi="Inter"/>
+          </w:rPr>
+          <w:t>http://www.loisheckman.com/blog/item/60-a-brief-history-of-marriage</w:t>
+        </w:r>
+      </w:hyperlink>
+    </w:p>
+    <w:p>
+      <w:pPr>
+        <w:numPr>
+          <w:ilvl w:val="0"/>
+          <w:numId w:val="4"/>
+        </w:numPr>
+        <w:rPr>
+          <w:rFonts w:ascii="Inter" w:hAnsi="Inter"/>
+        </w:rPr>
+      </w:pPr>
+      <w:r>
+        <w:rPr>
+          <w:rFonts w:ascii="Inter" w:hAnsi="Inter"/>
+        </w:rPr>
+        <w:t xml:space="preserve">The Masterpiece. (n.d.). </w:t>
+      </w:r>
+      <w:r>
+        <w:rPr>
+          <w:rFonts w:ascii="Inter" w:hAnsi="Inter"/>
+          <w:i/>
+          <w:iCs/>
+        </w:rPr>
+        <w:t>Marriage throughout generations and geography</w:t>
+      </w:r>
+      <w:r>
+        <w:rPr>
+          <w:rFonts w:ascii="Inter" w:hAnsi="Inter"/>
+        </w:rPr>
+        <w:t xml:space="preserve">. Medium. </w:t>
+      </w:r>
+      <w:hyperlink r:id="rId30" w:tgtFrame="_blank" w:history="1">
+        <w:r>
+          <w:rPr>
+            <w:rStyle w:val="Hyperlink"/>
+            <w:rFonts w:ascii="Inter" w:hAnsi="Inter"/>
+          </w:rPr>
+          <w:t>https://medium.com/the-masterpiece/marriage-throughout-generations-and-geography-521a7707b81a</w:t>
+        </w:r>
+      </w:hyperlink>
+    </w:p>
+    <w:p>
+      <w:pPr>
+        <w:numPr>
+          <w:ilvl w:val="0"/>
+          <w:numId w:val="4"/>
+        </w:numPr>
+        <w:rPr>
+          <w:rFonts w:ascii="Inter" w:hAnsi="Inter"/>
+        </w:rPr>
+      </w:pPr>
+      <w:r>
+        <w:rPr>
+          <w:rFonts w:ascii="Inter" w:hAnsi="Inter"/>
+        </w:rPr>
+        <w:t xml:space="preserve">The Week. (n.d.). </w:t>
+      </w:r>
+      <w:r>
+        <w:rPr>
+          <w:rFonts w:ascii="Inter" w:hAnsi="Inter"/>
+          <w:i/>
+          <w:iCs/>
+        </w:rPr>
+        <w:t>Origins of marriage</w:t>
+      </w:r>
+      <w:r>
+        <w:rPr>
+          <w:rFonts w:ascii="Inter" w:hAnsi="Inter"/>
+        </w:rPr>
+        <w:t xml:space="preserve">. </w:t>
+      </w:r>
+      <w:hyperlink r:id="rId31" w:tgtFrame="_blank" w:history="1">
+        <w:r>
+          <w:rPr>
+            <w:rStyle w:val="Hyperlink"/>
+            <w:rFonts w:ascii="Inter" w:hAnsi="Inter"/>
+          </w:rPr>
+          <w:t>https://theweek.com/articles/528746/origins-marriage</w:t>
+        </w:r>
+      </w:hyperlink>
+    </w:p>
+    <w:p>
+      <w:pPr>
+        <w:numPr>
+          <w:ilvl w:val="0"/>
+          <w:numId w:val="4"/>
+        </w:numPr>
+        <w:rPr>
+          <w:rFonts w:ascii="Inter" w:hAnsi="Inter"/>
+        </w:rPr>
+      </w:pPr>
+      <w:r>
+        <w:rPr>
+          <w:rFonts w:ascii="Inter" w:hAnsi="Inter"/>
+        </w:rPr>
+        <w:t xml:space="preserve">Quora. (n.d.). </w:t>
+      </w:r>
+      <w:r>
+        <w:rPr>
+          <w:rFonts w:ascii="Inter" w:hAnsi="Inter"/>
+          <w:i/>
+          <w:iCs/>
+        </w:rPr>
+        <w:t>Where and when did the idea of marriage originate?</w:t>
+      </w:r>
+      <w:r>
+        <w:rPr>
+          <w:rFonts w:ascii="Inter" w:hAnsi="Inter"/>
+        </w:rPr>
+        <w:t xml:space="preserve"> </w:t>
+      </w:r>
+      <w:hyperlink r:id="rId32" w:tgtFrame="_blank" w:history="1">
+        <w:r>
+          <w:rPr>
+            <w:rStyle w:val="Hyperlink"/>
+            <w:rFonts w:ascii="Inter" w:hAnsi="Inter"/>
+          </w:rPr>
+          <w:t>https://www.quora.com/Where-and-when-did-the-idea-of-marriage-originate-Did-it-spread-or-did-it-manifest-concurrently-around-the-globe</w:t>
+        </w:r>
+      </w:hyperlink>
+    </w:p>
+    <w:p>
+      <w:pPr>
+        <w:numPr>
+          <w:ilvl w:val="0"/>
+          <w:numId w:val="4"/>
+        </w:numPr>
+        <w:rPr>
+          <w:rFonts w:ascii="Inter" w:hAnsi="Inter"/>
+        </w:rPr>
+      </w:pPr>
+      <w:r>
+        <w:rPr>
+          <w:rFonts w:ascii="Inter" w:hAnsi="Inter"/>
+        </w:rPr>
+        <w:t xml:space="preserve">Wikipedia. (n.d.). </w:t>
+      </w:r>
+      <w:r>
+        <w:rPr>
+          <w:rFonts w:ascii="Inter" w:hAnsi="Inter"/>
+          <w:i/>
+          <w:iCs/>
+        </w:rPr>
+        <w:t>History of marriage</w:t>
+      </w:r>
+      <w:r>
+        <w:rPr>
+          <w:rFonts w:ascii="Inter" w:hAnsi="Inter"/>
+        </w:rPr>
+        <w:t xml:space="preserve">. </w:t>
+      </w:r>
+      <w:hyperlink r:id="rId33" w:tgtFrame="_blank" w:history="1">
+        <w:r>
+          <w:rPr>
+            <w:rStyle w:val="Hyperlink"/>
+            <w:rFonts w:ascii="Inter" w:hAnsi="Inter"/>
+          </w:rPr>
+          <w:t>https://en.wikipedia.org/wiki/History_of_marriage</w:t>
+        </w:r>
+      </w:hyperlink>
+    </w:p>
+    <w:p>
+      <w:pPr>
+        <w:numPr>
+          <w:ilvl w:val="0"/>
+          <w:numId w:val="4"/>
+        </w:numPr>
+        <w:rPr>
+          <w:rFonts w:ascii="Inter" w:hAnsi="Inter"/>
+        </w:rPr>
+      </w:pPr>
+      <w:r>
+        <w:rPr>
+          <w:rFonts w:ascii="Inter" w:hAnsi="Inter"/>
+        </w:rPr>
+        <w:t xml:space="preserve">[YouTube Video </w:t>
+      </w:r>
+      <w:proofErr w:type="spellStart"/>
+      <w:r>
+        <w:rPr>
+          <w:rFonts w:ascii="Inter" w:hAnsi="Inter"/>
+        </w:rPr>
+        <w:t>DJyIIIkLftc</w:t>
+      </w:r>
+      <w:proofErr w:type="spellEnd"/>
+      <w:r>
+        <w:rPr>
+          <w:rFonts w:ascii="Inter" w:hAnsi="Inter"/>
+        </w:rPr>
+        <w:t xml:space="preserve">]. (n.d.). YouTube. </w:t>
+      </w:r>
+      <w:hyperlink r:id="rId34" w:tgtFrame="_blank" w:history="1">
+        <w:r>
+          <w:rPr>
+            <w:rStyle w:val="Hyperlink"/>
+            <w:rFonts w:ascii="Inter" w:hAnsi="Inter"/>
+          </w:rPr>
+          <w:t>https://www.youtube.com/watch?v=DJyIIIkLftc</w:t>
+        </w:r>
+      </w:hyperlink>
+    </w:p>
+    <w:p>
+      <w:pPr>
+        <w:rPr>
+          <w:rFonts w:ascii="Inter" w:hAnsi="Inter"/>
+        </w:rPr>
+      </w:pPr>
+    </w:p>
+    <w:p>
+      <w:pPr>
         <w:rPr>
           <w:rFonts w:ascii="Inter" w:hAnsi="Inter"/>
           <w:b/>
           <w:bCs/>
         </w:rPr>
-        <w:t>Deuteronomy 27:20-23:</w:t>
-      </w:r>
-      <w:r>
-        <w:rPr>
-          <w:rFonts w:ascii="Inter" w:hAnsi="Inter"/>
-        </w:rPr>
-        <w:t xml:space="preserve"> The law pronounces formal, devastating curses upon anyone who lies with a sister, a mother-in-law, or a father's wife, demanding the entire camp say, </w:t>
+      </w:pPr>
+      <w:r>
+        <w:rPr>
+          <w:rFonts w:ascii="Inter" w:hAnsi="Inter"/>
+          <w:b/>
+          <w:bCs/>
+        </w:rPr>
+        <w:t>Marriage in The Iliad and The Odyssey</w:t>
+      </w:r>
+    </w:p>
+    <w:p>
+      <w:pPr>
+        <w:rPr>
+          <w:rFonts w:ascii="Inter" w:hAnsi="Inter"/>
+          <w:b/>
+          <w:bCs/>
+        </w:rPr>
+      </w:pPr>
+    </w:p>
+    <w:p>
+      <w:pPr>
+        <w:numPr>
+          <w:ilvl w:val="0"/>
+          <w:numId w:val="5"/>
+        </w:numPr>
+        <w:rPr>
+          <w:rFonts w:ascii="Inter" w:hAnsi="Inter"/>
+        </w:rPr>
+      </w:pPr>
+      <w:r>
+        <w:rPr>
+          <w:rFonts w:ascii="Inter" w:hAnsi="Inter"/>
+        </w:rPr>
+        <w:t xml:space="preserve">Antigone Journal. (2021, October). </w:t>
       </w:r>
       <w:r>
         <w:rPr>
@@ -1269,251 +3095,728 @@
           <w:i/>
           <w:iCs/>
         </w:rPr>
-        <w:t>"Amen,"</w:t>
-      </w:r>
-      <w:r>
-        <w:rPr>
-          <w:rFonts w:ascii="Inter" w:hAnsi="Inter"/>
-        </w:rPr>
-        <w:t xml:space="preserve"> to their condemnation.</w:t>
-      </w:r>
-    </w:p>
-    <w:p>
-      <w:pPr>
-        <w:rPr>
-          <w:rFonts w:ascii="Inter" w:hAnsi="Inter"/>
-        </w:rPr>
-      </w:pPr>
-    </w:p>
-    <w:p>
-      <w:pPr>
-        <w:rPr>
-          <w:rFonts w:ascii="Inter" w:hAnsi="Inter"/>
-        </w:rPr>
-      </w:pPr>
-      <w:r>
-        <w:rPr>
-          <w:rFonts w:ascii="Inter" w:hAnsi="Inter"/>
-        </w:rPr>
-        <w:t xml:space="preserve">Incest is not a private mistake; it is an internal </w:t>
-      </w:r>
-      <w:proofErr w:type="gramStart"/>
-      <w:r>
-        <w:rPr>
-          <w:rFonts w:ascii="Inter" w:hAnsi="Inter"/>
-        </w:rPr>
-        <w:t>rot</w:t>
-      </w:r>
-      <w:proofErr w:type="gramEnd"/>
-      <w:r>
-        <w:rPr>
-          <w:rFonts w:ascii="Inter" w:hAnsi="Inter"/>
-        </w:rPr>
-        <w:t xml:space="preserve"> that destroys the holiness and the hierarchy of </w:t>
-      </w:r>
-      <w:proofErr w:type="gramStart"/>
-      <w:r>
-        <w:rPr>
-          <w:rFonts w:ascii="Inter" w:hAnsi="Inter"/>
-        </w:rPr>
-        <w:t>the family</w:t>
-      </w:r>
-      <w:proofErr w:type="gramEnd"/>
-      <w:r>
-        <w:rPr>
-          <w:rFonts w:ascii="Inter" w:hAnsi="Inter"/>
-        </w:rPr>
-        <w:t xml:space="preserve"> order. It is an abomination that forces the Divine Presence to evacuate the camp.</w:t>
-      </w:r>
-    </w:p>
-    <w:p>
-      <w:pPr>
-        <w:rPr>
-          <w:rFonts w:ascii="Inter" w:hAnsi="Inter"/>
-        </w:rPr>
-      </w:pPr>
-    </w:p>
-    <w:p>
-      <w:pPr>
-        <w:rPr>
-          <w:rFonts w:ascii="Inter" w:hAnsi="Inter"/>
-        </w:rPr>
-      </w:pPr>
-    </w:p>
-    <w:p>
-      <w:pPr>
-        <w:rPr>
-          <w:rFonts w:ascii="Inter" w:hAnsi="Inter"/>
-        </w:rPr>
-      </w:pPr>
-    </w:p>
-    <w:p>
-      <w:pPr>
-        <w:rPr>
-          <w:rFonts w:ascii="Inter" w:hAnsi="Inter"/>
-        </w:rPr>
-      </w:pPr>
-    </w:p>
-    <w:p>
-      <w:pPr>
-        <w:rPr>
-          <w:rFonts w:ascii="Inter" w:hAnsi="Inter"/>
-        </w:rPr>
-      </w:pPr>
-    </w:p>
-    <w:p>
-      <w:pPr>
-        <w:rPr>
-          <w:rFonts w:ascii="Inter" w:hAnsi="Inter"/>
-        </w:rPr>
-      </w:pPr>
-    </w:p>
-    <w:p>
-      <w:pPr>
-        <w:rPr>
-          <w:rFonts w:ascii="Inter" w:hAnsi="Inter"/>
-        </w:rPr>
-      </w:pPr>
-    </w:p>
-    <w:p>
-      <w:pPr>
-        <w:rPr>
-          <w:rFonts w:ascii="Inter" w:hAnsi="Inter"/>
-        </w:rPr>
-      </w:pPr>
-    </w:p>
-    <w:p>
-      <w:pPr>
-        <w:rPr>
-          <w:rFonts w:ascii="Inter" w:hAnsi="Inter"/>
-        </w:rPr>
-      </w:pPr>
-    </w:p>
-    <w:p>
-      <w:pPr>
-        <w:rPr>
-          <w:rFonts w:ascii="Inter" w:hAnsi="Inter"/>
-        </w:rPr>
-      </w:pPr>
-    </w:p>
-    <w:p>
-      <w:pPr>
-        <w:rPr>
-          <w:rFonts w:ascii="Inter" w:hAnsi="Inter"/>
-        </w:rPr>
-      </w:pPr>
-    </w:p>
-    <w:p>
-      <w:pPr>
-        <w:rPr>
-          <w:rFonts w:ascii="Inter" w:hAnsi="Inter"/>
-        </w:rPr>
-      </w:pPr>
-    </w:p>
-    <w:p>
-      <w:pPr>
-        <w:rPr>
-          <w:rFonts w:ascii="Inter" w:hAnsi="Inter"/>
-        </w:rPr>
-      </w:pPr>
-    </w:p>
-    <w:p>
-      <w:pPr>
-        <w:rPr>
-          <w:rFonts w:ascii="Inter" w:hAnsi="Inter"/>
-        </w:rPr>
-      </w:pPr>
-    </w:p>
-    <w:p>
-      <w:pPr>
-        <w:rPr>
-          <w:rFonts w:ascii="Inter" w:hAnsi="Inter"/>
-        </w:rPr>
-      </w:pPr>
-    </w:p>
-    <w:p>
-      <w:pPr>
-        <w:rPr>
-          <w:rFonts w:ascii="Inter" w:hAnsi="Inter"/>
-        </w:rPr>
-      </w:pPr>
-    </w:p>
-    <w:p>
-      <w:pPr>
-        <w:rPr>
-          <w:rFonts w:ascii="Inter" w:hAnsi="Inter"/>
-        </w:rPr>
-      </w:pPr>
-    </w:p>
-    <w:p>
-      <w:pPr>
-        <w:rPr>
-          <w:rFonts w:ascii="Inter" w:hAnsi="Inter"/>
-        </w:rPr>
-      </w:pPr>
-    </w:p>
-    <w:p>
-      <w:pPr>
-        <w:rPr>
-          <w:rFonts w:ascii="Inter" w:hAnsi="Inter"/>
-        </w:rPr>
-      </w:pPr>
-    </w:p>
-    <w:p>
-      <w:pPr>
-        <w:rPr>
-          <w:rFonts w:ascii="Inter" w:hAnsi="Inter"/>
-        </w:rPr>
-      </w:pPr>
-    </w:p>
-    <w:p>
-      <w:pPr>
-        <w:rPr>
-          <w:rFonts w:ascii="Inter" w:hAnsi="Inter"/>
-        </w:rPr>
-      </w:pPr>
-    </w:p>
-    <w:p>
-      <w:pPr>
-        <w:rPr>
-          <w:rFonts w:ascii="Inter" w:hAnsi="Inter"/>
-        </w:rPr>
-      </w:pPr>
-    </w:p>
-    <w:p>
-      <w:pPr>
-        <w:rPr>
-          <w:rFonts w:ascii="Inter" w:hAnsi="Inter"/>
-        </w:rPr>
-      </w:pPr>
-    </w:p>
-    <w:p>
-      <w:pPr>
-        <w:rPr>
-          <w:rFonts w:ascii="Inter" w:hAnsi="Inter"/>
-        </w:rPr>
-      </w:pPr>
-    </w:p>
-    <w:p>
-      <w:pPr>
-        <w:rPr>
-          <w:rFonts w:ascii="Inter" w:hAnsi="Inter"/>
-        </w:rPr>
-      </w:pPr>
-    </w:p>
-    <w:p>
-      <w:pPr>
-        <w:rPr>
-          <w:rFonts w:ascii="Inter" w:hAnsi="Inter"/>
-        </w:rPr>
-      </w:pPr>
-    </w:p>
-    <w:p>
-      <w:pPr>
-        <w:rPr>
-          <w:rFonts w:ascii="Inter" w:hAnsi="Inter"/>
-        </w:rPr>
-      </w:pPr>
+        <w:t>Two beds: The Odyssey</w:t>
+      </w:r>
+      <w:r>
+        <w:rPr>
+          <w:rFonts w:ascii="Inter" w:hAnsi="Inter"/>
+        </w:rPr>
+        <w:t xml:space="preserve">. </w:t>
+      </w:r>
+      <w:hyperlink r:id="rId35" w:tgtFrame="_blank" w:history="1">
+        <w:r>
+          <w:rPr>
+            <w:rStyle w:val="Hyperlink"/>
+            <w:rFonts w:ascii="Inter" w:hAnsi="Inter"/>
+          </w:rPr>
+          <w:t>https://antigonejournal.com/2021/10/two-beds-odyssey/</w:t>
+        </w:r>
+      </w:hyperlink>
+    </w:p>
+    <w:p>
+      <w:pPr>
+        <w:numPr>
+          <w:ilvl w:val="0"/>
+          <w:numId w:val="5"/>
+        </w:numPr>
+        <w:rPr>
+          <w:rFonts w:ascii="Inter" w:hAnsi="Inter"/>
+        </w:rPr>
+      </w:pPr>
+      <w:r>
+        <w:rPr>
+          <w:rFonts w:ascii="Inter" w:hAnsi="Inter"/>
+        </w:rPr>
+        <w:t xml:space="preserve">Art of Manliness. (n.d.). </w:t>
+      </w:r>
+      <w:r>
+        <w:rPr>
+          <w:rFonts w:ascii="Inter" w:hAnsi="Inter"/>
+          <w:i/>
+          <w:iCs/>
+        </w:rPr>
+        <w:t>3 lessons from Homer's Odyssey</w:t>
+      </w:r>
+      <w:r>
+        <w:rPr>
+          <w:rFonts w:ascii="Inter" w:hAnsi="Inter"/>
+        </w:rPr>
+        <w:t xml:space="preserve">. </w:t>
+      </w:r>
+      <w:hyperlink r:id="rId36" w:tgtFrame="_blank" w:history="1">
+        <w:r>
+          <w:rPr>
+            <w:rStyle w:val="Hyperlink"/>
+            <w:rFonts w:ascii="Inter" w:hAnsi="Inter"/>
+          </w:rPr>
+          <w:t>https://www.artofmanliness.com/character/manly-lessons/3-lessons-from-homers-odyssey/</w:t>
+        </w:r>
+      </w:hyperlink>
+    </w:p>
+    <w:p>
+      <w:pPr>
+        <w:numPr>
+          <w:ilvl w:val="0"/>
+          <w:numId w:val="5"/>
+        </w:numPr>
+        <w:rPr>
+          <w:rFonts w:ascii="Inter" w:hAnsi="Inter"/>
+        </w:rPr>
+      </w:pPr>
+      <w:r>
+        <w:rPr>
+          <w:rFonts w:ascii="Inter" w:hAnsi="Inter"/>
+        </w:rPr>
+        <w:t xml:space="preserve">Art of Manliness. (n.d.). </w:t>
+      </w:r>
+      <w:r>
+        <w:rPr>
+          <w:rFonts w:ascii="Inter" w:hAnsi="Inter"/>
+          <w:i/>
+          <w:iCs/>
+        </w:rPr>
+        <w:t>Podcast 337: Life lessons from the Odyssey</w:t>
+      </w:r>
+      <w:r>
+        <w:rPr>
+          <w:rFonts w:ascii="Inter" w:hAnsi="Inter"/>
+        </w:rPr>
+        <w:t xml:space="preserve">. </w:t>
+      </w:r>
+      <w:hyperlink r:id="rId37" w:tgtFrame="_blank" w:history="1">
+        <w:r>
+          <w:rPr>
+            <w:rStyle w:val="Hyperlink"/>
+            <w:rFonts w:ascii="Inter" w:hAnsi="Inter"/>
+          </w:rPr>
+          <w:t>https://www.artofmanliness.com/character/manly-lessons/podcast-337-life-lessons-odyssey/</w:t>
+        </w:r>
+      </w:hyperlink>
+    </w:p>
+    <w:p>
+      <w:pPr>
+        <w:numPr>
+          <w:ilvl w:val="0"/>
+          <w:numId w:val="5"/>
+        </w:numPr>
+        <w:rPr>
+          <w:rFonts w:ascii="Inter" w:hAnsi="Inter"/>
+        </w:rPr>
+      </w:pPr>
+      <w:r>
+        <w:rPr>
+          <w:rFonts w:ascii="Inter" w:hAnsi="Inter"/>
+        </w:rPr>
+        <w:t xml:space="preserve">Cambridge University Press. (n.d.). </w:t>
+      </w:r>
+      <w:r>
+        <w:rPr>
+          <w:rFonts w:ascii="Inter" w:hAnsi="Inter"/>
+          <w:i/>
+          <w:iCs/>
+        </w:rPr>
+        <w:t>Family and marriage in Homer</w:t>
+      </w:r>
+      <w:r>
+        <w:rPr>
+          <w:rFonts w:ascii="Inter" w:hAnsi="Inter"/>
+        </w:rPr>
+        <w:t xml:space="preserve">. Cambridge Guide to Homer. </w:t>
+      </w:r>
+      <w:hyperlink r:id="rId38" w:tgtFrame="_blank" w:history="1">
+        <w:r>
+          <w:rPr>
+            <w:rStyle w:val="Hyperlink"/>
+            <w:rFonts w:ascii="Inter" w:hAnsi="Inter"/>
+          </w:rPr>
+          <w:t>https://www.cambridge.org/core/books/cambridge-guide-to-homer/family-and-marriage-in-homer/B5E9A60199484A18A01767227A624BD8</w:t>
+        </w:r>
+      </w:hyperlink>
+    </w:p>
+    <w:p>
+      <w:pPr>
+        <w:numPr>
+          <w:ilvl w:val="0"/>
+          <w:numId w:val="5"/>
+        </w:numPr>
+        <w:rPr>
+          <w:rFonts w:ascii="Inter" w:hAnsi="Inter"/>
+        </w:rPr>
+      </w:pPr>
+      <w:r>
+        <w:rPr>
+          <w:rFonts w:ascii="Inter" w:hAnsi="Inter"/>
+        </w:rPr>
+        <w:t xml:space="preserve">Cambridge University Press. (n.d.). </w:t>
+      </w:r>
+      <w:r>
+        <w:rPr>
+          <w:rFonts w:ascii="Inter" w:hAnsi="Inter"/>
+          <w:i/>
+          <w:iCs/>
+        </w:rPr>
+        <w:t>Odysseus and his bed: From significant objects to thing theory in Homer</w:t>
+      </w:r>
+      <w:r>
+        <w:rPr>
+          <w:rFonts w:ascii="Inter" w:hAnsi="Inter"/>
+        </w:rPr>
+        <w:t xml:space="preserve">. Classical Quarterly. </w:t>
+      </w:r>
+      <w:hyperlink r:id="rId39" w:tgtFrame="_blank" w:history="1">
+        <w:r>
+          <w:rPr>
+            <w:rStyle w:val="Hyperlink"/>
+            <w:rFonts w:ascii="Inter" w:hAnsi="Inter"/>
+          </w:rPr>
+          <w:t>https://www.cambridge.org/core/journals/classical-quarterly/article/odysseus-and-his-bed-from-significant-objects-to-thing-theory-in-homer/CCC22E64A7158507DDFE91BA50827D58</w:t>
+        </w:r>
+      </w:hyperlink>
+    </w:p>
+    <w:p>
+      <w:pPr>
+        <w:numPr>
+          <w:ilvl w:val="0"/>
+          <w:numId w:val="5"/>
+        </w:numPr>
+        <w:rPr>
+          <w:rFonts w:ascii="Inter" w:hAnsi="Inter"/>
+        </w:rPr>
+      </w:pPr>
+      <w:r>
+        <w:rPr>
+          <w:rFonts w:ascii="Inter" w:hAnsi="Inter"/>
+        </w:rPr>
+        <w:t xml:space="preserve">Cinemagic Universe. (n.d.). </w:t>
+      </w:r>
+      <w:r>
+        <w:rPr>
+          <w:rFonts w:ascii="Inter" w:hAnsi="Inter"/>
+          <w:i/>
+          <w:iCs/>
+        </w:rPr>
+        <w:t>Penelope: Ithaca's true queen</w:t>
+      </w:r>
+      <w:r>
+        <w:rPr>
+          <w:rFonts w:ascii="Inter" w:hAnsi="Inter"/>
+        </w:rPr>
+        <w:t xml:space="preserve">. Facebook. </w:t>
+      </w:r>
+      <w:hyperlink r:id="rId40" w:tgtFrame="_blank" w:history="1">
+        <w:r>
+          <w:rPr>
+            <w:rStyle w:val="Hyperlink"/>
+            <w:rFonts w:ascii="Inter" w:hAnsi="Inter"/>
+          </w:rPr>
+          <w:t>https://www.facebook.com/cinemagicuniverse/posts/penelope-ithacas-true-queen-waiting-for-the-return-of-her-odysseus/1688526069229926/</w:t>
+        </w:r>
+      </w:hyperlink>
+    </w:p>
+    <w:p>
+      <w:pPr>
+        <w:numPr>
+          <w:ilvl w:val="0"/>
+          <w:numId w:val="5"/>
+        </w:numPr>
+        <w:rPr>
+          <w:rFonts w:ascii="Inter" w:hAnsi="Inter"/>
+        </w:rPr>
+      </w:pPr>
+      <w:r>
+        <w:rPr>
+          <w:rFonts w:ascii="Inter" w:hAnsi="Inter"/>
+        </w:rPr>
+        <w:lastRenderedPageBreak/>
+        <w:t xml:space="preserve">Circe Institute. (n.d.). </w:t>
+      </w:r>
+      <w:r>
+        <w:rPr>
+          <w:rFonts w:ascii="Inter" w:hAnsi="Inter"/>
+          <w:i/>
+          <w:iCs/>
+        </w:rPr>
+        <w:t>Odysseus: The faithful husband</w:t>
+      </w:r>
+      <w:r>
+        <w:rPr>
+          <w:rFonts w:ascii="Inter" w:hAnsi="Inter"/>
+        </w:rPr>
+        <w:t xml:space="preserve">. </w:t>
+      </w:r>
+      <w:hyperlink r:id="rId41" w:tgtFrame="_blank" w:history="1">
+        <w:r>
+          <w:rPr>
+            <w:rStyle w:val="Hyperlink"/>
+            <w:rFonts w:ascii="Inter" w:hAnsi="Inter"/>
+          </w:rPr>
+          <w:t>https://circeinstitute.org/blog/blog-odysseus-faithful-husband/</w:t>
+        </w:r>
+      </w:hyperlink>
+    </w:p>
+    <w:p>
+      <w:pPr>
+        <w:numPr>
+          <w:ilvl w:val="0"/>
+          <w:numId w:val="5"/>
+        </w:numPr>
+        <w:rPr>
+          <w:rFonts w:ascii="Inter" w:hAnsi="Inter"/>
+        </w:rPr>
+      </w:pPr>
+      <w:proofErr w:type="spellStart"/>
+      <w:r>
+        <w:rPr>
+          <w:rFonts w:ascii="Inter" w:hAnsi="Inter"/>
+        </w:rPr>
+        <w:t>Graece</w:t>
+      </w:r>
+      <w:proofErr w:type="spellEnd"/>
+      <w:r>
+        <w:rPr>
+          <w:rFonts w:ascii="Inter" w:hAnsi="Inter"/>
+        </w:rPr>
+        <w:t xml:space="preserve">. (n.d.). </w:t>
+      </w:r>
+      <w:r>
+        <w:rPr>
+          <w:rFonts w:ascii="Inter" w:hAnsi="Inter"/>
+          <w:i/>
+          <w:iCs/>
+        </w:rPr>
+        <w:t>Homer's Iliad story</w:t>
+      </w:r>
+      <w:r>
+        <w:rPr>
+          <w:rFonts w:ascii="Inter" w:hAnsi="Inter"/>
+        </w:rPr>
+        <w:t xml:space="preserve">. </w:t>
+      </w:r>
+      <w:hyperlink r:id="rId42" w:tgtFrame="_blank" w:history="1">
+        <w:r>
+          <w:rPr>
+            <w:rStyle w:val="Hyperlink"/>
+            <w:rFonts w:ascii="Inter" w:hAnsi="Inter"/>
+          </w:rPr>
+          <w:t>https://graece.it/homers-iliad-story/?lang=en</w:t>
+        </w:r>
+      </w:hyperlink>
+    </w:p>
+    <w:p>
+      <w:pPr>
+        <w:numPr>
+          <w:ilvl w:val="0"/>
+          <w:numId w:val="5"/>
+        </w:numPr>
+        <w:rPr>
+          <w:rFonts w:ascii="Inter" w:hAnsi="Inter"/>
+        </w:rPr>
+      </w:pPr>
+      <w:r>
+        <w:rPr>
+          <w:rFonts w:ascii="Inter" w:hAnsi="Inter"/>
+        </w:rPr>
+        <w:t xml:space="preserve">The Hazelnut. (n.d.). </w:t>
+      </w:r>
+      <w:r>
+        <w:rPr>
+          <w:rFonts w:ascii="Inter" w:hAnsi="Inter"/>
+          <w:i/>
+          <w:iCs/>
+        </w:rPr>
+        <w:t>The perpetual return: Fidelity in the Odyssey</w:t>
+      </w:r>
+      <w:r>
+        <w:rPr>
+          <w:rFonts w:ascii="Inter" w:hAnsi="Inter"/>
+        </w:rPr>
+        <w:t xml:space="preserve">. Substack. </w:t>
+      </w:r>
+      <w:hyperlink r:id="rId43" w:tgtFrame="_blank" w:history="1">
+        <w:r>
+          <w:rPr>
+            <w:rStyle w:val="Hyperlink"/>
+            <w:rFonts w:ascii="Inter" w:hAnsi="Inter"/>
+          </w:rPr>
+          <w:t>https://thehazelnut.substack.com/p/the-perpetual-return-fidelity-in</w:t>
+        </w:r>
+      </w:hyperlink>
+    </w:p>
+    <w:p>
+      <w:pPr>
+        <w:numPr>
+          <w:ilvl w:val="0"/>
+          <w:numId w:val="5"/>
+        </w:numPr>
+        <w:rPr>
+          <w:rFonts w:ascii="Inter" w:hAnsi="Inter"/>
+        </w:rPr>
+      </w:pPr>
+      <w:r>
+        <w:rPr>
+          <w:rFonts w:ascii="Inter" w:hAnsi="Inter"/>
+        </w:rPr>
+        <w:t xml:space="preserve">The Imaginative Conservative. (2023, January). </w:t>
+      </w:r>
+      <w:r>
+        <w:rPr>
+          <w:rFonts w:ascii="Inter" w:hAnsi="Inter"/>
+          <w:i/>
+          <w:iCs/>
+        </w:rPr>
+        <w:t>Husbands and wives in Homer (Louis Markos)</w:t>
+      </w:r>
+      <w:r>
+        <w:rPr>
+          <w:rFonts w:ascii="Inter" w:hAnsi="Inter"/>
+        </w:rPr>
+        <w:t xml:space="preserve">. </w:t>
+      </w:r>
+      <w:hyperlink r:id="rId44" w:tgtFrame="_blank" w:history="1">
+        <w:r>
+          <w:rPr>
+            <w:rStyle w:val="Hyperlink"/>
+            <w:rFonts w:ascii="Inter" w:hAnsi="Inter"/>
+          </w:rPr>
+          <w:t>https://theimaginativeconservative.org/2023/01/husbands-wives-homer-louis-markos.html</w:t>
+        </w:r>
+      </w:hyperlink>
+    </w:p>
+    <w:p>
+      <w:pPr>
+        <w:numPr>
+          <w:ilvl w:val="0"/>
+          <w:numId w:val="5"/>
+        </w:numPr>
+        <w:rPr>
+          <w:rFonts w:ascii="Inter" w:hAnsi="Inter"/>
+        </w:rPr>
+      </w:pPr>
+      <w:r>
+        <w:rPr>
+          <w:rFonts w:ascii="Inter" w:hAnsi="Inter"/>
+        </w:rPr>
+        <w:t xml:space="preserve">The Imaginative Conservative. (2023, April). </w:t>
+      </w:r>
+      <w:r>
+        <w:rPr>
+          <w:rFonts w:ascii="Inter" w:hAnsi="Inter"/>
+          <w:i/>
+          <w:iCs/>
+        </w:rPr>
+        <w:t>Homer on husbands and wives</w:t>
+      </w:r>
+      <w:r>
+        <w:rPr>
+          <w:rFonts w:ascii="Inter" w:hAnsi="Inter"/>
+        </w:rPr>
+        <w:t xml:space="preserve">. </w:t>
+      </w:r>
+      <w:hyperlink r:id="rId45" w:tgtFrame="_blank" w:history="1">
+        <w:r>
+          <w:rPr>
+            <w:rStyle w:val="Hyperlink"/>
+            <w:rFonts w:ascii="Inter" w:hAnsi="Inter"/>
+          </w:rPr>
+          <w:t>https://theimaginativeconservative.org/2023/04/homer-husbands-wives-louis-markos.html</w:t>
+        </w:r>
+      </w:hyperlink>
+    </w:p>
+    <w:p>
+      <w:pPr>
+        <w:numPr>
+          <w:ilvl w:val="0"/>
+          <w:numId w:val="5"/>
+        </w:numPr>
+        <w:rPr>
+          <w:rFonts w:ascii="Inter" w:hAnsi="Inter"/>
+        </w:rPr>
+      </w:pPr>
+      <w:r>
+        <w:rPr>
+          <w:rFonts w:ascii="Inter" w:hAnsi="Inter"/>
+        </w:rPr>
+        <w:t xml:space="preserve">Life Craft. (n.d.). </w:t>
+      </w:r>
+      <w:r>
+        <w:rPr>
+          <w:rFonts w:ascii="Inter" w:hAnsi="Inter"/>
+          <w:i/>
+          <w:iCs/>
+        </w:rPr>
+        <w:t>The secret of the marriage bed</w:t>
+      </w:r>
+      <w:r>
+        <w:rPr>
+          <w:rFonts w:ascii="Inter" w:hAnsi="Inter"/>
+        </w:rPr>
+        <w:t xml:space="preserve">. </w:t>
+      </w:r>
+      <w:hyperlink r:id="rId46" w:tgtFrame="_blank" w:history="1">
+        <w:r>
+          <w:rPr>
+            <w:rStyle w:val="Hyperlink"/>
+            <w:rFonts w:ascii="Inter" w:hAnsi="Inter"/>
+          </w:rPr>
+          <w:t>https://life-craft.org/the-secret-of-the-marriage-bed-2/</w:t>
+        </w:r>
+      </w:hyperlink>
+    </w:p>
+    <w:p>
+      <w:pPr>
+        <w:numPr>
+          <w:ilvl w:val="0"/>
+          <w:numId w:val="5"/>
+        </w:numPr>
+        <w:rPr>
+          <w:rFonts w:ascii="Inter" w:hAnsi="Inter"/>
+        </w:rPr>
+      </w:pPr>
+      <w:r>
+        <w:rPr>
+          <w:rFonts w:ascii="Inter" w:hAnsi="Inter"/>
+        </w:rPr>
+        <w:t xml:space="preserve">Public Discourse. (2017, July). </w:t>
+      </w:r>
+      <w:r>
+        <w:rPr>
+          <w:rFonts w:ascii="Inter" w:hAnsi="Inter"/>
+          <w:i/>
+          <w:iCs/>
+        </w:rPr>
+        <w:t>Marriage in the Odyssey</w:t>
+      </w:r>
+      <w:r>
+        <w:rPr>
+          <w:rFonts w:ascii="Inter" w:hAnsi="Inter"/>
+        </w:rPr>
+        <w:t xml:space="preserve">. </w:t>
+      </w:r>
+      <w:hyperlink r:id="rId47" w:tgtFrame="_blank" w:history="1">
+        <w:r>
+          <w:rPr>
+            <w:rStyle w:val="Hyperlink"/>
+            <w:rFonts w:ascii="Inter" w:hAnsi="Inter"/>
+          </w:rPr>
+          <w:t>https://www.thepublicdiscourse.com/2017/07/19582/</w:t>
+        </w:r>
+      </w:hyperlink>
+    </w:p>
+    <w:p>
+      <w:pPr>
+        <w:numPr>
+          <w:ilvl w:val="0"/>
+          <w:numId w:val="5"/>
+        </w:numPr>
+        <w:rPr>
+          <w:rFonts w:ascii="Inter" w:hAnsi="Inter"/>
+        </w:rPr>
+      </w:pPr>
+      <w:proofErr w:type="spellStart"/>
+      <w:r>
+        <w:rPr>
+          <w:rFonts w:ascii="Inter" w:hAnsi="Inter"/>
+        </w:rPr>
+        <w:t>ScholarWorks</w:t>
+      </w:r>
+      <w:proofErr w:type="spellEnd"/>
+      <w:r>
+        <w:rPr>
+          <w:rFonts w:ascii="Inter" w:hAnsi="Inter"/>
+        </w:rPr>
+        <w:t xml:space="preserve">. (n.d.). </w:t>
+      </w:r>
+      <w:r>
+        <w:rPr>
+          <w:rFonts w:ascii="Inter" w:hAnsi="Inter"/>
+          <w:i/>
+          <w:iCs/>
+        </w:rPr>
+        <w:t>Article 1018</w:t>
+      </w:r>
+      <w:r>
+        <w:rPr>
+          <w:rFonts w:ascii="Inter" w:hAnsi="Inter"/>
+        </w:rPr>
+        <w:t xml:space="preserve">. University of Northern Iowa. </w:t>
+      </w:r>
+      <w:hyperlink r:id="rId48" w:tgtFrame="_blank" w:history="1">
+        <w:r>
+          <w:rPr>
+            <w:rStyle w:val="Hyperlink"/>
+            <w:rFonts w:ascii="Inter" w:hAnsi="Inter"/>
+          </w:rPr>
+          <w:t>https://scholarworks.uni.edu/cgi/viewcontent.cgi?article=1018&amp;context=draftings</w:t>
+        </w:r>
+      </w:hyperlink>
+    </w:p>
+    <w:p>
+      <w:pPr>
+        <w:numPr>
+          <w:ilvl w:val="0"/>
+          <w:numId w:val="5"/>
+        </w:numPr>
+        <w:rPr>
+          <w:rFonts w:ascii="Inter" w:hAnsi="Inter"/>
+        </w:rPr>
+      </w:pPr>
+      <w:r>
+        <w:rPr>
+          <w:rFonts w:ascii="Inter" w:hAnsi="Inter"/>
+        </w:rPr>
+        <w:t xml:space="preserve">SparkNotes. (n.d.). </w:t>
+      </w:r>
+      <w:r>
+        <w:rPr>
+          <w:rFonts w:ascii="Inter" w:hAnsi="Inter"/>
+          <w:i/>
+          <w:iCs/>
+        </w:rPr>
+        <w:t>The Odyssey: Symbols - The wedding bed</w:t>
+      </w:r>
+      <w:r>
+        <w:rPr>
+          <w:rFonts w:ascii="Inter" w:hAnsi="Inter"/>
+        </w:rPr>
+        <w:t xml:space="preserve">. </w:t>
+      </w:r>
+      <w:hyperlink r:id="rId49" w:tgtFrame="_blank" w:history="1">
+        <w:r>
+          <w:rPr>
+            <w:rStyle w:val="Hyperlink"/>
+            <w:rFonts w:ascii="Inter" w:hAnsi="Inter"/>
+          </w:rPr>
+          <w:t>https://www.sparknotes.com/lit/odyssey/quotes/symbol/the-wedding-bed/</w:t>
+        </w:r>
+      </w:hyperlink>
+    </w:p>
+    <w:p>
+      <w:pPr>
+        <w:numPr>
+          <w:ilvl w:val="0"/>
+          <w:numId w:val="5"/>
+        </w:numPr>
+        <w:rPr>
+          <w:rFonts w:ascii="Inter" w:hAnsi="Inter"/>
+        </w:rPr>
+      </w:pPr>
+      <w:proofErr w:type="spellStart"/>
+      <w:r>
+        <w:rPr>
+          <w:rFonts w:ascii="Inter" w:hAnsi="Inter"/>
+        </w:rPr>
+        <w:t>SuperSummary</w:t>
+      </w:r>
+      <w:proofErr w:type="spellEnd"/>
+      <w:r>
+        <w:rPr>
+          <w:rFonts w:ascii="Inter" w:hAnsi="Inter"/>
+        </w:rPr>
+        <w:t xml:space="preserve">. (n.d.). </w:t>
+      </w:r>
+      <w:r>
+        <w:rPr>
+          <w:rFonts w:ascii="Inter" w:hAnsi="Inter"/>
+          <w:i/>
+          <w:iCs/>
+        </w:rPr>
+        <w:t>The Odyssey: Important quotes</w:t>
+      </w:r>
+      <w:r>
+        <w:rPr>
+          <w:rFonts w:ascii="Inter" w:hAnsi="Inter"/>
+        </w:rPr>
+        <w:t xml:space="preserve">. </w:t>
+      </w:r>
+      <w:hyperlink r:id="rId50" w:tgtFrame="_blank" w:history="1">
+        <w:r>
+          <w:rPr>
+            <w:rStyle w:val="Hyperlink"/>
+            <w:rFonts w:ascii="Inter" w:hAnsi="Inter"/>
+          </w:rPr>
+          <w:t>https://www.supersummary.com/the-odyssey/important-quotes/</w:t>
+        </w:r>
+      </w:hyperlink>
+    </w:p>
+    <w:p>
+      <w:pPr>
+        <w:numPr>
+          <w:ilvl w:val="0"/>
+          <w:numId w:val="5"/>
+        </w:numPr>
+        <w:rPr>
+          <w:rFonts w:ascii="Inter" w:hAnsi="Inter"/>
+        </w:rPr>
+      </w:pPr>
+      <w:r>
+        <w:rPr>
+          <w:rFonts w:ascii="Inter" w:hAnsi="Inter"/>
+        </w:rPr>
+        <w:t xml:space="preserve">Times of India. (n.d.). </w:t>
+      </w:r>
+      <w:r>
+        <w:rPr>
+          <w:rFonts w:ascii="Inter" w:hAnsi="Inter"/>
+          <w:i/>
+          <w:iCs/>
+        </w:rPr>
+        <w:t>Quote of the day by Homer</w:t>
+      </w:r>
+      <w:r>
+        <w:rPr>
+          <w:rFonts w:ascii="Inter" w:hAnsi="Inter"/>
+        </w:rPr>
+        <w:t xml:space="preserve">. </w:t>
+      </w:r>
+      <w:hyperlink r:id="rId51" w:tgtFrame="_blank" w:history="1">
+        <w:r>
+          <w:rPr>
+            <w:rStyle w:val="Hyperlink"/>
+            <w:rFonts w:ascii="Inter" w:hAnsi="Inter"/>
+          </w:rPr>
+          <w:t>https://timesofindia.indiatimes.com/life-style/books/features/quote-of-the-day-by-homer-there-is-nothing-more-admirable-than-when-two-people-who-see-eye-to-eye-keep-house-as-man-and-wife-confounding-/articleshow/127175123.cms</w:t>
+        </w:r>
+      </w:hyperlink>
+    </w:p>
+    <w:p>
+      <w:pPr>
+        <w:numPr>
+          <w:ilvl w:val="0"/>
+          <w:numId w:val="5"/>
+        </w:numPr>
+        <w:rPr>
+          <w:rFonts w:ascii="Inter" w:hAnsi="Inter"/>
+        </w:rPr>
+      </w:pPr>
+      <w:r>
+        <w:rPr>
+          <w:rFonts w:ascii="Inter" w:hAnsi="Inter"/>
+        </w:rPr>
+        <w:t xml:space="preserve">University of Vermont. (n.d.). </w:t>
+      </w:r>
+      <w:r>
+        <w:rPr>
+          <w:rFonts w:ascii="Inter" w:hAnsi="Inter"/>
+          <w:i/>
+          <w:iCs/>
+        </w:rPr>
+        <w:t>Female ethics and epic rivalry</w:t>
+      </w:r>
+      <w:r>
+        <w:rPr>
+          <w:rFonts w:ascii="Inter" w:hAnsi="Inter"/>
+        </w:rPr>
+        <w:t xml:space="preserve">. </w:t>
+      </w:r>
+      <w:hyperlink r:id="rId52" w:tgtFrame="_blank" w:history="1">
+        <w:r>
+          <w:rPr>
+            <w:rStyle w:val="Hyperlink"/>
+            <w:rFonts w:ascii="Inter" w:hAnsi="Inter"/>
+          </w:rPr>
+          <w:t>https://www.uvm.edu/~jbailly/courses/CLAS1640TrojanWar/GraceCfemaleethicsandepicrivalry.pdf</w:t>
+        </w:r>
+      </w:hyperlink>
     </w:p>
     <w:p>
       <w:pPr>
@@ -1536,8 +3839,7 @@
           <w:b/>
           <w:bCs/>
         </w:rPr>
-        <w:lastRenderedPageBreak/>
-        <w:t>PART IV: The Weaponization of Sex</w:t>
+        <w:t>Marriage and Commitment in the Scriptures</w:t>
       </w:r>
     </w:p>
     <w:p>
@@ -1551,85 +3853,621 @@
     </w:p>
     <w:p>
       <w:pPr>
-        <w:rPr>
-          <w:rFonts w:ascii="Inter" w:hAnsi="Inter"/>
-        </w:rPr>
-      </w:pPr>
-      <w:r>
-        <w:rPr>
-          <w:rFonts w:ascii="Inter" w:hAnsi="Inter"/>
-        </w:rPr>
-        <w:t>We must ruthlessly condemn those who use sex for immoral purposes. The reproductive capabilities wired into your physical structure were designed by the Supreme Commander to build the Vanguard, forge unbreakable alliances, and multiply the force.</w:t>
-      </w:r>
-    </w:p>
-    <w:p>
-      <w:pPr>
-        <w:rPr>
-          <w:rFonts w:ascii="Inter" w:hAnsi="Inter"/>
-        </w:rPr>
-      </w:pPr>
-      <w:r>
-        <w:rPr>
-          <w:rFonts w:ascii="Inter" w:hAnsi="Inter"/>
-        </w:rPr>
-        <w:t>Using sex as a recreational distraction, a tool for manipulation, or a mechanism for illicit pleasure outside the bounds of a verified, lawful covenant is a desecration of government property. Those who engage in immoral sexual practices degrade their own operational readiness and invite chaos into the ranks. We do not tolerate operatives who turn the tools of creation into weapons of self-destruction.</w:t>
-      </w:r>
-    </w:p>
-    <w:p>
-      <w:pPr>
-        <w:rPr>
-          <w:rFonts w:ascii="Inter" w:hAnsi="Inter"/>
-        </w:rPr>
-      </w:pPr>
-    </w:p>
-    <w:p>
-      <w:pPr>
-        <w:rPr>
-          <w:rFonts w:ascii="Inter" w:hAnsi="Inter"/>
-        </w:rPr>
-      </w:pPr>
-      <w:r>
-        <w:rPr>
-          <w:rFonts w:ascii="Inter" w:hAnsi="Inter"/>
-          <w:b/>
-          <w:bCs/>
-        </w:rPr>
-        <w:t>Command Summary:</w:t>
-      </w:r>
-      <w:r>
-        <w:rPr>
-          <w:rFonts w:ascii="Inter" w:hAnsi="Inter"/>
-        </w:rPr>
-        <w:t xml:space="preserve"> Do your reconnaissance. Verify the lineage of your counterpart and refuse the deception of the shapeshifter. Maintain strict genetic and spiritual distance from your own bloodline. Honor the laws of separation, protect the purity of the camp, and execute your duties with absolute professional discipline.</w:t>
-      </w:r>
-    </w:p>
-    <w:p>
-      <w:pPr>
-        <w:rPr>
-          <w:rFonts w:ascii="Inter" w:hAnsi="Inter"/>
-        </w:rPr>
-      </w:pPr>
-    </w:p>
-    <w:p>
-      <w:pPr>
-        <w:rPr>
-          <w:rFonts w:ascii="Inter" w:hAnsi="Inter"/>
-        </w:rPr>
-      </w:pPr>
-    </w:p>
-    <w:p>
-      <w:pPr>
-        <w:rPr>
-          <w:rFonts w:ascii="Inter" w:hAnsi="Inter"/>
-        </w:rPr>
-      </w:pPr>
-    </w:p>
-    <w:p>
-      <w:pPr>
-        <w:rPr>
-          <w:rFonts w:ascii="Inter" w:hAnsi="Inter"/>
-        </w:rPr>
-      </w:pPr>
+        <w:numPr>
+          <w:ilvl w:val="0"/>
+          <w:numId w:val="6"/>
+        </w:numPr>
+        <w:rPr>
+          <w:rFonts w:ascii="Inter" w:hAnsi="Inter"/>
+        </w:rPr>
+      </w:pPr>
+      <w:r>
+        <w:rPr>
+          <w:rFonts w:ascii="Inter" w:hAnsi="Inter"/>
+        </w:rPr>
+        <w:t xml:space="preserve">Bible Gateway. (n.d.). </w:t>
+      </w:r>
+      <w:r>
+        <w:rPr>
+          <w:rFonts w:ascii="Inter" w:hAnsi="Inter"/>
+          <w:i/>
+          <w:iCs/>
+        </w:rPr>
+        <w:t>Deuteronomy 24:5</w:t>
+      </w:r>
+      <w:r>
+        <w:rPr>
+          <w:rFonts w:ascii="Inter" w:hAnsi="Inter"/>
+        </w:rPr>
+        <w:t xml:space="preserve">. </w:t>
+      </w:r>
+      <w:hyperlink r:id="rId53" w:tgtFrame="_blank" w:history="1">
+        <w:r>
+          <w:rPr>
+            <w:rStyle w:val="Hyperlink"/>
+            <w:rFonts w:ascii="Inter" w:hAnsi="Inter"/>
+          </w:rPr>
+          <w:t>https://www.biblegateway.com/verse/en/Deuteronomy%2024%3A5</w:t>
+        </w:r>
+      </w:hyperlink>
+    </w:p>
+    <w:p>
+      <w:pPr>
+        <w:numPr>
+          <w:ilvl w:val="0"/>
+          <w:numId w:val="6"/>
+        </w:numPr>
+        <w:rPr>
+          <w:rFonts w:ascii="Inter" w:hAnsi="Inter"/>
+        </w:rPr>
+      </w:pPr>
+      <w:r>
+        <w:rPr>
+          <w:rFonts w:ascii="Inter" w:hAnsi="Inter"/>
+        </w:rPr>
+        <w:t xml:space="preserve">Bible Hub. (n.d.). </w:t>
+      </w:r>
+      <w:r>
+        <w:rPr>
+          <w:rFonts w:ascii="Inter" w:hAnsi="Inter"/>
+          <w:i/>
+          <w:iCs/>
+        </w:rPr>
+        <w:t>Deuteronomy 24 (ISR)</w:t>
+      </w:r>
+      <w:r>
+        <w:rPr>
+          <w:rFonts w:ascii="Inter" w:hAnsi="Inter"/>
+        </w:rPr>
+        <w:t xml:space="preserve">. </w:t>
+      </w:r>
+      <w:hyperlink r:id="rId54" w:tgtFrame="_blank" w:history="1">
+        <w:r>
+          <w:rPr>
+            <w:rStyle w:val="Hyperlink"/>
+            <w:rFonts w:ascii="Inter" w:hAnsi="Inter"/>
+          </w:rPr>
+          <w:t>https://biblehub.com/isr/deuteronomy/24.htm</w:t>
+        </w:r>
+      </w:hyperlink>
+    </w:p>
+    <w:p>
+      <w:pPr>
+        <w:numPr>
+          <w:ilvl w:val="0"/>
+          <w:numId w:val="6"/>
+        </w:numPr>
+        <w:rPr>
+          <w:rFonts w:ascii="Inter" w:hAnsi="Inter"/>
+        </w:rPr>
+      </w:pPr>
+      <w:r>
+        <w:rPr>
+          <w:rFonts w:ascii="Inter" w:hAnsi="Inter"/>
+        </w:rPr>
+        <w:t xml:space="preserve">Crowd Church. (n.d.). </w:t>
+      </w:r>
+      <w:r>
+        <w:rPr>
+          <w:rFonts w:ascii="Inter" w:hAnsi="Inter"/>
+          <w:i/>
+          <w:iCs/>
+        </w:rPr>
+        <w:t>What does the Bible say about marriage and relationships?</w:t>
+      </w:r>
+      <w:r>
+        <w:rPr>
+          <w:rFonts w:ascii="Inter" w:hAnsi="Inter"/>
+        </w:rPr>
+        <w:t xml:space="preserve"> </w:t>
+      </w:r>
+      <w:hyperlink r:id="rId55" w:tgtFrame="_blank" w:history="1">
+        <w:r>
+          <w:rPr>
+            <w:rStyle w:val="Hyperlink"/>
+            <w:rFonts w:ascii="Inter" w:hAnsi="Inter"/>
+          </w:rPr>
+          <w:t>https://crowd.church/talks/what-does-the-bible-say-about-marriage-and-relationships</w:t>
+        </w:r>
+      </w:hyperlink>
+    </w:p>
+    <w:p>
+      <w:pPr>
+        <w:numPr>
+          <w:ilvl w:val="0"/>
+          <w:numId w:val="6"/>
+        </w:numPr>
+        <w:rPr>
+          <w:rFonts w:ascii="Inter" w:hAnsi="Inter"/>
+        </w:rPr>
+      </w:pPr>
+      <w:r>
+        <w:rPr>
+          <w:rFonts w:ascii="Inter" w:hAnsi="Inter"/>
+        </w:rPr>
+        <w:t xml:space="preserve">Cru. (n.d.). </w:t>
+      </w:r>
+      <w:r>
+        <w:rPr>
+          <w:rFonts w:ascii="Inter" w:hAnsi="Inter"/>
+          <w:i/>
+          <w:iCs/>
+        </w:rPr>
+        <w:t>Marriage verses</w:t>
+      </w:r>
+      <w:r>
+        <w:rPr>
+          <w:rFonts w:ascii="Inter" w:hAnsi="Inter"/>
+        </w:rPr>
+        <w:t xml:space="preserve">. </w:t>
+      </w:r>
+      <w:hyperlink r:id="rId56" w:tgtFrame="_blank" w:history="1">
+        <w:r>
+          <w:rPr>
+            <w:rStyle w:val="Hyperlink"/>
+            <w:rFonts w:ascii="Inter" w:hAnsi="Inter"/>
+          </w:rPr>
+          <w:t>https://www.cru.org/us/en/train-and-grow/life-and-relationships/marriage/marriage-verses.html</w:t>
+        </w:r>
+      </w:hyperlink>
+    </w:p>
+    <w:p>
+      <w:pPr>
+        <w:numPr>
+          <w:ilvl w:val="0"/>
+          <w:numId w:val="6"/>
+        </w:numPr>
+        <w:rPr>
+          <w:rFonts w:ascii="Inter" w:hAnsi="Inter"/>
+        </w:rPr>
+      </w:pPr>
+      <w:r>
+        <w:rPr>
+          <w:rFonts w:ascii="Inter" w:hAnsi="Inter"/>
+        </w:rPr>
+        <w:t xml:space="preserve">Desiring God. (n.d.). </w:t>
+      </w:r>
+      <w:r>
+        <w:rPr>
+          <w:rFonts w:ascii="Inter" w:hAnsi="Inter"/>
+          <w:i/>
+          <w:iCs/>
+        </w:rPr>
+        <w:t>Staying married is not about staying in love</w:t>
+      </w:r>
+      <w:r>
+        <w:rPr>
+          <w:rFonts w:ascii="Inter" w:hAnsi="Inter"/>
+        </w:rPr>
+        <w:t xml:space="preserve">. </w:t>
+      </w:r>
+      <w:hyperlink r:id="rId57" w:tgtFrame="_blank" w:history="1">
+        <w:r>
+          <w:rPr>
+            <w:rStyle w:val="Hyperlink"/>
+            <w:rFonts w:ascii="Inter" w:hAnsi="Inter"/>
+          </w:rPr>
+          <w:t>https://www.desiringgod.org/messages/staying-married-is-not-about-staying-in-love</w:t>
+        </w:r>
+      </w:hyperlink>
+    </w:p>
+    <w:p>
+      <w:pPr>
+        <w:numPr>
+          <w:ilvl w:val="0"/>
+          <w:numId w:val="6"/>
+        </w:numPr>
+        <w:rPr>
+          <w:rFonts w:ascii="Inter" w:hAnsi="Inter"/>
+        </w:rPr>
+      </w:pPr>
+      <w:r>
+        <w:rPr>
+          <w:rFonts w:ascii="Inter" w:hAnsi="Inter"/>
+        </w:rPr>
+        <w:t xml:space="preserve">Facebook. (n.d.). </w:t>
+      </w:r>
+      <w:r>
+        <w:rPr>
+          <w:rFonts w:ascii="Inter" w:hAnsi="Inter"/>
+          <w:i/>
+          <w:iCs/>
+        </w:rPr>
+        <w:t>Group post 1657120835538637</w:t>
+      </w:r>
+      <w:r>
+        <w:rPr>
+          <w:rFonts w:ascii="Inter" w:hAnsi="Inter"/>
+        </w:rPr>
+        <w:t xml:space="preserve">. </w:t>
+      </w:r>
+      <w:hyperlink r:id="rId58" w:tgtFrame="_blank" w:history="1">
+        <w:r>
+          <w:rPr>
+            <w:rStyle w:val="Hyperlink"/>
+            <w:rFonts w:ascii="Inter" w:hAnsi="Inter"/>
+          </w:rPr>
+          <w:t>https://www.facebook.com/groups/661518758432188/posts/1657120835538637/</w:t>
+        </w:r>
+      </w:hyperlink>
+    </w:p>
+    <w:p>
+      <w:pPr>
+        <w:numPr>
+          <w:ilvl w:val="0"/>
+          <w:numId w:val="6"/>
+        </w:numPr>
+        <w:rPr>
+          <w:rFonts w:ascii="Inter" w:hAnsi="Inter"/>
+        </w:rPr>
+      </w:pPr>
+      <w:r>
+        <w:rPr>
+          <w:rFonts w:ascii="Inter" w:hAnsi="Inter"/>
+        </w:rPr>
+        <w:t xml:space="preserve">Metcalf Ministries. (n.d.). </w:t>
+      </w:r>
+      <w:r>
+        <w:rPr>
+          <w:rFonts w:ascii="Inter" w:hAnsi="Inter"/>
+          <w:i/>
+          <w:iCs/>
+        </w:rPr>
+        <w:t>Holy work</w:t>
+      </w:r>
+      <w:r>
+        <w:rPr>
+          <w:rFonts w:ascii="Inter" w:hAnsi="Inter"/>
+        </w:rPr>
+        <w:t xml:space="preserve">. </w:t>
+      </w:r>
+      <w:hyperlink r:id="rId59" w:tgtFrame="_blank" w:history="1">
+        <w:r>
+          <w:rPr>
+            <w:rStyle w:val="Hyperlink"/>
+            <w:rFonts w:ascii="Inter" w:hAnsi="Inter"/>
+          </w:rPr>
+          <w:t>https://metcalfministries.com/blog/holywork</w:t>
+        </w:r>
+      </w:hyperlink>
+    </w:p>
+    <w:p>
+      <w:pPr>
+        <w:numPr>
+          <w:ilvl w:val="0"/>
+          <w:numId w:val="6"/>
+        </w:numPr>
+        <w:rPr>
+          <w:rFonts w:ascii="Inter" w:hAnsi="Inter"/>
+        </w:rPr>
+      </w:pPr>
+      <w:r>
+        <w:rPr>
+          <w:rFonts w:ascii="Inter" w:hAnsi="Inter"/>
+        </w:rPr>
+        <w:t xml:space="preserve">OpenBible.info. (n.d.). </w:t>
+      </w:r>
+      <w:r>
+        <w:rPr>
+          <w:rFonts w:ascii="Inter" w:hAnsi="Inter"/>
+          <w:i/>
+          <w:iCs/>
+        </w:rPr>
+        <w:t>Husbands and wives</w:t>
+      </w:r>
+      <w:r>
+        <w:rPr>
+          <w:rFonts w:ascii="Inter" w:hAnsi="Inter"/>
+        </w:rPr>
+        <w:t xml:space="preserve">. </w:t>
+      </w:r>
+      <w:hyperlink r:id="rId60" w:tgtFrame="_blank" w:history="1">
+        <w:r>
+          <w:rPr>
+            <w:rStyle w:val="Hyperlink"/>
+            <w:rFonts w:ascii="Inter" w:hAnsi="Inter"/>
+          </w:rPr>
+          <w:t>https://www.openbible.info/topics/husbands_and_wives</w:t>
+        </w:r>
+      </w:hyperlink>
+    </w:p>
+    <w:p>
+      <w:pPr>
+        <w:numPr>
+          <w:ilvl w:val="0"/>
+          <w:numId w:val="6"/>
+        </w:numPr>
+        <w:rPr>
+          <w:rFonts w:ascii="Inter" w:hAnsi="Inter"/>
+        </w:rPr>
+      </w:pPr>
+      <w:r>
+        <w:rPr>
+          <w:rFonts w:ascii="Inter" w:hAnsi="Inter"/>
+        </w:rPr>
+        <w:t xml:space="preserve">OpenBible.info. (n.d.). </w:t>
+      </w:r>
+      <w:r>
+        <w:rPr>
+          <w:rFonts w:ascii="Inter" w:hAnsi="Inter"/>
+          <w:i/>
+          <w:iCs/>
+        </w:rPr>
+        <w:t>Stay together</w:t>
+      </w:r>
+      <w:r>
+        <w:rPr>
+          <w:rFonts w:ascii="Inter" w:hAnsi="Inter"/>
+        </w:rPr>
+        <w:t xml:space="preserve">. </w:t>
+      </w:r>
+      <w:hyperlink r:id="rId61" w:tgtFrame="_blank" w:history="1">
+        <w:r>
+          <w:rPr>
+            <w:rStyle w:val="Hyperlink"/>
+            <w:rFonts w:ascii="Inter" w:hAnsi="Inter"/>
+          </w:rPr>
+          <w:t>https://www.openbible.info/topics/stay_together</w:t>
+        </w:r>
+      </w:hyperlink>
+    </w:p>
+    <w:p>
+      <w:pPr>
+        <w:numPr>
+          <w:ilvl w:val="0"/>
+          <w:numId w:val="6"/>
+        </w:numPr>
+        <w:rPr>
+          <w:rFonts w:ascii="Inter" w:hAnsi="Inter"/>
+        </w:rPr>
+      </w:pPr>
+      <w:r>
+        <w:rPr>
+          <w:rFonts w:ascii="Inter" w:hAnsi="Inter"/>
+        </w:rPr>
+        <w:t xml:space="preserve">Our KCC. (n.d.). </w:t>
+      </w:r>
+      <w:r>
+        <w:rPr>
+          <w:rFonts w:ascii="Inter" w:hAnsi="Inter"/>
+          <w:i/>
+          <w:iCs/>
+        </w:rPr>
+        <w:t>The real marriage: Ephesians 5, Exodus 19-25, Genesis 1</w:t>
+      </w:r>
+      <w:r>
+        <w:rPr>
+          <w:rFonts w:ascii="Inter" w:hAnsi="Inter"/>
+        </w:rPr>
+        <w:t xml:space="preserve">. </w:t>
+      </w:r>
+      <w:hyperlink r:id="rId62" w:tgtFrame="_blank" w:history="1">
+        <w:r>
+          <w:rPr>
+            <w:rStyle w:val="Hyperlink"/>
+            <w:rFonts w:ascii="Inter" w:hAnsi="Inter"/>
+          </w:rPr>
+          <w:t>https://www.ourkcc.ca/sermons/the-real-marriage-ephesians-5-exodus-19-25-genesis-1/</w:t>
+        </w:r>
+      </w:hyperlink>
+    </w:p>
+    <w:p>
+      <w:pPr>
+        <w:numPr>
+          <w:ilvl w:val="0"/>
+          <w:numId w:val="6"/>
+        </w:numPr>
+        <w:rPr>
+          <w:rFonts w:ascii="Inter" w:hAnsi="Inter"/>
+        </w:rPr>
+      </w:pPr>
+      <w:proofErr w:type="spellStart"/>
+      <w:r>
+        <w:rPr>
+          <w:rFonts w:ascii="Inter" w:hAnsi="Inter"/>
+        </w:rPr>
+        <w:t>Phaneroo</w:t>
+      </w:r>
+      <w:proofErr w:type="spellEnd"/>
+      <w:r>
+        <w:rPr>
+          <w:rFonts w:ascii="Inter" w:hAnsi="Inter"/>
+        </w:rPr>
+        <w:t xml:space="preserve"> Kampala. (n.d.). </w:t>
+      </w:r>
+      <w:proofErr w:type="spellStart"/>
+      <w:r>
+        <w:rPr>
+          <w:rFonts w:ascii="Inter" w:hAnsi="Inter"/>
+          <w:i/>
+          <w:iCs/>
+        </w:rPr>
+        <w:t>Phaneroo</w:t>
+      </w:r>
+      <w:proofErr w:type="spellEnd"/>
+      <w:r>
+        <w:rPr>
+          <w:rFonts w:ascii="Inter" w:hAnsi="Inter"/>
+          <w:i/>
+          <w:iCs/>
+        </w:rPr>
+        <w:t xml:space="preserve"> devotion</w:t>
+      </w:r>
+      <w:r>
+        <w:rPr>
+          <w:rFonts w:ascii="Inter" w:hAnsi="Inter"/>
+        </w:rPr>
+        <w:t xml:space="preserve">. Facebook. </w:t>
+      </w:r>
+      <w:hyperlink r:id="rId63" w:tgtFrame="_blank" w:history="1">
+        <w:r>
+          <w:rPr>
+            <w:rStyle w:val="Hyperlink"/>
+            <w:rFonts w:ascii="Inter" w:hAnsi="Inter"/>
+          </w:rPr>
+          <w:t>https://www.facebook.com/phanerookampala/posts/phaneroodevotion-wednesday-25th-june-2025apostle-grace-lubegatitle-family-series/1137017801794608/</w:t>
+        </w:r>
+      </w:hyperlink>
+    </w:p>
+    <w:p>
+      <w:pPr>
+        <w:numPr>
+          <w:ilvl w:val="0"/>
+          <w:numId w:val="6"/>
+        </w:numPr>
+        <w:rPr>
+          <w:rFonts w:ascii="Inter" w:hAnsi="Inter"/>
+        </w:rPr>
+      </w:pPr>
+      <w:r>
+        <w:rPr>
+          <w:rFonts w:ascii="Inter" w:hAnsi="Inter"/>
+        </w:rPr>
+        <w:t xml:space="preserve">Queen of the Apostles Tomah. (n.d.). </w:t>
+      </w:r>
+      <w:r>
+        <w:rPr>
+          <w:rFonts w:ascii="Inter" w:hAnsi="Inter"/>
+          <w:i/>
+          <w:iCs/>
+        </w:rPr>
+        <w:t>Marriage</w:t>
+      </w:r>
+      <w:r>
+        <w:rPr>
+          <w:rFonts w:ascii="Inter" w:hAnsi="Inter"/>
+        </w:rPr>
+        <w:t xml:space="preserve">. </w:t>
+      </w:r>
+      <w:hyperlink r:id="rId64" w:tgtFrame="_blank" w:history="1">
+        <w:r>
+          <w:rPr>
+            <w:rStyle w:val="Hyperlink"/>
+            <w:rFonts w:ascii="Inter" w:hAnsi="Inter"/>
+          </w:rPr>
+          <w:t>https://www.queenoftheapostlestomah.com/marriage</w:t>
+        </w:r>
+      </w:hyperlink>
+    </w:p>
+    <w:p>
+      <w:pPr>
+        <w:numPr>
+          <w:ilvl w:val="0"/>
+          <w:numId w:val="6"/>
+        </w:numPr>
+        <w:rPr>
+          <w:rFonts w:ascii="Inter" w:hAnsi="Inter"/>
+        </w:rPr>
+      </w:pPr>
+      <w:r>
+        <w:rPr>
+          <w:rFonts w:ascii="Inter" w:hAnsi="Inter"/>
+        </w:rPr>
+        <w:t xml:space="preserve">Revival.tv. (2023). </w:t>
+      </w:r>
+      <w:r>
+        <w:rPr>
+          <w:rFonts w:ascii="Inter" w:hAnsi="Inter"/>
+          <w:i/>
+          <w:iCs/>
+        </w:rPr>
+        <w:t>Marriage and the Bible: The husband's role</w:t>
+      </w:r>
+      <w:r>
+        <w:rPr>
+          <w:rFonts w:ascii="Inter" w:hAnsi="Inter"/>
+        </w:rPr>
+        <w:t xml:space="preserve">. </w:t>
+      </w:r>
+      <w:hyperlink r:id="rId65" w:tgtFrame="_blank" w:history="1">
+        <w:r>
+          <w:rPr>
+            <w:rStyle w:val="Hyperlink"/>
+            <w:rFonts w:ascii="Inter" w:hAnsi="Inter"/>
+          </w:rPr>
+          <w:t>https://www.revival.tv/sermons/marriage-and-the-bible-2023/the-husbands-role-part-1-2023/</w:t>
+        </w:r>
+      </w:hyperlink>
+    </w:p>
+    <w:p>
+      <w:pPr>
+        <w:numPr>
+          <w:ilvl w:val="0"/>
+          <w:numId w:val="6"/>
+        </w:numPr>
+        <w:rPr>
+          <w:rFonts w:ascii="Inter" w:hAnsi="Inter"/>
+        </w:rPr>
+      </w:pPr>
+      <w:r>
+        <w:rPr>
+          <w:rFonts w:ascii="Inter" w:hAnsi="Inter"/>
+        </w:rPr>
+        <w:t xml:space="preserve">The Marriage. (n.d.). </w:t>
+      </w:r>
+      <w:r>
+        <w:rPr>
+          <w:rFonts w:ascii="Inter" w:hAnsi="Inter"/>
+          <w:i/>
+          <w:iCs/>
+        </w:rPr>
+        <w:t>Group post 2273895009607117</w:t>
+      </w:r>
+      <w:r>
+        <w:rPr>
+          <w:rFonts w:ascii="Inter" w:hAnsi="Inter"/>
+        </w:rPr>
+        <w:t xml:space="preserve">. Facebook. </w:t>
+      </w:r>
+      <w:hyperlink r:id="rId66" w:tgtFrame="_blank" w:history="1">
+        <w:r>
+          <w:rPr>
+            <w:rStyle w:val="Hyperlink"/>
+            <w:rFonts w:ascii="Inter" w:hAnsi="Inter"/>
+          </w:rPr>
+          <w:t>https://www.facebook.com/groups/themarriage/posts/2273895009607117/</w:t>
+        </w:r>
+      </w:hyperlink>
+    </w:p>
+    <w:p>
+      <w:pPr>
+        <w:numPr>
+          <w:ilvl w:val="0"/>
+          <w:numId w:val="6"/>
+        </w:numPr>
+        <w:rPr>
+          <w:rFonts w:ascii="Inter" w:hAnsi="Inter"/>
+        </w:rPr>
+      </w:pPr>
+      <w:r>
+        <w:rPr>
+          <w:rFonts w:ascii="Inter" w:hAnsi="Inter"/>
+        </w:rPr>
+        <w:t xml:space="preserve">The Path Church. (n.d.). </w:t>
+      </w:r>
+      <w:r>
+        <w:rPr>
+          <w:rFonts w:ascii="Inter" w:hAnsi="Inter"/>
+          <w:i/>
+          <w:iCs/>
+        </w:rPr>
+        <w:t>Bible verses about marriage</w:t>
+      </w:r>
+      <w:r>
+        <w:rPr>
+          <w:rFonts w:ascii="Inter" w:hAnsi="Inter"/>
+        </w:rPr>
+        <w:t xml:space="preserve">. </w:t>
+      </w:r>
+      <w:hyperlink r:id="rId67" w:tgtFrame="_blank" w:history="1">
+        <w:r>
+          <w:rPr>
+            <w:rStyle w:val="Hyperlink"/>
+            <w:rFonts w:ascii="Inter" w:hAnsi="Inter"/>
+          </w:rPr>
+          <w:t>https://www.thepath.church/post/bible-verses-about-marriage</w:t>
+        </w:r>
+      </w:hyperlink>
     </w:p>
     <w:p>
       <w:pPr>
@@ -1813,7 +4651,7 @@
                     </pic:cNvPicPr>
                   </pic:nvPicPr>
                   <pic:blipFill>
-                    <a:blip r:embed="rId7">
+                    <a:blip r:embed="rId68">
                       <a:extLst>
                         <a:ext uri="{28A0092B-C50C-407E-A947-70E740481C1C}">
                           <a14:useLocalDpi xmlns:a14="http://schemas.microsoft.com/office/drawing/2010/main" val="0"/>
@@ -1982,7 +4820,7 @@
           <w:rFonts w:ascii="Inter" w:hAnsi="Inter"/>
         </w:rPr>
       </w:pPr>
-      <w:hyperlink r:id="rId8" w:history="1">
+      <w:hyperlink r:id="rId69" w:history="1">
         <w:r>
           <w:rPr>
             <w:rStyle w:val="Hyperlink"/>
@@ -1993,10 +4831,10 @@
       </w:hyperlink>
     </w:p>
     <w:sectPr>
-      <w:footerReference w:type="even" r:id="rId9"/>
-      <w:footerReference w:type="default" r:id="rId10"/>
-      <w:headerReference w:type="first" r:id="rId11"/>
-      <w:footerReference w:type="first" r:id="rId12"/>
+      <w:footerReference w:type="even" r:id="rId70"/>
+      <w:footerReference w:type="default" r:id="rId71"/>
+      <w:headerReference w:type="first" r:id="rId72"/>
+      <w:footerReference w:type="first" r:id="rId73"/>
       <w:pgSz w:w="12240" w:h="15840"/>
       <w:pgMar w:top="1440" w:right="1440" w:bottom="1440" w:left="1440" w:header="720" w:footer="720" w:gutter="0"/>
       <w:cols w:space="720"/>
@@ -2157,9 +4995,9 @@
 <file path=word/numbering.xml><?xml version="1.0" encoding="utf-8"?>
 <w:numbering xmlns:wpc="http://schemas.microsoft.com/office/word/2010/wordprocessingCanvas" xmlns:cx="http://schemas.microsoft.com/office/drawing/2014/chartex" xmlns:cx1="http://schemas.microsoft.com/office/drawing/2015/9/8/chartex" xmlns:cx2="http://schemas.microsoft.com/office/drawing/2015/10/21/chartex" xmlns:cx3="http://schemas.microsoft.com/office/drawing/2016/5/9/chartex" xmlns:cx4="http://schemas.microsoft.com/office/drawing/2016/5/10/chartex" xmlns:cx5="http://schemas.microsoft.com/office/drawing/2016/5/11/chartex" xmlns:cx6="http://schemas.microsoft.com/office/drawing/2016/5/12/chartex" xmlns:cx7="http://schemas.microsoft.com/office/drawing/2016/5/13/chartex" xmlns:cx8="http://schemas.microsoft.com/office/drawing/2016/5/14/chartex" xmlns:mc="http://schemas.openxmlformats.org/markup-compatibility/2006" xmlns:aink="http://schemas.microsoft.com/office/drawing/2016/ink" xmlns:am3d="http://schemas.microsoft.com/office/drawing/2017/model3d" xmlns:o="urn:schemas-microsoft-com:office:office" xmlns:oel="http://schemas.microsoft.com/office/2019/extlst" xmlns:r="http://schemas.openxmlformats.org/officeDocument/2006/relationships" xmlns:m="http://schemas.openxmlformats.org/officeDocument/2006/math" xmlns:v="urn:schemas-microsoft-com:vml" xmlns:wp14="http://schemas.microsoft.com/office/word/2010/wordprocessingDrawing" xmlns:wp="http://schemas.openxmlformats.org/drawingml/2006/wordprocessingDrawing" xmlns:w10="urn:schemas-microsoft-com:office:word" xmlns:w="http://schemas.openxmlformats.org/wordprocessingml/2006/main" xmlns:w14="http://schemas.microsoft.com/office/word/2010/wordml" xmlns:w15="http://schemas.microsoft.com/office/word/2012/wordml" xmlns:w16cex="http://schemas.microsoft.com/office/word/2018/wordml/cex" xmlns:w16cid="http://schemas.microsoft.com/office/word/2016/wordml/cid" xmlns:w16="http://schemas.microsoft.com/office/word/2018/wordml" xmlns:w16du="http://schemas.microsoft.com/office/word/2023/wordml/word16du" xmlns:w16sdtdh="http://schemas.microsoft.com/office/word/2020/wordml/sdtdatahash" xmlns:w16sdtfl="http://schemas.microsoft.com/office/word/2024/wordml/sdtformatlock" xmlns:w16se="http://schemas.microsoft.com/office/word/2015/wordml/symex" xmlns:wpg="http://schemas.microsoft.com/office/word/2010/wordprocessingGroup" xmlns:wpi="http://schemas.microsoft.com/office/word/2010/wordprocessingInk" xmlns:wne="http://schemas.microsoft.com/office/word/2006/wordml" xmlns:wps="http://schemas.microsoft.com/office/word/2010/wordprocessingShape" mc:Ignorable="w14 w15 w16se w16cid w16 w16cex w16sdtdh w16sdtfl w16du wp14">
   <w:abstractNum w:abstractNumId="0" w15:restartNumberingAfterBreak="0">
-    <w:nsid w:val="74B04A5E"/>
+    <w:nsid w:val="0A6864AF"/>
     <w:multiLevelType w:val="multilevel"/>
-    <w:tmpl w:val="7C3EBCE6"/>
+    <w:tmpl w:val="AED81DB6"/>
     <w:lvl w:ilvl="0">
       <w:start w:val="1"/>
       <w:numFmt w:val="bullet"/>
@@ -2305,7 +5143,767 @@
       </w:rPr>
     </w:lvl>
   </w:abstractNum>
+  <w:abstractNum w:abstractNumId="1" w15:restartNumberingAfterBreak="0">
+    <w:nsid w:val="1FE8442E"/>
+    <w:multiLevelType w:val="multilevel"/>
+    <w:tmpl w:val="CCEC0C76"/>
+    <w:lvl w:ilvl="0">
+      <w:start w:val="1"/>
+      <w:numFmt w:val="bullet"/>
+      <w:lvlText w:val=""/>
+      <w:lvlJc w:val="left"/>
+      <w:pPr>
+        <w:tabs>
+          <w:tab w:val="num" w:pos="720"/>
+        </w:tabs>
+        <w:ind w:left="720" w:hanging="360"/>
+      </w:pPr>
+      <w:rPr>
+        <w:rFonts w:ascii="Symbol" w:hAnsi="Symbol" w:hint="default"/>
+        <w:sz w:val="20"/>
+      </w:rPr>
+    </w:lvl>
+    <w:lvl w:ilvl="1" w:tentative="1">
+      <w:start w:val="1"/>
+      <w:numFmt w:val="bullet"/>
+      <w:lvlText w:val="o"/>
+      <w:lvlJc w:val="left"/>
+      <w:pPr>
+        <w:tabs>
+          <w:tab w:val="num" w:pos="1440"/>
+        </w:tabs>
+        <w:ind w:left="1440" w:hanging="360"/>
+      </w:pPr>
+      <w:rPr>
+        <w:rFonts w:ascii="Courier New" w:hAnsi="Courier New" w:hint="default"/>
+        <w:sz w:val="20"/>
+      </w:rPr>
+    </w:lvl>
+    <w:lvl w:ilvl="2" w:tentative="1">
+      <w:start w:val="1"/>
+      <w:numFmt w:val="bullet"/>
+      <w:lvlText w:val=""/>
+      <w:lvlJc w:val="left"/>
+      <w:pPr>
+        <w:tabs>
+          <w:tab w:val="num" w:pos="2160"/>
+        </w:tabs>
+        <w:ind w:left="2160" w:hanging="360"/>
+      </w:pPr>
+      <w:rPr>
+        <w:rFonts w:ascii="Wingdings" w:hAnsi="Wingdings" w:hint="default"/>
+        <w:sz w:val="20"/>
+      </w:rPr>
+    </w:lvl>
+    <w:lvl w:ilvl="3" w:tentative="1">
+      <w:start w:val="1"/>
+      <w:numFmt w:val="bullet"/>
+      <w:lvlText w:val=""/>
+      <w:lvlJc w:val="left"/>
+      <w:pPr>
+        <w:tabs>
+          <w:tab w:val="num" w:pos="2880"/>
+        </w:tabs>
+        <w:ind w:left="2880" w:hanging="360"/>
+      </w:pPr>
+      <w:rPr>
+        <w:rFonts w:ascii="Wingdings" w:hAnsi="Wingdings" w:hint="default"/>
+        <w:sz w:val="20"/>
+      </w:rPr>
+    </w:lvl>
+    <w:lvl w:ilvl="4" w:tentative="1">
+      <w:start w:val="1"/>
+      <w:numFmt w:val="bullet"/>
+      <w:lvlText w:val=""/>
+      <w:lvlJc w:val="left"/>
+      <w:pPr>
+        <w:tabs>
+          <w:tab w:val="num" w:pos="3600"/>
+        </w:tabs>
+        <w:ind w:left="3600" w:hanging="360"/>
+      </w:pPr>
+      <w:rPr>
+        <w:rFonts w:ascii="Wingdings" w:hAnsi="Wingdings" w:hint="default"/>
+        <w:sz w:val="20"/>
+      </w:rPr>
+    </w:lvl>
+    <w:lvl w:ilvl="5" w:tentative="1">
+      <w:start w:val="1"/>
+      <w:numFmt w:val="bullet"/>
+      <w:lvlText w:val=""/>
+      <w:lvlJc w:val="left"/>
+      <w:pPr>
+        <w:tabs>
+          <w:tab w:val="num" w:pos="4320"/>
+        </w:tabs>
+        <w:ind w:left="4320" w:hanging="360"/>
+      </w:pPr>
+      <w:rPr>
+        <w:rFonts w:ascii="Wingdings" w:hAnsi="Wingdings" w:hint="default"/>
+        <w:sz w:val="20"/>
+      </w:rPr>
+    </w:lvl>
+    <w:lvl w:ilvl="6" w:tentative="1">
+      <w:start w:val="1"/>
+      <w:numFmt w:val="bullet"/>
+      <w:lvlText w:val=""/>
+      <w:lvlJc w:val="left"/>
+      <w:pPr>
+        <w:tabs>
+          <w:tab w:val="num" w:pos="5040"/>
+        </w:tabs>
+        <w:ind w:left="5040" w:hanging="360"/>
+      </w:pPr>
+      <w:rPr>
+        <w:rFonts w:ascii="Wingdings" w:hAnsi="Wingdings" w:hint="default"/>
+        <w:sz w:val="20"/>
+      </w:rPr>
+    </w:lvl>
+    <w:lvl w:ilvl="7" w:tentative="1">
+      <w:start w:val="1"/>
+      <w:numFmt w:val="bullet"/>
+      <w:lvlText w:val=""/>
+      <w:lvlJc w:val="left"/>
+      <w:pPr>
+        <w:tabs>
+          <w:tab w:val="num" w:pos="5760"/>
+        </w:tabs>
+        <w:ind w:left="5760" w:hanging="360"/>
+      </w:pPr>
+      <w:rPr>
+        <w:rFonts w:ascii="Wingdings" w:hAnsi="Wingdings" w:hint="default"/>
+        <w:sz w:val="20"/>
+      </w:rPr>
+    </w:lvl>
+    <w:lvl w:ilvl="8" w:tentative="1">
+      <w:start w:val="1"/>
+      <w:numFmt w:val="bullet"/>
+      <w:lvlText w:val=""/>
+      <w:lvlJc w:val="left"/>
+      <w:pPr>
+        <w:tabs>
+          <w:tab w:val="num" w:pos="6480"/>
+        </w:tabs>
+        <w:ind w:left="6480" w:hanging="360"/>
+      </w:pPr>
+      <w:rPr>
+        <w:rFonts w:ascii="Wingdings" w:hAnsi="Wingdings" w:hint="default"/>
+        <w:sz w:val="20"/>
+      </w:rPr>
+    </w:lvl>
+  </w:abstractNum>
+  <w:abstractNum w:abstractNumId="2" w15:restartNumberingAfterBreak="0">
+    <w:nsid w:val="2CAE4E7B"/>
+    <w:multiLevelType w:val="multilevel"/>
+    <w:tmpl w:val="F2BCA514"/>
+    <w:lvl w:ilvl="0">
+      <w:start w:val="1"/>
+      <w:numFmt w:val="bullet"/>
+      <w:lvlText w:val=""/>
+      <w:lvlJc w:val="left"/>
+      <w:pPr>
+        <w:tabs>
+          <w:tab w:val="num" w:pos="720"/>
+        </w:tabs>
+        <w:ind w:left="720" w:hanging="360"/>
+      </w:pPr>
+      <w:rPr>
+        <w:rFonts w:ascii="Symbol" w:hAnsi="Symbol" w:hint="default"/>
+        <w:sz w:val="20"/>
+      </w:rPr>
+    </w:lvl>
+    <w:lvl w:ilvl="1" w:tentative="1">
+      <w:start w:val="1"/>
+      <w:numFmt w:val="bullet"/>
+      <w:lvlText w:val="o"/>
+      <w:lvlJc w:val="left"/>
+      <w:pPr>
+        <w:tabs>
+          <w:tab w:val="num" w:pos="1440"/>
+        </w:tabs>
+        <w:ind w:left="1440" w:hanging="360"/>
+      </w:pPr>
+      <w:rPr>
+        <w:rFonts w:ascii="Courier New" w:hAnsi="Courier New" w:hint="default"/>
+        <w:sz w:val="20"/>
+      </w:rPr>
+    </w:lvl>
+    <w:lvl w:ilvl="2" w:tentative="1">
+      <w:start w:val="1"/>
+      <w:numFmt w:val="bullet"/>
+      <w:lvlText w:val=""/>
+      <w:lvlJc w:val="left"/>
+      <w:pPr>
+        <w:tabs>
+          <w:tab w:val="num" w:pos="2160"/>
+        </w:tabs>
+        <w:ind w:left="2160" w:hanging="360"/>
+      </w:pPr>
+      <w:rPr>
+        <w:rFonts w:ascii="Wingdings" w:hAnsi="Wingdings" w:hint="default"/>
+        <w:sz w:val="20"/>
+      </w:rPr>
+    </w:lvl>
+    <w:lvl w:ilvl="3" w:tentative="1">
+      <w:start w:val="1"/>
+      <w:numFmt w:val="bullet"/>
+      <w:lvlText w:val=""/>
+      <w:lvlJc w:val="left"/>
+      <w:pPr>
+        <w:tabs>
+          <w:tab w:val="num" w:pos="2880"/>
+        </w:tabs>
+        <w:ind w:left="2880" w:hanging="360"/>
+      </w:pPr>
+      <w:rPr>
+        <w:rFonts w:ascii="Wingdings" w:hAnsi="Wingdings" w:hint="default"/>
+        <w:sz w:val="20"/>
+      </w:rPr>
+    </w:lvl>
+    <w:lvl w:ilvl="4" w:tentative="1">
+      <w:start w:val="1"/>
+      <w:numFmt w:val="bullet"/>
+      <w:lvlText w:val=""/>
+      <w:lvlJc w:val="left"/>
+      <w:pPr>
+        <w:tabs>
+          <w:tab w:val="num" w:pos="3600"/>
+        </w:tabs>
+        <w:ind w:left="3600" w:hanging="360"/>
+      </w:pPr>
+      <w:rPr>
+        <w:rFonts w:ascii="Wingdings" w:hAnsi="Wingdings" w:hint="default"/>
+        <w:sz w:val="20"/>
+      </w:rPr>
+    </w:lvl>
+    <w:lvl w:ilvl="5" w:tentative="1">
+      <w:start w:val="1"/>
+      <w:numFmt w:val="bullet"/>
+      <w:lvlText w:val=""/>
+      <w:lvlJc w:val="left"/>
+      <w:pPr>
+        <w:tabs>
+          <w:tab w:val="num" w:pos="4320"/>
+        </w:tabs>
+        <w:ind w:left="4320" w:hanging="360"/>
+      </w:pPr>
+      <w:rPr>
+        <w:rFonts w:ascii="Wingdings" w:hAnsi="Wingdings" w:hint="default"/>
+        <w:sz w:val="20"/>
+      </w:rPr>
+    </w:lvl>
+    <w:lvl w:ilvl="6" w:tentative="1">
+      <w:start w:val="1"/>
+      <w:numFmt w:val="bullet"/>
+      <w:lvlText w:val=""/>
+      <w:lvlJc w:val="left"/>
+      <w:pPr>
+        <w:tabs>
+          <w:tab w:val="num" w:pos="5040"/>
+        </w:tabs>
+        <w:ind w:left="5040" w:hanging="360"/>
+      </w:pPr>
+      <w:rPr>
+        <w:rFonts w:ascii="Wingdings" w:hAnsi="Wingdings" w:hint="default"/>
+        <w:sz w:val="20"/>
+      </w:rPr>
+    </w:lvl>
+    <w:lvl w:ilvl="7" w:tentative="1">
+      <w:start w:val="1"/>
+      <w:numFmt w:val="bullet"/>
+      <w:lvlText w:val=""/>
+      <w:lvlJc w:val="left"/>
+      <w:pPr>
+        <w:tabs>
+          <w:tab w:val="num" w:pos="5760"/>
+        </w:tabs>
+        <w:ind w:left="5760" w:hanging="360"/>
+      </w:pPr>
+      <w:rPr>
+        <w:rFonts w:ascii="Wingdings" w:hAnsi="Wingdings" w:hint="default"/>
+        <w:sz w:val="20"/>
+      </w:rPr>
+    </w:lvl>
+    <w:lvl w:ilvl="8" w:tentative="1">
+      <w:start w:val="1"/>
+      <w:numFmt w:val="bullet"/>
+      <w:lvlText w:val=""/>
+      <w:lvlJc w:val="left"/>
+      <w:pPr>
+        <w:tabs>
+          <w:tab w:val="num" w:pos="6480"/>
+        </w:tabs>
+        <w:ind w:left="6480" w:hanging="360"/>
+      </w:pPr>
+      <w:rPr>
+        <w:rFonts w:ascii="Wingdings" w:hAnsi="Wingdings" w:hint="default"/>
+        <w:sz w:val="20"/>
+      </w:rPr>
+    </w:lvl>
+  </w:abstractNum>
+  <w:abstractNum w:abstractNumId="3" w15:restartNumberingAfterBreak="0">
+    <w:nsid w:val="5D6529E0"/>
+    <w:multiLevelType w:val="multilevel"/>
+    <w:tmpl w:val="65D06952"/>
+    <w:lvl w:ilvl="0">
+      <w:start w:val="1"/>
+      <w:numFmt w:val="bullet"/>
+      <w:lvlText w:val=""/>
+      <w:lvlJc w:val="left"/>
+      <w:pPr>
+        <w:tabs>
+          <w:tab w:val="num" w:pos="720"/>
+        </w:tabs>
+        <w:ind w:left="720" w:hanging="360"/>
+      </w:pPr>
+      <w:rPr>
+        <w:rFonts w:ascii="Symbol" w:hAnsi="Symbol" w:hint="default"/>
+        <w:sz w:val="20"/>
+      </w:rPr>
+    </w:lvl>
+    <w:lvl w:ilvl="1" w:tentative="1">
+      <w:start w:val="1"/>
+      <w:numFmt w:val="bullet"/>
+      <w:lvlText w:val="o"/>
+      <w:lvlJc w:val="left"/>
+      <w:pPr>
+        <w:tabs>
+          <w:tab w:val="num" w:pos="1440"/>
+        </w:tabs>
+        <w:ind w:left="1440" w:hanging="360"/>
+      </w:pPr>
+      <w:rPr>
+        <w:rFonts w:ascii="Courier New" w:hAnsi="Courier New" w:hint="default"/>
+        <w:sz w:val="20"/>
+      </w:rPr>
+    </w:lvl>
+    <w:lvl w:ilvl="2" w:tentative="1">
+      <w:start w:val="1"/>
+      <w:numFmt w:val="bullet"/>
+      <w:lvlText w:val=""/>
+      <w:lvlJc w:val="left"/>
+      <w:pPr>
+        <w:tabs>
+          <w:tab w:val="num" w:pos="2160"/>
+        </w:tabs>
+        <w:ind w:left="2160" w:hanging="360"/>
+      </w:pPr>
+      <w:rPr>
+        <w:rFonts w:ascii="Wingdings" w:hAnsi="Wingdings" w:hint="default"/>
+        <w:sz w:val="20"/>
+      </w:rPr>
+    </w:lvl>
+    <w:lvl w:ilvl="3" w:tentative="1">
+      <w:start w:val="1"/>
+      <w:numFmt w:val="bullet"/>
+      <w:lvlText w:val=""/>
+      <w:lvlJc w:val="left"/>
+      <w:pPr>
+        <w:tabs>
+          <w:tab w:val="num" w:pos="2880"/>
+        </w:tabs>
+        <w:ind w:left="2880" w:hanging="360"/>
+      </w:pPr>
+      <w:rPr>
+        <w:rFonts w:ascii="Wingdings" w:hAnsi="Wingdings" w:hint="default"/>
+        <w:sz w:val="20"/>
+      </w:rPr>
+    </w:lvl>
+    <w:lvl w:ilvl="4" w:tentative="1">
+      <w:start w:val="1"/>
+      <w:numFmt w:val="bullet"/>
+      <w:lvlText w:val=""/>
+      <w:lvlJc w:val="left"/>
+      <w:pPr>
+        <w:tabs>
+          <w:tab w:val="num" w:pos="3600"/>
+        </w:tabs>
+        <w:ind w:left="3600" w:hanging="360"/>
+      </w:pPr>
+      <w:rPr>
+        <w:rFonts w:ascii="Wingdings" w:hAnsi="Wingdings" w:hint="default"/>
+        <w:sz w:val="20"/>
+      </w:rPr>
+    </w:lvl>
+    <w:lvl w:ilvl="5" w:tentative="1">
+      <w:start w:val="1"/>
+      <w:numFmt w:val="bullet"/>
+      <w:lvlText w:val=""/>
+      <w:lvlJc w:val="left"/>
+      <w:pPr>
+        <w:tabs>
+          <w:tab w:val="num" w:pos="4320"/>
+        </w:tabs>
+        <w:ind w:left="4320" w:hanging="360"/>
+      </w:pPr>
+      <w:rPr>
+        <w:rFonts w:ascii="Wingdings" w:hAnsi="Wingdings" w:hint="default"/>
+        <w:sz w:val="20"/>
+      </w:rPr>
+    </w:lvl>
+    <w:lvl w:ilvl="6" w:tentative="1">
+      <w:start w:val="1"/>
+      <w:numFmt w:val="bullet"/>
+      <w:lvlText w:val=""/>
+      <w:lvlJc w:val="left"/>
+      <w:pPr>
+        <w:tabs>
+          <w:tab w:val="num" w:pos="5040"/>
+        </w:tabs>
+        <w:ind w:left="5040" w:hanging="360"/>
+      </w:pPr>
+      <w:rPr>
+        <w:rFonts w:ascii="Wingdings" w:hAnsi="Wingdings" w:hint="default"/>
+        <w:sz w:val="20"/>
+      </w:rPr>
+    </w:lvl>
+    <w:lvl w:ilvl="7" w:tentative="1">
+      <w:start w:val="1"/>
+      <w:numFmt w:val="bullet"/>
+      <w:lvlText w:val=""/>
+      <w:lvlJc w:val="left"/>
+      <w:pPr>
+        <w:tabs>
+          <w:tab w:val="num" w:pos="5760"/>
+        </w:tabs>
+        <w:ind w:left="5760" w:hanging="360"/>
+      </w:pPr>
+      <w:rPr>
+        <w:rFonts w:ascii="Wingdings" w:hAnsi="Wingdings" w:hint="default"/>
+        <w:sz w:val="20"/>
+      </w:rPr>
+    </w:lvl>
+    <w:lvl w:ilvl="8" w:tentative="1">
+      <w:start w:val="1"/>
+      <w:numFmt w:val="bullet"/>
+      <w:lvlText w:val=""/>
+      <w:lvlJc w:val="left"/>
+      <w:pPr>
+        <w:tabs>
+          <w:tab w:val="num" w:pos="6480"/>
+        </w:tabs>
+        <w:ind w:left="6480" w:hanging="360"/>
+      </w:pPr>
+      <w:rPr>
+        <w:rFonts w:ascii="Wingdings" w:hAnsi="Wingdings" w:hint="default"/>
+        <w:sz w:val="20"/>
+      </w:rPr>
+    </w:lvl>
+  </w:abstractNum>
+  <w:abstractNum w:abstractNumId="4" w15:restartNumberingAfterBreak="0">
+    <w:nsid w:val="74B04A5E"/>
+    <w:multiLevelType w:val="multilevel"/>
+    <w:tmpl w:val="7C3EBCE6"/>
+    <w:lvl w:ilvl="0">
+      <w:start w:val="1"/>
+      <w:numFmt w:val="bullet"/>
+      <w:lvlText w:val=""/>
+      <w:lvlJc w:val="left"/>
+      <w:pPr>
+        <w:tabs>
+          <w:tab w:val="num" w:pos="720"/>
+        </w:tabs>
+        <w:ind w:left="720" w:hanging="360"/>
+      </w:pPr>
+      <w:rPr>
+        <w:rFonts w:ascii="Symbol" w:hAnsi="Symbol" w:hint="default"/>
+        <w:sz w:val="20"/>
+      </w:rPr>
+    </w:lvl>
+    <w:lvl w:ilvl="1" w:tentative="1">
+      <w:start w:val="1"/>
+      <w:numFmt w:val="bullet"/>
+      <w:lvlText w:val="o"/>
+      <w:lvlJc w:val="left"/>
+      <w:pPr>
+        <w:tabs>
+          <w:tab w:val="num" w:pos="1440"/>
+        </w:tabs>
+        <w:ind w:left="1440" w:hanging="360"/>
+      </w:pPr>
+      <w:rPr>
+        <w:rFonts w:ascii="Courier New" w:hAnsi="Courier New" w:hint="default"/>
+        <w:sz w:val="20"/>
+      </w:rPr>
+    </w:lvl>
+    <w:lvl w:ilvl="2" w:tentative="1">
+      <w:start w:val="1"/>
+      <w:numFmt w:val="bullet"/>
+      <w:lvlText w:val=""/>
+      <w:lvlJc w:val="left"/>
+      <w:pPr>
+        <w:tabs>
+          <w:tab w:val="num" w:pos="2160"/>
+        </w:tabs>
+        <w:ind w:left="2160" w:hanging="360"/>
+      </w:pPr>
+      <w:rPr>
+        <w:rFonts w:ascii="Wingdings" w:hAnsi="Wingdings" w:hint="default"/>
+        <w:sz w:val="20"/>
+      </w:rPr>
+    </w:lvl>
+    <w:lvl w:ilvl="3" w:tentative="1">
+      <w:start w:val="1"/>
+      <w:numFmt w:val="bullet"/>
+      <w:lvlText w:val=""/>
+      <w:lvlJc w:val="left"/>
+      <w:pPr>
+        <w:tabs>
+          <w:tab w:val="num" w:pos="2880"/>
+        </w:tabs>
+        <w:ind w:left="2880" w:hanging="360"/>
+      </w:pPr>
+      <w:rPr>
+        <w:rFonts w:ascii="Wingdings" w:hAnsi="Wingdings" w:hint="default"/>
+        <w:sz w:val="20"/>
+      </w:rPr>
+    </w:lvl>
+    <w:lvl w:ilvl="4" w:tentative="1">
+      <w:start w:val="1"/>
+      <w:numFmt w:val="bullet"/>
+      <w:lvlText w:val=""/>
+      <w:lvlJc w:val="left"/>
+      <w:pPr>
+        <w:tabs>
+          <w:tab w:val="num" w:pos="3600"/>
+        </w:tabs>
+        <w:ind w:left="3600" w:hanging="360"/>
+      </w:pPr>
+      <w:rPr>
+        <w:rFonts w:ascii="Wingdings" w:hAnsi="Wingdings" w:hint="default"/>
+        <w:sz w:val="20"/>
+      </w:rPr>
+    </w:lvl>
+    <w:lvl w:ilvl="5" w:tentative="1">
+      <w:start w:val="1"/>
+      <w:numFmt w:val="bullet"/>
+      <w:lvlText w:val=""/>
+      <w:lvlJc w:val="left"/>
+      <w:pPr>
+        <w:tabs>
+          <w:tab w:val="num" w:pos="4320"/>
+        </w:tabs>
+        <w:ind w:left="4320" w:hanging="360"/>
+      </w:pPr>
+      <w:rPr>
+        <w:rFonts w:ascii="Wingdings" w:hAnsi="Wingdings" w:hint="default"/>
+        <w:sz w:val="20"/>
+      </w:rPr>
+    </w:lvl>
+    <w:lvl w:ilvl="6" w:tentative="1">
+      <w:start w:val="1"/>
+      <w:numFmt w:val="bullet"/>
+      <w:lvlText w:val=""/>
+      <w:lvlJc w:val="left"/>
+      <w:pPr>
+        <w:tabs>
+          <w:tab w:val="num" w:pos="5040"/>
+        </w:tabs>
+        <w:ind w:left="5040" w:hanging="360"/>
+      </w:pPr>
+      <w:rPr>
+        <w:rFonts w:ascii="Wingdings" w:hAnsi="Wingdings" w:hint="default"/>
+        <w:sz w:val="20"/>
+      </w:rPr>
+    </w:lvl>
+    <w:lvl w:ilvl="7" w:tentative="1">
+      <w:start w:val="1"/>
+      <w:numFmt w:val="bullet"/>
+      <w:lvlText w:val=""/>
+      <w:lvlJc w:val="left"/>
+      <w:pPr>
+        <w:tabs>
+          <w:tab w:val="num" w:pos="5760"/>
+        </w:tabs>
+        <w:ind w:left="5760" w:hanging="360"/>
+      </w:pPr>
+      <w:rPr>
+        <w:rFonts w:ascii="Wingdings" w:hAnsi="Wingdings" w:hint="default"/>
+        <w:sz w:val="20"/>
+      </w:rPr>
+    </w:lvl>
+    <w:lvl w:ilvl="8" w:tentative="1">
+      <w:start w:val="1"/>
+      <w:numFmt w:val="bullet"/>
+      <w:lvlText w:val=""/>
+      <w:lvlJc w:val="left"/>
+      <w:pPr>
+        <w:tabs>
+          <w:tab w:val="num" w:pos="6480"/>
+        </w:tabs>
+        <w:ind w:left="6480" w:hanging="360"/>
+      </w:pPr>
+      <w:rPr>
+        <w:rFonts w:ascii="Wingdings" w:hAnsi="Wingdings" w:hint="default"/>
+        <w:sz w:val="20"/>
+      </w:rPr>
+    </w:lvl>
+  </w:abstractNum>
+  <w:abstractNum w:abstractNumId="5" w15:restartNumberingAfterBreak="0">
+    <w:nsid w:val="7B72191B"/>
+    <w:multiLevelType w:val="multilevel"/>
+    <w:tmpl w:val="8E8C220E"/>
+    <w:lvl w:ilvl="0">
+      <w:start w:val="1"/>
+      <w:numFmt w:val="bullet"/>
+      <w:lvlText w:val=""/>
+      <w:lvlJc w:val="left"/>
+      <w:pPr>
+        <w:tabs>
+          <w:tab w:val="num" w:pos="720"/>
+        </w:tabs>
+        <w:ind w:left="720" w:hanging="360"/>
+      </w:pPr>
+      <w:rPr>
+        <w:rFonts w:ascii="Symbol" w:hAnsi="Symbol" w:hint="default"/>
+        <w:sz w:val="20"/>
+      </w:rPr>
+    </w:lvl>
+    <w:lvl w:ilvl="1" w:tentative="1">
+      <w:start w:val="1"/>
+      <w:numFmt w:val="bullet"/>
+      <w:lvlText w:val="o"/>
+      <w:lvlJc w:val="left"/>
+      <w:pPr>
+        <w:tabs>
+          <w:tab w:val="num" w:pos="1440"/>
+        </w:tabs>
+        <w:ind w:left="1440" w:hanging="360"/>
+      </w:pPr>
+      <w:rPr>
+        <w:rFonts w:ascii="Courier New" w:hAnsi="Courier New" w:hint="default"/>
+        <w:sz w:val="20"/>
+      </w:rPr>
+    </w:lvl>
+    <w:lvl w:ilvl="2" w:tentative="1">
+      <w:start w:val="1"/>
+      <w:numFmt w:val="bullet"/>
+      <w:lvlText w:val=""/>
+      <w:lvlJc w:val="left"/>
+      <w:pPr>
+        <w:tabs>
+          <w:tab w:val="num" w:pos="2160"/>
+        </w:tabs>
+        <w:ind w:left="2160" w:hanging="360"/>
+      </w:pPr>
+      <w:rPr>
+        <w:rFonts w:ascii="Wingdings" w:hAnsi="Wingdings" w:hint="default"/>
+        <w:sz w:val="20"/>
+      </w:rPr>
+    </w:lvl>
+    <w:lvl w:ilvl="3" w:tentative="1">
+      <w:start w:val="1"/>
+      <w:numFmt w:val="bullet"/>
+      <w:lvlText w:val=""/>
+      <w:lvlJc w:val="left"/>
+      <w:pPr>
+        <w:tabs>
+          <w:tab w:val="num" w:pos="2880"/>
+        </w:tabs>
+        <w:ind w:left="2880" w:hanging="360"/>
+      </w:pPr>
+      <w:rPr>
+        <w:rFonts w:ascii="Wingdings" w:hAnsi="Wingdings" w:hint="default"/>
+        <w:sz w:val="20"/>
+      </w:rPr>
+    </w:lvl>
+    <w:lvl w:ilvl="4" w:tentative="1">
+      <w:start w:val="1"/>
+      <w:numFmt w:val="bullet"/>
+      <w:lvlText w:val=""/>
+      <w:lvlJc w:val="left"/>
+      <w:pPr>
+        <w:tabs>
+          <w:tab w:val="num" w:pos="3600"/>
+        </w:tabs>
+        <w:ind w:left="3600" w:hanging="360"/>
+      </w:pPr>
+      <w:rPr>
+        <w:rFonts w:ascii="Wingdings" w:hAnsi="Wingdings" w:hint="default"/>
+        <w:sz w:val="20"/>
+      </w:rPr>
+    </w:lvl>
+    <w:lvl w:ilvl="5" w:tentative="1">
+      <w:start w:val="1"/>
+      <w:numFmt w:val="bullet"/>
+      <w:lvlText w:val=""/>
+      <w:lvlJc w:val="left"/>
+      <w:pPr>
+        <w:tabs>
+          <w:tab w:val="num" w:pos="4320"/>
+        </w:tabs>
+        <w:ind w:left="4320" w:hanging="360"/>
+      </w:pPr>
+      <w:rPr>
+        <w:rFonts w:ascii="Wingdings" w:hAnsi="Wingdings" w:hint="default"/>
+        <w:sz w:val="20"/>
+      </w:rPr>
+    </w:lvl>
+    <w:lvl w:ilvl="6" w:tentative="1">
+      <w:start w:val="1"/>
+      <w:numFmt w:val="bullet"/>
+      <w:lvlText w:val=""/>
+      <w:lvlJc w:val="left"/>
+      <w:pPr>
+        <w:tabs>
+          <w:tab w:val="num" w:pos="5040"/>
+        </w:tabs>
+        <w:ind w:left="5040" w:hanging="360"/>
+      </w:pPr>
+      <w:rPr>
+        <w:rFonts w:ascii="Wingdings" w:hAnsi="Wingdings" w:hint="default"/>
+        <w:sz w:val="20"/>
+      </w:rPr>
+    </w:lvl>
+    <w:lvl w:ilvl="7" w:tentative="1">
+      <w:start w:val="1"/>
+      <w:numFmt w:val="bullet"/>
+      <w:lvlText w:val=""/>
+      <w:lvlJc w:val="left"/>
+      <w:pPr>
+        <w:tabs>
+          <w:tab w:val="num" w:pos="5760"/>
+        </w:tabs>
+        <w:ind w:left="5760" w:hanging="360"/>
+      </w:pPr>
+      <w:rPr>
+        <w:rFonts w:ascii="Wingdings" w:hAnsi="Wingdings" w:hint="default"/>
+        <w:sz w:val="20"/>
+      </w:rPr>
+    </w:lvl>
+    <w:lvl w:ilvl="8" w:tentative="1">
+      <w:start w:val="1"/>
+      <w:numFmt w:val="bullet"/>
+      <w:lvlText w:val=""/>
+      <w:lvlJc w:val="left"/>
+      <w:pPr>
+        <w:tabs>
+          <w:tab w:val="num" w:pos="6480"/>
+        </w:tabs>
+        <w:ind w:left="6480" w:hanging="360"/>
+      </w:pPr>
+      <w:rPr>
+        <w:rFonts w:ascii="Wingdings" w:hAnsi="Wingdings" w:hint="default"/>
+        <w:sz w:val="20"/>
+      </w:rPr>
+    </w:lvl>
+  </w:abstractNum>
   <w:num w:numId="1" w16cid:durableId="777143423">
+    <w:abstractNumId w:val="4"/>
+  </w:num>
+  <w:num w:numId="2" w16cid:durableId="1967200811">
+    <w:abstractNumId w:val="3"/>
+  </w:num>
+  <w:num w:numId="3" w16cid:durableId="922102916">
+    <w:abstractNumId w:val="1"/>
+  </w:num>
+  <w:num w:numId="4" w16cid:durableId="1551376510">
+    <w:abstractNumId w:val="5"/>
+  </w:num>
+  <w:num w:numId="5" w16cid:durableId="892428621">
+    <w:abstractNumId w:val="2"/>
+  </w:num>
+  <w:num w:numId="6" w16cid:durableId="570651389">
     <w:abstractNumId w:val="0"/>
   </w:num>
   <w:numIdMacAtCleanup w:val="1"/>
